--- a/KURIKULUM2026_REVISI/DOCX/009_LANGKAH2_CPL_FORMAL.docx
+++ b/KURIKULUM2026_REVISI/DOCX/009_LANGKAH2_CPL_FORMAL.docx
@@ -129,9 +129,9 @@
       <w:r>
         <w:rPr>
           <w:color w:val="C8D2E1"/>
-          <w:sz w:val="16"/>
+          <w:sz w:val="14"/>
         </w:rPr>
-        <w:t>_________________________________________________________________________________</w:t>
+        <w:t>———————————————————————————————————————————————————————————————————————————</w:t>
       </w:r>
     </w:p>
     <w:p>
@@ -165,11 +165,11 @@
         </w:tblBorders>
       </w:tblPr>
       <w:tblGrid>
-        <w:gridCol w:w="1806"/>
-        <w:gridCol w:w="1806"/>
-        <w:gridCol w:w="1806"/>
-        <w:gridCol w:w="1806"/>
-        <w:gridCol w:w="1806"/>
+        <w:gridCol w:w="1921"/>
+        <w:gridCol w:w="1921"/>
+        <w:gridCol w:w="1921"/>
+        <w:gridCol w:w="1921"/>
+        <w:gridCol w:w="1921"/>
       </w:tblGrid>
       <w:tr>
         <w:trPr>
@@ -179,7 +179,7 @@
         </w:trPr>
         <w:tc>
           <w:tcPr>
-            <w:tcW w:type="dxa" w:w="1806"/>
+            <w:tcW w:type="dxa" w:w="1921"/>
             <w:vAlign w:val="center"/>
             <w:shd w:fill="1F3864"/>
             <w:tcMar>
@@ -207,7 +207,7 @@
         </w:tc>
         <w:tc>
           <w:tcPr>
-            <w:tcW w:type="dxa" w:w="1806"/>
+            <w:tcW w:type="dxa" w:w="1921"/>
             <w:vAlign w:val="center"/>
             <w:shd w:fill="1F3864"/>
             <w:tcMar>
@@ -235,7 +235,7 @@
         </w:tc>
         <w:tc>
           <w:tcPr>
-            <w:tcW w:type="dxa" w:w="1806"/>
+            <w:tcW w:type="dxa" w:w="1921"/>
             <w:vAlign w:val="center"/>
             <w:shd w:fill="1F3864"/>
             <w:tcMar>
@@ -263,7 +263,7 @@
         </w:tc>
         <w:tc>
           <w:tcPr>
-            <w:tcW w:type="dxa" w:w="1806"/>
+            <w:tcW w:type="dxa" w:w="1921"/>
             <w:vAlign w:val="center"/>
             <w:shd w:fill="1F3864"/>
             <w:tcMar>
@@ -291,7 +291,7 @@
         </w:tc>
         <w:tc>
           <w:tcPr>
-            <w:tcW w:type="dxa" w:w="1806"/>
+            <w:tcW w:type="dxa" w:w="1921"/>
             <w:vAlign w:val="center"/>
             <w:shd w:fill="1F3864"/>
             <w:tcMar>
@@ -324,14 +324,14 @@
         </w:trPr>
         <w:tc>
           <w:tcPr>
-            <w:tcW w:type="dxa" w:w="1806"/>
+            <w:tcW w:type="dxa" w:w="1921"/>
             <w:vAlign w:val="center"/>
             <w:shd w:fill="FFFFFF"/>
             <w:tcMar>
-              <w:top w:w="80" w:type="dxa"/>
-              <w:bottom w:w="80" w:type="dxa"/>
-              <w:left w:w="100" w:type="dxa"/>
-              <w:right w:w="100" w:type="dxa"/>
+              <w:top w:w="70" w:type="dxa"/>
+              <w:bottom w:w="70" w:type="dxa"/>
+              <w:left w:w="90" w:type="dxa"/>
+              <w:right w:w="90" w:type="dxa"/>
             </w:tcMar>
           </w:tcPr>
           <w:p>
@@ -352,14 +352,14 @@
         </w:tc>
         <w:tc>
           <w:tcPr>
-            <w:tcW w:type="dxa" w:w="1806"/>
+            <w:tcW w:type="dxa" w:w="1921"/>
             <w:vAlign w:val="center"/>
             <w:shd w:fill="FFFFFF"/>
             <w:tcMar>
-              <w:top w:w="80" w:type="dxa"/>
-              <w:bottom w:w="80" w:type="dxa"/>
-              <w:left w:w="100" w:type="dxa"/>
-              <w:right w:w="100" w:type="dxa"/>
+              <w:top w:w="70" w:type="dxa"/>
+              <w:bottom w:w="70" w:type="dxa"/>
+              <w:left w:w="90" w:type="dxa"/>
+              <w:right w:w="90" w:type="dxa"/>
             </w:tcMar>
           </w:tcPr>
           <w:p>
@@ -379,14 +379,14 @@
         </w:tc>
         <w:tc>
           <w:tcPr>
-            <w:tcW w:type="dxa" w:w="1806"/>
+            <w:tcW w:type="dxa" w:w="1921"/>
             <w:vAlign w:val="center"/>
             <w:shd w:fill="FFFFFF"/>
             <w:tcMar>
-              <w:top w:w="80" w:type="dxa"/>
-              <w:bottom w:w="80" w:type="dxa"/>
-              <w:left w:w="100" w:type="dxa"/>
-              <w:right w:w="100" w:type="dxa"/>
+              <w:top w:w="70" w:type="dxa"/>
+              <w:bottom w:w="70" w:type="dxa"/>
+              <w:left w:w="90" w:type="dxa"/>
+              <w:right w:w="90" w:type="dxa"/>
             </w:tcMar>
           </w:tcPr>
           <w:p>
@@ -406,14 +406,14 @@
         </w:tc>
         <w:tc>
           <w:tcPr>
-            <w:tcW w:type="dxa" w:w="1806"/>
+            <w:tcW w:type="dxa" w:w="1921"/>
             <w:vAlign w:val="center"/>
             <w:shd w:fill="FFFFFF"/>
             <w:tcMar>
-              <w:top w:w="80" w:type="dxa"/>
-              <w:bottom w:w="80" w:type="dxa"/>
-              <w:left w:w="100" w:type="dxa"/>
-              <w:right w:w="100" w:type="dxa"/>
+              <w:top w:w="70" w:type="dxa"/>
+              <w:bottom w:w="70" w:type="dxa"/>
+              <w:left w:w="90" w:type="dxa"/>
+              <w:right w:w="90" w:type="dxa"/>
             </w:tcMar>
           </w:tcPr>
           <w:p>
@@ -433,14 +433,14 @@
         </w:tc>
         <w:tc>
           <w:tcPr>
-            <w:tcW w:type="dxa" w:w="1806"/>
+            <w:tcW w:type="dxa" w:w="1921"/>
             <w:vAlign w:val="center"/>
             <w:shd w:fill="FFFFFF"/>
             <w:tcMar>
-              <w:top w:w="80" w:type="dxa"/>
-              <w:bottom w:w="80" w:type="dxa"/>
-              <w:left w:w="100" w:type="dxa"/>
-              <w:right w:w="100" w:type="dxa"/>
+              <w:top w:w="70" w:type="dxa"/>
+              <w:bottom w:w="70" w:type="dxa"/>
+              <w:left w:w="90" w:type="dxa"/>
+              <w:right w:w="90" w:type="dxa"/>
             </w:tcMar>
           </w:tcPr>
           <w:p>
@@ -482,14 +482,14 @@
         </w:trPr>
         <w:tc>
           <w:tcPr>
-            <w:tcW w:type="dxa" w:w="1806"/>
+            <w:tcW w:type="dxa" w:w="1921"/>
             <w:vAlign w:val="center"/>
             <w:shd w:fill="F2F5F9"/>
             <w:tcMar>
-              <w:top w:w="80" w:type="dxa"/>
-              <w:bottom w:w="80" w:type="dxa"/>
-              <w:left w:w="100" w:type="dxa"/>
-              <w:right w:w="100" w:type="dxa"/>
+              <w:top w:w="70" w:type="dxa"/>
+              <w:bottom w:w="70" w:type="dxa"/>
+              <w:left w:w="90" w:type="dxa"/>
+              <w:right w:w="90" w:type="dxa"/>
             </w:tcMar>
           </w:tcPr>
           <w:p>
@@ -510,14 +510,14 @@
         </w:tc>
         <w:tc>
           <w:tcPr>
-            <w:tcW w:type="dxa" w:w="1806"/>
+            <w:tcW w:type="dxa" w:w="1921"/>
             <w:vAlign w:val="center"/>
             <w:shd w:fill="F2F5F9"/>
             <w:tcMar>
-              <w:top w:w="80" w:type="dxa"/>
-              <w:bottom w:w="80" w:type="dxa"/>
-              <w:left w:w="100" w:type="dxa"/>
-              <w:right w:w="100" w:type="dxa"/>
+              <w:top w:w="70" w:type="dxa"/>
+              <w:bottom w:w="70" w:type="dxa"/>
+              <w:left w:w="90" w:type="dxa"/>
+              <w:right w:w="90" w:type="dxa"/>
             </w:tcMar>
           </w:tcPr>
           <w:p>
@@ -537,14 +537,14 @@
         </w:tc>
         <w:tc>
           <w:tcPr>
-            <w:tcW w:type="dxa" w:w="1806"/>
+            <w:tcW w:type="dxa" w:w="1921"/>
             <w:vAlign w:val="center"/>
             <w:shd w:fill="F2F5F9"/>
             <w:tcMar>
-              <w:top w:w="80" w:type="dxa"/>
-              <w:bottom w:w="80" w:type="dxa"/>
-              <w:left w:w="100" w:type="dxa"/>
-              <w:right w:w="100" w:type="dxa"/>
+              <w:top w:w="70" w:type="dxa"/>
+              <w:bottom w:w="70" w:type="dxa"/>
+              <w:left w:w="90" w:type="dxa"/>
+              <w:right w:w="90" w:type="dxa"/>
             </w:tcMar>
           </w:tcPr>
           <w:p>
@@ -564,14 +564,14 @@
         </w:tc>
         <w:tc>
           <w:tcPr>
-            <w:tcW w:type="dxa" w:w="1806"/>
+            <w:tcW w:type="dxa" w:w="1921"/>
             <w:vAlign w:val="center"/>
             <w:shd w:fill="F2F5F9"/>
             <w:tcMar>
-              <w:top w:w="80" w:type="dxa"/>
-              <w:bottom w:w="80" w:type="dxa"/>
-              <w:left w:w="100" w:type="dxa"/>
-              <w:right w:w="100" w:type="dxa"/>
+              <w:top w:w="70" w:type="dxa"/>
+              <w:bottom w:w="70" w:type="dxa"/>
+              <w:left w:w="90" w:type="dxa"/>
+              <w:right w:w="90" w:type="dxa"/>
             </w:tcMar>
           </w:tcPr>
           <w:p>
@@ -591,14 +591,14 @@
         </w:tc>
         <w:tc>
           <w:tcPr>
-            <w:tcW w:type="dxa" w:w="1806"/>
+            <w:tcW w:type="dxa" w:w="1921"/>
             <w:vAlign w:val="center"/>
             <w:shd w:fill="F2F5F9"/>
             <w:tcMar>
-              <w:top w:w="80" w:type="dxa"/>
-              <w:bottom w:w="80" w:type="dxa"/>
-              <w:left w:w="100" w:type="dxa"/>
-              <w:right w:w="100" w:type="dxa"/>
+              <w:top w:w="70" w:type="dxa"/>
+              <w:bottom w:w="70" w:type="dxa"/>
+              <w:left w:w="90" w:type="dxa"/>
+              <w:right w:w="90" w:type="dxa"/>
             </w:tcMar>
           </w:tcPr>
           <w:p>
@@ -640,14 +640,14 @@
         </w:trPr>
         <w:tc>
           <w:tcPr>
-            <w:tcW w:type="dxa" w:w="1806"/>
+            <w:tcW w:type="dxa" w:w="1921"/>
             <w:vAlign w:val="center"/>
             <w:shd w:fill="FFFFFF"/>
             <w:tcMar>
-              <w:top w:w="80" w:type="dxa"/>
-              <w:bottom w:w="80" w:type="dxa"/>
-              <w:left w:w="100" w:type="dxa"/>
-              <w:right w:w="100" w:type="dxa"/>
+              <w:top w:w="70" w:type="dxa"/>
+              <w:bottom w:w="70" w:type="dxa"/>
+              <w:left w:w="90" w:type="dxa"/>
+              <w:right w:w="90" w:type="dxa"/>
             </w:tcMar>
           </w:tcPr>
           <w:p>
@@ -668,14 +668,14 @@
         </w:tc>
         <w:tc>
           <w:tcPr>
-            <w:tcW w:type="dxa" w:w="1806"/>
+            <w:tcW w:type="dxa" w:w="1921"/>
             <w:vAlign w:val="center"/>
             <w:shd w:fill="FFFFFF"/>
             <w:tcMar>
-              <w:top w:w="80" w:type="dxa"/>
-              <w:bottom w:w="80" w:type="dxa"/>
-              <w:left w:w="100" w:type="dxa"/>
-              <w:right w:w="100" w:type="dxa"/>
+              <w:top w:w="70" w:type="dxa"/>
+              <w:bottom w:w="70" w:type="dxa"/>
+              <w:left w:w="90" w:type="dxa"/>
+              <w:right w:w="90" w:type="dxa"/>
             </w:tcMar>
           </w:tcPr>
           <w:p>
@@ -695,14 +695,14 @@
         </w:tc>
         <w:tc>
           <w:tcPr>
-            <w:tcW w:type="dxa" w:w="1806"/>
+            <w:tcW w:type="dxa" w:w="1921"/>
             <w:vAlign w:val="center"/>
             <w:shd w:fill="FFFFFF"/>
             <w:tcMar>
-              <w:top w:w="80" w:type="dxa"/>
-              <w:bottom w:w="80" w:type="dxa"/>
-              <w:left w:w="100" w:type="dxa"/>
-              <w:right w:w="100" w:type="dxa"/>
+              <w:top w:w="70" w:type="dxa"/>
+              <w:bottom w:w="70" w:type="dxa"/>
+              <w:left w:w="90" w:type="dxa"/>
+              <w:right w:w="90" w:type="dxa"/>
             </w:tcMar>
           </w:tcPr>
           <w:p>
@@ -722,14 +722,14 @@
         </w:tc>
         <w:tc>
           <w:tcPr>
-            <w:tcW w:type="dxa" w:w="1806"/>
+            <w:tcW w:type="dxa" w:w="1921"/>
             <w:vAlign w:val="center"/>
             <w:shd w:fill="FFFFFF"/>
             <w:tcMar>
-              <w:top w:w="80" w:type="dxa"/>
-              <w:bottom w:w="80" w:type="dxa"/>
-              <w:left w:w="100" w:type="dxa"/>
-              <w:right w:w="100" w:type="dxa"/>
+              <w:top w:w="70" w:type="dxa"/>
+              <w:bottom w:w="70" w:type="dxa"/>
+              <w:left w:w="90" w:type="dxa"/>
+              <w:right w:w="90" w:type="dxa"/>
             </w:tcMar>
           </w:tcPr>
           <w:p>
@@ -749,14 +749,14 @@
         </w:tc>
         <w:tc>
           <w:tcPr>
-            <w:tcW w:type="dxa" w:w="1806"/>
+            <w:tcW w:type="dxa" w:w="1921"/>
             <w:vAlign w:val="center"/>
             <w:shd w:fill="FFFFFF"/>
             <w:tcMar>
-              <w:top w:w="80" w:type="dxa"/>
-              <w:bottom w:w="80" w:type="dxa"/>
-              <w:left w:w="100" w:type="dxa"/>
-              <w:right w:w="100" w:type="dxa"/>
+              <w:top w:w="70" w:type="dxa"/>
+              <w:bottom w:w="70" w:type="dxa"/>
+              <w:left w:w="90" w:type="dxa"/>
+              <w:right w:w="90" w:type="dxa"/>
             </w:tcMar>
           </w:tcPr>
           <w:p>
@@ -798,14 +798,14 @@
         </w:trPr>
         <w:tc>
           <w:tcPr>
-            <w:tcW w:type="dxa" w:w="1806"/>
+            <w:tcW w:type="dxa" w:w="1921"/>
             <w:vAlign w:val="center"/>
             <w:shd w:fill="F2F5F9"/>
             <w:tcMar>
-              <w:top w:w="80" w:type="dxa"/>
-              <w:bottom w:w="80" w:type="dxa"/>
-              <w:left w:w="100" w:type="dxa"/>
-              <w:right w:w="100" w:type="dxa"/>
+              <w:top w:w="70" w:type="dxa"/>
+              <w:bottom w:w="70" w:type="dxa"/>
+              <w:left w:w="90" w:type="dxa"/>
+              <w:right w:w="90" w:type="dxa"/>
             </w:tcMar>
           </w:tcPr>
           <w:p>
@@ -826,14 +826,14 @@
         </w:tc>
         <w:tc>
           <w:tcPr>
-            <w:tcW w:type="dxa" w:w="1806"/>
+            <w:tcW w:type="dxa" w:w="1921"/>
             <w:vAlign w:val="center"/>
             <w:shd w:fill="F2F5F9"/>
             <w:tcMar>
-              <w:top w:w="80" w:type="dxa"/>
-              <w:bottom w:w="80" w:type="dxa"/>
-              <w:left w:w="100" w:type="dxa"/>
-              <w:right w:w="100" w:type="dxa"/>
+              <w:top w:w="70" w:type="dxa"/>
+              <w:bottom w:w="70" w:type="dxa"/>
+              <w:left w:w="90" w:type="dxa"/>
+              <w:right w:w="90" w:type="dxa"/>
             </w:tcMar>
           </w:tcPr>
           <w:p>
@@ -853,14 +853,14 @@
         </w:tc>
         <w:tc>
           <w:tcPr>
-            <w:tcW w:type="dxa" w:w="1806"/>
+            <w:tcW w:type="dxa" w:w="1921"/>
             <w:vAlign w:val="center"/>
             <w:shd w:fill="F2F5F9"/>
             <w:tcMar>
-              <w:top w:w="80" w:type="dxa"/>
-              <w:bottom w:w="80" w:type="dxa"/>
-              <w:left w:w="100" w:type="dxa"/>
-              <w:right w:w="100" w:type="dxa"/>
+              <w:top w:w="70" w:type="dxa"/>
+              <w:bottom w:w="70" w:type="dxa"/>
+              <w:left w:w="90" w:type="dxa"/>
+              <w:right w:w="90" w:type="dxa"/>
             </w:tcMar>
           </w:tcPr>
           <w:p>
@@ -880,14 +880,14 @@
         </w:tc>
         <w:tc>
           <w:tcPr>
-            <w:tcW w:type="dxa" w:w="1806"/>
+            <w:tcW w:type="dxa" w:w="1921"/>
             <w:vAlign w:val="center"/>
             <w:shd w:fill="F2F5F9"/>
             <w:tcMar>
-              <w:top w:w="80" w:type="dxa"/>
-              <w:bottom w:w="80" w:type="dxa"/>
-              <w:left w:w="100" w:type="dxa"/>
-              <w:right w:w="100" w:type="dxa"/>
+              <w:top w:w="70" w:type="dxa"/>
+              <w:bottom w:w="70" w:type="dxa"/>
+              <w:left w:w="90" w:type="dxa"/>
+              <w:right w:w="90" w:type="dxa"/>
             </w:tcMar>
           </w:tcPr>
           <w:p>
@@ -907,14 +907,14 @@
         </w:tc>
         <w:tc>
           <w:tcPr>
-            <w:tcW w:type="dxa" w:w="1806"/>
+            <w:tcW w:type="dxa" w:w="1921"/>
             <w:vAlign w:val="center"/>
             <w:shd w:fill="F2F5F9"/>
             <w:tcMar>
-              <w:top w:w="80" w:type="dxa"/>
-              <w:bottom w:w="80" w:type="dxa"/>
-              <w:left w:w="100" w:type="dxa"/>
-              <w:right w:w="100" w:type="dxa"/>
+              <w:top w:w="70" w:type="dxa"/>
+              <w:bottom w:w="70" w:type="dxa"/>
+              <w:left w:w="90" w:type="dxa"/>
+              <w:right w:w="90" w:type="dxa"/>
             </w:tcMar>
           </w:tcPr>
           <w:p>
@@ -956,14 +956,14 @@
         </w:trPr>
         <w:tc>
           <w:tcPr>
-            <w:tcW w:type="dxa" w:w="1806"/>
+            <w:tcW w:type="dxa" w:w="1921"/>
             <w:vAlign w:val="center"/>
             <w:shd w:fill="FFFFFF"/>
             <w:tcMar>
-              <w:top w:w="80" w:type="dxa"/>
-              <w:bottom w:w="80" w:type="dxa"/>
-              <w:left w:w="100" w:type="dxa"/>
-              <w:right w:w="100" w:type="dxa"/>
+              <w:top w:w="70" w:type="dxa"/>
+              <w:bottom w:w="70" w:type="dxa"/>
+              <w:left w:w="90" w:type="dxa"/>
+              <w:right w:w="90" w:type="dxa"/>
             </w:tcMar>
           </w:tcPr>
           <w:p>
@@ -984,14 +984,14 @@
         </w:tc>
         <w:tc>
           <w:tcPr>
-            <w:tcW w:type="dxa" w:w="1806"/>
+            <w:tcW w:type="dxa" w:w="1921"/>
             <w:vAlign w:val="center"/>
             <w:shd w:fill="FFFFFF"/>
             <w:tcMar>
-              <w:top w:w="80" w:type="dxa"/>
-              <w:bottom w:w="80" w:type="dxa"/>
-              <w:left w:w="100" w:type="dxa"/>
-              <w:right w:w="100" w:type="dxa"/>
+              <w:top w:w="70" w:type="dxa"/>
+              <w:bottom w:w="70" w:type="dxa"/>
+              <w:left w:w="90" w:type="dxa"/>
+              <w:right w:w="90" w:type="dxa"/>
             </w:tcMar>
           </w:tcPr>
           <w:p>
@@ -1011,14 +1011,14 @@
         </w:tc>
         <w:tc>
           <w:tcPr>
-            <w:tcW w:type="dxa" w:w="1806"/>
+            <w:tcW w:type="dxa" w:w="1921"/>
             <w:vAlign w:val="center"/>
             <w:shd w:fill="FFFFFF"/>
             <w:tcMar>
-              <w:top w:w="80" w:type="dxa"/>
-              <w:bottom w:w="80" w:type="dxa"/>
-              <w:left w:w="100" w:type="dxa"/>
-              <w:right w:w="100" w:type="dxa"/>
+              <w:top w:w="70" w:type="dxa"/>
+              <w:bottom w:w="70" w:type="dxa"/>
+              <w:left w:w="90" w:type="dxa"/>
+              <w:right w:w="90" w:type="dxa"/>
             </w:tcMar>
           </w:tcPr>
           <w:p>
@@ -1038,14 +1038,14 @@
         </w:tc>
         <w:tc>
           <w:tcPr>
-            <w:tcW w:type="dxa" w:w="1806"/>
+            <w:tcW w:type="dxa" w:w="1921"/>
             <w:vAlign w:val="center"/>
             <w:shd w:fill="FFFFFF"/>
             <w:tcMar>
-              <w:top w:w="80" w:type="dxa"/>
-              <w:bottom w:w="80" w:type="dxa"/>
-              <w:left w:w="100" w:type="dxa"/>
-              <w:right w:w="100" w:type="dxa"/>
+              <w:top w:w="70" w:type="dxa"/>
+              <w:bottom w:w="70" w:type="dxa"/>
+              <w:left w:w="90" w:type="dxa"/>
+              <w:right w:w="90" w:type="dxa"/>
             </w:tcMar>
           </w:tcPr>
           <w:p>
@@ -1065,14 +1065,14 @@
         </w:tc>
         <w:tc>
           <w:tcPr>
-            <w:tcW w:type="dxa" w:w="1806"/>
+            <w:tcW w:type="dxa" w:w="1921"/>
             <w:vAlign w:val="center"/>
             <w:shd w:fill="FFFFFF"/>
             <w:tcMar>
-              <w:top w:w="80" w:type="dxa"/>
-              <w:bottom w:w="80" w:type="dxa"/>
-              <w:left w:w="100" w:type="dxa"/>
-              <w:right w:w="100" w:type="dxa"/>
+              <w:top w:w="70" w:type="dxa"/>
+              <w:bottom w:w="70" w:type="dxa"/>
+              <w:left w:w="90" w:type="dxa"/>
+              <w:right w:w="90" w:type="dxa"/>
             </w:tcMar>
           </w:tcPr>
           <w:p>
@@ -1114,14 +1114,14 @@
         </w:trPr>
         <w:tc>
           <w:tcPr>
-            <w:tcW w:type="dxa" w:w="1806"/>
+            <w:tcW w:type="dxa" w:w="1921"/>
             <w:vAlign w:val="center"/>
             <w:shd w:fill="F2F5F9"/>
             <w:tcMar>
-              <w:top w:w="80" w:type="dxa"/>
-              <w:bottom w:w="80" w:type="dxa"/>
-              <w:left w:w="100" w:type="dxa"/>
-              <w:right w:w="100" w:type="dxa"/>
+              <w:top w:w="70" w:type="dxa"/>
+              <w:bottom w:w="70" w:type="dxa"/>
+              <w:left w:w="90" w:type="dxa"/>
+              <w:right w:w="90" w:type="dxa"/>
             </w:tcMar>
           </w:tcPr>
           <w:p>
@@ -1142,14 +1142,14 @@
         </w:tc>
         <w:tc>
           <w:tcPr>
-            <w:tcW w:type="dxa" w:w="1806"/>
+            <w:tcW w:type="dxa" w:w="1921"/>
             <w:vAlign w:val="center"/>
             <w:shd w:fill="F2F5F9"/>
             <w:tcMar>
-              <w:top w:w="80" w:type="dxa"/>
-              <w:bottom w:w="80" w:type="dxa"/>
-              <w:left w:w="100" w:type="dxa"/>
-              <w:right w:w="100" w:type="dxa"/>
+              <w:top w:w="70" w:type="dxa"/>
+              <w:bottom w:w="70" w:type="dxa"/>
+              <w:left w:w="90" w:type="dxa"/>
+              <w:right w:w="90" w:type="dxa"/>
             </w:tcMar>
           </w:tcPr>
           <w:p>
@@ -1169,14 +1169,14 @@
         </w:tc>
         <w:tc>
           <w:tcPr>
-            <w:tcW w:type="dxa" w:w="1806"/>
+            <w:tcW w:type="dxa" w:w="1921"/>
             <w:vAlign w:val="center"/>
             <w:shd w:fill="F2F5F9"/>
             <w:tcMar>
-              <w:top w:w="80" w:type="dxa"/>
-              <w:bottom w:w="80" w:type="dxa"/>
-              <w:left w:w="100" w:type="dxa"/>
-              <w:right w:w="100" w:type="dxa"/>
+              <w:top w:w="70" w:type="dxa"/>
+              <w:bottom w:w="70" w:type="dxa"/>
+              <w:left w:w="90" w:type="dxa"/>
+              <w:right w:w="90" w:type="dxa"/>
             </w:tcMar>
           </w:tcPr>
           <w:p>
@@ -1196,14 +1196,14 @@
         </w:tc>
         <w:tc>
           <w:tcPr>
-            <w:tcW w:type="dxa" w:w="1806"/>
+            <w:tcW w:type="dxa" w:w="1921"/>
             <w:vAlign w:val="center"/>
             <w:shd w:fill="F2F5F9"/>
             <w:tcMar>
-              <w:top w:w="80" w:type="dxa"/>
-              <w:bottom w:w="80" w:type="dxa"/>
-              <w:left w:w="100" w:type="dxa"/>
-              <w:right w:w="100" w:type="dxa"/>
+              <w:top w:w="70" w:type="dxa"/>
+              <w:bottom w:w="70" w:type="dxa"/>
+              <w:left w:w="90" w:type="dxa"/>
+              <w:right w:w="90" w:type="dxa"/>
             </w:tcMar>
           </w:tcPr>
           <w:p>
@@ -1223,14 +1223,14 @@
         </w:tc>
         <w:tc>
           <w:tcPr>
-            <w:tcW w:type="dxa" w:w="1806"/>
+            <w:tcW w:type="dxa" w:w="1921"/>
             <w:vAlign w:val="center"/>
             <w:shd w:fill="F2F5F9"/>
             <w:tcMar>
-              <w:top w:w="80" w:type="dxa"/>
-              <w:bottom w:w="80" w:type="dxa"/>
-              <w:left w:w="100" w:type="dxa"/>
-              <w:right w:w="100" w:type="dxa"/>
+              <w:top w:w="70" w:type="dxa"/>
+              <w:bottom w:w="70" w:type="dxa"/>
+              <w:left w:w="90" w:type="dxa"/>
+              <w:right w:w="90" w:type="dxa"/>
             </w:tcMar>
           </w:tcPr>
           <w:p>
@@ -1272,14 +1272,14 @@
         </w:trPr>
         <w:tc>
           <w:tcPr>
-            <w:tcW w:type="dxa" w:w="1806"/>
+            <w:tcW w:type="dxa" w:w="1921"/>
             <w:vAlign w:val="center"/>
             <w:shd w:fill="FFFFFF"/>
             <w:tcMar>
-              <w:top w:w="80" w:type="dxa"/>
-              <w:bottom w:w="80" w:type="dxa"/>
-              <w:left w:w="100" w:type="dxa"/>
-              <w:right w:w="100" w:type="dxa"/>
+              <w:top w:w="70" w:type="dxa"/>
+              <w:bottom w:w="70" w:type="dxa"/>
+              <w:left w:w="90" w:type="dxa"/>
+              <w:right w:w="90" w:type="dxa"/>
             </w:tcMar>
           </w:tcPr>
           <w:p>
@@ -1300,14 +1300,14 @@
         </w:tc>
         <w:tc>
           <w:tcPr>
-            <w:tcW w:type="dxa" w:w="1806"/>
+            <w:tcW w:type="dxa" w:w="1921"/>
             <w:vAlign w:val="center"/>
             <w:shd w:fill="FFFFFF"/>
             <w:tcMar>
-              <w:top w:w="80" w:type="dxa"/>
-              <w:bottom w:w="80" w:type="dxa"/>
-              <w:left w:w="100" w:type="dxa"/>
-              <w:right w:w="100" w:type="dxa"/>
+              <w:top w:w="70" w:type="dxa"/>
+              <w:bottom w:w="70" w:type="dxa"/>
+              <w:left w:w="90" w:type="dxa"/>
+              <w:right w:w="90" w:type="dxa"/>
             </w:tcMar>
           </w:tcPr>
           <w:p>
@@ -1327,14 +1327,14 @@
         </w:tc>
         <w:tc>
           <w:tcPr>
-            <w:tcW w:type="dxa" w:w="1806"/>
+            <w:tcW w:type="dxa" w:w="1921"/>
             <w:vAlign w:val="center"/>
             <w:shd w:fill="FFFFFF"/>
             <w:tcMar>
-              <w:top w:w="80" w:type="dxa"/>
-              <w:bottom w:w="80" w:type="dxa"/>
-              <w:left w:w="100" w:type="dxa"/>
-              <w:right w:w="100" w:type="dxa"/>
+              <w:top w:w="70" w:type="dxa"/>
+              <w:bottom w:w="70" w:type="dxa"/>
+              <w:left w:w="90" w:type="dxa"/>
+              <w:right w:w="90" w:type="dxa"/>
             </w:tcMar>
           </w:tcPr>
           <w:p>
@@ -1354,14 +1354,14 @@
         </w:tc>
         <w:tc>
           <w:tcPr>
-            <w:tcW w:type="dxa" w:w="1806"/>
+            <w:tcW w:type="dxa" w:w="1921"/>
             <w:vAlign w:val="center"/>
             <w:shd w:fill="FFFFFF"/>
             <w:tcMar>
-              <w:top w:w="80" w:type="dxa"/>
-              <w:bottom w:w="80" w:type="dxa"/>
-              <w:left w:w="100" w:type="dxa"/>
-              <w:right w:w="100" w:type="dxa"/>
+              <w:top w:w="70" w:type="dxa"/>
+              <w:bottom w:w="70" w:type="dxa"/>
+              <w:left w:w="90" w:type="dxa"/>
+              <w:right w:w="90" w:type="dxa"/>
             </w:tcMar>
           </w:tcPr>
           <w:p>
@@ -1381,14 +1381,14 @@
         </w:tc>
         <w:tc>
           <w:tcPr>
-            <w:tcW w:type="dxa" w:w="1806"/>
+            <w:tcW w:type="dxa" w:w="1921"/>
             <w:vAlign w:val="center"/>
             <w:shd w:fill="FFFFFF"/>
             <w:tcMar>
-              <w:top w:w="80" w:type="dxa"/>
-              <w:bottom w:w="80" w:type="dxa"/>
-              <w:left w:w="100" w:type="dxa"/>
-              <w:right w:w="100" w:type="dxa"/>
+              <w:top w:w="70" w:type="dxa"/>
+              <w:bottom w:w="70" w:type="dxa"/>
+              <w:left w:w="90" w:type="dxa"/>
+              <w:right w:w="90" w:type="dxa"/>
             </w:tcMar>
           </w:tcPr>
           <w:p>
@@ -1430,14 +1430,14 @@
         </w:trPr>
         <w:tc>
           <w:tcPr>
-            <w:tcW w:type="dxa" w:w="1806"/>
+            <w:tcW w:type="dxa" w:w="1921"/>
             <w:vAlign w:val="center"/>
             <w:shd w:fill="F2F5F9"/>
             <w:tcMar>
-              <w:top w:w="80" w:type="dxa"/>
-              <w:bottom w:w="80" w:type="dxa"/>
-              <w:left w:w="100" w:type="dxa"/>
-              <w:right w:w="100" w:type="dxa"/>
+              <w:top w:w="70" w:type="dxa"/>
+              <w:bottom w:w="70" w:type="dxa"/>
+              <w:left w:w="90" w:type="dxa"/>
+              <w:right w:w="90" w:type="dxa"/>
             </w:tcMar>
           </w:tcPr>
           <w:p>
@@ -1458,14 +1458,14 @@
         </w:tc>
         <w:tc>
           <w:tcPr>
-            <w:tcW w:type="dxa" w:w="1806"/>
+            <w:tcW w:type="dxa" w:w="1921"/>
             <w:vAlign w:val="center"/>
             <w:shd w:fill="F2F5F9"/>
             <w:tcMar>
-              <w:top w:w="80" w:type="dxa"/>
-              <w:bottom w:w="80" w:type="dxa"/>
-              <w:left w:w="100" w:type="dxa"/>
-              <w:right w:w="100" w:type="dxa"/>
+              <w:top w:w="70" w:type="dxa"/>
+              <w:bottom w:w="70" w:type="dxa"/>
+              <w:left w:w="90" w:type="dxa"/>
+              <w:right w:w="90" w:type="dxa"/>
             </w:tcMar>
           </w:tcPr>
           <w:p>
@@ -1485,14 +1485,14 @@
         </w:tc>
         <w:tc>
           <w:tcPr>
-            <w:tcW w:type="dxa" w:w="1806"/>
+            <w:tcW w:type="dxa" w:w="1921"/>
             <w:vAlign w:val="center"/>
             <w:shd w:fill="F2F5F9"/>
             <w:tcMar>
-              <w:top w:w="80" w:type="dxa"/>
-              <w:bottom w:w="80" w:type="dxa"/>
-              <w:left w:w="100" w:type="dxa"/>
-              <w:right w:w="100" w:type="dxa"/>
+              <w:top w:w="70" w:type="dxa"/>
+              <w:bottom w:w="70" w:type="dxa"/>
+              <w:left w:w="90" w:type="dxa"/>
+              <w:right w:w="90" w:type="dxa"/>
             </w:tcMar>
           </w:tcPr>
           <w:p>
@@ -1512,14 +1512,14 @@
         </w:tc>
         <w:tc>
           <w:tcPr>
-            <w:tcW w:type="dxa" w:w="1806"/>
+            <w:tcW w:type="dxa" w:w="1921"/>
             <w:vAlign w:val="center"/>
             <w:shd w:fill="F2F5F9"/>
             <w:tcMar>
-              <w:top w:w="80" w:type="dxa"/>
-              <w:bottom w:w="80" w:type="dxa"/>
-              <w:left w:w="100" w:type="dxa"/>
-              <w:right w:w="100" w:type="dxa"/>
+              <w:top w:w="70" w:type="dxa"/>
+              <w:bottom w:w="70" w:type="dxa"/>
+              <w:left w:w="90" w:type="dxa"/>
+              <w:right w:w="90" w:type="dxa"/>
             </w:tcMar>
           </w:tcPr>
           <w:p>
@@ -1539,14 +1539,14 @@
         </w:tc>
         <w:tc>
           <w:tcPr>
-            <w:tcW w:type="dxa" w:w="1806"/>
+            <w:tcW w:type="dxa" w:w="1921"/>
             <w:vAlign w:val="center"/>
             <w:shd w:fill="F2F5F9"/>
             <w:tcMar>
-              <w:top w:w="80" w:type="dxa"/>
-              <w:bottom w:w="80" w:type="dxa"/>
-              <w:left w:w="100" w:type="dxa"/>
-              <w:right w:w="100" w:type="dxa"/>
+              <w:top w:w="70" w:type="dxa"/>
+              <w:bottom w:w="70" w:type="dxa"/>
+              <w:left w:w="90" w:type="dxa"/>
+              <w:right w:w="90" w:type="dxa"/>
             </w:tcMar>
           </w:tcPr>
           <w:p>
@@ -1588,14 +1588,14 @@
         </w:trPr>
         <w:tc>
           <w:tcPr>
-            <w:tcW w:type="dxa" w:w="1806"/>
+            <w:tcW w:type="dxa" w:w="1921"/>
             <w:vAlign w:val="center"/>
             <w:shd w:fill="FFFFFF"/>
             <w:tcMar>
-              <w:top w:w="80" w:type="dxa"/>
-              <w:bottom w:w="80" w:type="dxa"/>
-              <w:left w:w="100" w:type="dxa"/>
-              <w:right w:w="100" w:type="dxa"/>
+              <w:top w:w="70" w:type="dxa"/>
+              <w:bottom w:w="70" w:type="dxa"/>
+              <w:left w:w="90" w:type="dxa"/>
+              <w:right w:w="90" w:type="dxa"/>
             </w:tcMar>
           </w:tcPr>
           <w:p>
@@ -1616,14 +1616,14 @@
         </w:tc>
         <w:tc>
           <w:tcPr>
-            <w:tcW w:type="dxa" w:w="1806"/>
+            <w:tcW w:type="dxa" w:w="1921"/>
             <w:vAlign w:val="center"/>
             <w:shd w:fill="FFFFFF"/>
             <w:tcMar>
-              <w:top w:w="80" w:type="dxa"/>
-              <w:bottom w:w="80" w:type="dxa"/>
-              <w:left w:w="100" w:type="dxa"/>
-              <w:right w:w="100" w:type="dxa"/>
+              <w:top w:w="70" w:type="dxa"/>
+              <w:bottom w:w="70" w:type="dxa"/>
+              <w:left w:w="90" w:type="dxa"/>
+              <w:right w:w="90" w:type="dxa"/>
             </w:tcMar>
           </w:tcPr>
           <w:p>
@@ -1643,14 +1643,14 @@
         </w:tc>
         <w:tc>
           <w:tcPr>
-            <w:tcW w:type="dxa" w:w="1806"/>
+            <w:tcW w:type="dxa" w:w="1921"/>
             <w:vAlign w:val="center"/>
             <w:shd w:fill="FFFFFF"/>
             <w:tcMar>
-              <w:top w:w="80" w:type="dxa"/>
-              <w:bottom w:w="80" w:type="dxa"/>
-              <w:left w:w="100" w:type="dxa"/>
-              <w:right w:w="100" w:type="dxa"/>
+              <w:top w:w="70" w:type="dxa"/>
+              <w:bottom w:w="70" w:type="dxa"/>
+              <w:left w:w="90" w:type="dxa"/>
+              <w:right w:w="90" w:type="dxa"/>
             </w:tcMar>
           </w:tcPr>
           <w:p>
@@ -1670,14 +1670,14 @@
         </w:tc>
         <w:tc>
           <w:tcPr>
-            <w:tcW w:type="dxa" w:w="1806"/>
+            <w:tcW w:type="dxa" w:w="1921"/>
             <w:vAlign w:val="center"/>
             <w:shd w:fill="FFFFFF"/>
             <w:tcMar>
-              <w:top w:w="80" w:type="dxa"/>
-              <w:bottom w:w="80" w:type="dxa"/>
-              <w:left w:w="100" w:type="dxa"/>
-              <w:right w:w="100" w:type="dxa"/>
+              <w:top w:w="70" w:type="dxa"/>
+              <w:bottom w:w="70" w:type="dxa"/>
+              <w:left w:w="90" w:type="dxa"/>
+              <w:right w:w="90" w:type="dxa"/>
             </w:tcMar>
           </w:tcPr>
           <w:p>
@@ -1697,14 +1697,14 @@
         </w:tc>
         <w:tc>
           <w:tcPr>
-            <w:tcW w:type="dxa" w:w="1806"/>
+            <w:tcW w:type="dxa" w:w="1921"/>
             <w:vAlign w:val="center"/>
             <w:shd w:fill="FFFFFF"/>
             <w:tcMar>
-              <w:top w:w="80" w:type="dxa"/>
-              <w:bottom w:w="80" w:type="dxa"/>
-              <w:left w:w="100" w:type="dxa"/>
-              <w:right w:w="100" w:type="dxa"/>
+              <w:top w:w="70" w:type="dxa"/>
+              <w:bottom w:w="70" w:type="dxa"/>
+              <w:left w:w="90" w:type="dxa"/>
+              <w:right w:w="90" w:type="dxa"/>
             </w:tcMar>
           </w:tcPr>
           <w:p>
@@ -1746,14 +1746,14 @@
         </w:trPr>
         <w:tc>
           <w:tcPr>
-            <w:tcW w:type="dxa" w:w="1806"/>
+            <w:tcW w:type="dxa" w:w="1921"/>
             <w:vAlign w:val="center"/>
             <w:shd w:fill="F2F5F9"/>
             <w:tcMar>
-              <w:top w:w="80" w:type="dxa"/>
-              <w:bottom w:w="80" w:type="dxa"/>
-              <w:left w:w="100" w:type="dxa"/>
-              <w:right w:w="100" w:type="dxa"/>
+              <w:top w:w="70" w:type="dxa"/>
+              <w:bottom w:w="70" w:type="dxa"/>
+              <w:left w:w="90" w:type="dxa"/>
+              <w:right w:w="90" w:type="dxa"/>
             </w:tcMar>
           </w:tcPr>
           <w:p>
@@ -1774,14 +1774,14 @@
         </w:tc>
         <w:tc>
           <w:tcPr>
-            <w:tcW w:type="dxa" w:w="1806"/>
+            <w:tcW w:type="dxa" w:w="1921"/>
             <w:vAlign w:val="center"/>
             <w:shd w:fill="F2F5F9"/>
             <w:tcMar>
-              <w:top w:w="80" w:type="dxa"/>
-              <w:bottom w:w="80" w:type="dxa"/>
-              <w:left w:w="100" w:type="dxa"/>
-              <w:right w:w="100" w:type="dxa"/>
+              <w:top w:w="70" w:type="dxa"/>
+              <w:bottom w:w="70" w:type="dxa"/>
+              <w:left w:w="90" w:type="dxa"/>
+              <w:right w:w="90" w:type="dxa"/>
             </w:tcMar>
           </w:tcPr>
           <w:p>
@@ -1801,14 +1801,14 @@
         </w:tc>
         <w:tc>
           <w:tcPr>
-            <w:tcW w:type="dxa" w:w="1806"/>
+            <w:tcW w:type="dxa" w:w="1921"/>
             <w:vAlign w:val="center"/>
             <w:shd w:fill="F2F5F9"/>
             <w:tcMar>
-              <w:top w:w="80" w:type="dxa"/>
-              <w:bottom w:w="80" w:type="dxa"/>
-              <w:left w:w="100" w:type="dxa"/>
-              <w:right w:w="100" w:type="dxa"/>
+              <w:top w:w="70" w:type="dxa"/>
+              <w:bottom w:w="70" w:type="dxa"/>
+              <w:left w:w="90" w:type="dxa"/>
+              <w:right w:w="90" w:type="dxa"/>
             </w:tcMar>
           </w:tcPr>
           <w:p>
@@ -1828,14 +1828,14 @@
         </w:tc>
         <w:tc>
           <w:tcPr>
-            <w:tcW w:type="dxa" w:w="1806"/>
+            <w:tcW w:type="dxa" w:w="1921"/>
             <w:vAlign w:val="center"/>
             <w:shd w:fill="F2F5F9"/>
             <w:tcMar>
-              <w:top w:w="80" w:type="dxa"/>
-              <w:bottom w:w="80" w:type="dxa"/>
-              <w:left w:w="100" w:type="dxa"/>
-              <w:right w:w="100" w:type="dxa"/>
+              <w:top w:w="70" w:type="dxa"/>
+              <w:bottom w:w="70" w:type="dxa"/>
+              <w:left w:w="90" w:type="dxa"/>
+              <w:right w:w="90" w:type="dxa"/>
             </w:tcMar>
           </w:tcPr>
           <w:p>
@@ -1855,14 +1855,14 @@
         </w:tc>
         <w:tc>
           <w:tcPr>
-            <w:tcW w:type="dxa" w:w="1806"/>
+            <w:tcW w:type="dxa" w:w="1921"/>
             <w:vAlign w:val="center"/>
             <w:shd w:fill="F2F5F9"/>
             <w:tcMar>
-              <w:top w:w="80" w:type="dxa"/>
-              <w:bottom w:w="80" w:type="dxa"/>
-              <w:left w:w="100" w:type="dxa"/>
-              <w:right w:w="100" w:type="dxa"/>
+              <w:top w:w="70" w:type="dxa"/>
+              <w:bottom w:w="70" w:type="dxa"/>
+              <w:left w:w="90" w:type="dxa"/>
+              <w:right w:w="90" w:type="dxa"/>
             </w:tcMar>
           </w:tcPr>
           <w:p>
@@ -1904,14 +1904,14 @@
         </w:trPr>
         <w:tc>
           <w:tcPr>
-            <w:tcW w:type="dxa" w:w="1806"/>
+            <w:tcW w:type="dxa" w:w="1921"/>
             <w:vAlign w:val="center"/>
             <w:shd w:fill="FFFFFF"/>
             <w:tcMar>
-              <w:top w:w="80" w:type="dxa"/>
-              <w:bottom w:w="80" w:type="dxa"/>
-              <w:left w:w="100" w:type="dxa"/>
-              <w:right w:w="100" w:type="dxa"/>
+              <w:top w:w="70" w:type="dxa"/>
+              <w:bottom w:w="70" w:type="dxa"/>
+              <w:left w:w="90" w:type="dxa"/>
+              <w:right w:w="90" w:type="dxa"/>
             </w:tcMar>
           </w:tcPr>
           <w:p>
@@ -1932,14 +1932,14 @@
         </w:tc>
         <w:tc>
           <w:tcPr>
-            <w:tcW w:type="dxa" w:w="1806"/>
+            <w:tcW w:type="dxa" w:w="1921"/>
             <w:vAlign w:val="center"/>
             <w:shd w:fill="FFFFFF"/>
             <w:tcMar>
-              <w:top w:w="80" w:type="dxa"/>
-              <w:bottom w:w="80" w:type="dxa"/>
-              <w:left w:w="100" w:type="dxa"/>
-              <w:right w:w="100" w:type="dxa"/>
+              <w:top w:w="70" w:type="dxa"/>
+              <w:bottom w:w="70" w:type="dxa"/>
+              <w:left w:w="90" w:type="dxa"/>
+              <w:right w:w="90" w:type="dxa"/>
             </w:tcMar>
           </w:tcPr>
           <w:p>
@@ -1959,14 +1959,14 @@
         </w:tc>
         <w:tc>
           <w:tcPr>
-            <w:tcW w:type="dxa" w:w="1806"/>
+            <w:tcW w:type="dxa" w:w="1921"/>
             <w:vAlign w:val="center"/>
             <w:shd w:fill="FFFFFF"/>
             <w:tcMar>
-              <w:top w:w="80" w:type="dxa"/>
-              <w:bottom w:w="80" w:type="dxa"/>
-              <w:left w:w="100" w:type="dxa"/>
-              <w:right w:w="100" w:type="dxa"/>
+              <w:top w:w="70" w:type="dxa"/>
+              <w:bottom w:w="70" w:type="dxa"/>
+              <w:left w:w="90" w:type="dxa"/>
+              <w:right w:w="90" w:type="dxa"/>
             </w:tcMar>
           </w:tcPr>
           <w:p>
@@ -1986,14 +1986,14 @@
         </w:tc>
         <w:tc>
           <w:tcPr>
-            <w:tcW w:type="dxa" w:w="1806"/>
+            <w:tcW w:type="dxa" w:w="1921"/>
             <w:vAlign w:val="center"/>
             <w:shd w:fill="FFFFFF"/>
             <w:tcMar>
-              <w:top w:w="80" w:type="dxa"/>
-              <w:bottom w:w="80" w:type="dxa"/>
-              <w:left w:w="100" w:type="dxa"/>
-              <w:right w:w="100" w:type="dxa"/>
+              <w:top w:w="70" w:type="dxa"/>
+              <w:bottom w:w="70" w:type="dxa"/>
+              <w:left w:w="90" w:type="dxa"/>
+              <w:right w:w="90" w:type="dxa"/>
             </w:tcMar>
           </w:tcPr>
           <w:p>
@@ -2013,14 +2013,14 @@
         </w:tc>
         <w:tc>
           <w:tcPr>
-            <w:tcW w:type="dxa" w:w="1806"/>
+            <w:tcW w:type="dxa" w:w="1921"/>
             <w:vAlign w:val="center"/>
             <w:shd w:fill="FFFFFF"/>
             <w:tcMar>
-              <w:top w:w="80" w:type="dxa"/>
-              <w:bottom w:w="80" w:type="dxa"/>
-              <w:left w:w="100" w:type="dxa"/>
-              <w:right w:w="100" w:type="dxa"/>
+              <w:top w:w="70" w:type="dxa"/>
+              <w:bottom w:w="70" w:type="dxa"/>
+              <w:left w:w="90" w:type="dxa"/>
+              <w:right w:w="90" w:type="dxa"/>
             </w:tcMar>
           </w:tcPr>
           <w:p>
@@ -2062,14 +2062,14 @@
         </w:trPr>
         <w:tc>
           <w:tcPr>
-            <w:tcW w:type="dxa" w:w="1806"/>
+            <w:tcW w:type="dxa" w:w="1921"/>
             <w:vAlign w:val="center"/>
             <w:shd w:fill="F2F5F9"/>
             <w:tcMar>
-              <w:top w:w="80" w:type="dxa"/>
-              <w:bottom w:w="80" w:type="dxa"/>
-              <w:left w:w="100" w:type="dxa"/>
-              <w:right w:w="100" w:type="dxa"/>
+              <w:top w:w="70" w:type="dxa"/>
+              <w:bottom w:w="70" w:type="dxa"/>
+              <w:left w:w="90" w:type="dxa"/>
+              <w:right w:w="90" w:type="dxa"/>
             </w:tcMar>
           </w:tcPr>
           <w:p>
@@ -2090,14 +2090,14 @@
         </w:tc>
         <w:tc>
           <w:tcPr>
-            <w:tcW w:type="dxa" w:w="1806"/>
+            <w:tcW w:type="dxa" w:w="1921"/>
             <w:vAlign w:val="center"/>
             <w:shd w:fill="F2F5F9"/>
             <w:tcMar>
-              <w:top w:w="80" w:type="dxa"/>
-              <w:bottom w:w="80" w:type="dxa"/>
-              <w:left w:w="100" w:type="dxa"/>
-              <w:right w:w="100" w:type="dxa"/>
+              <w:top w:w="70" w:type="dxa"/>
+              <w:bottom w:w="70" w:type="dxa"/>
+              <w:left w:w="90" w:type="dxa"/>
+              <w:right w:w="90" w:type="dxa"/>
             </w:tcMar>
           </w:tcPr>
           <w:p>
@@ -2117,14 +2117,14 @@
         </w:tc>
         <w:tc>
           <w:tcPr>
-            <w:tcW w:type="dxa" w:w="1806"/>
+            <w:tcW w:type="dxa" w:w="1921"/>
             <w:vAlign w:val="center"/>
             <w:shd w:fill="F2F5F9"/>
             <w:tcMar>
-              <w:top w:w="80" w:type="dxa"/>
-              <w:bottom w:w="80" w:type="dxa"/>
-              <w:left w:w="100" w:type="dxa"/>
-              <w:right w:w="100" w:type="dxa"/>
+              <w:top w:w="70" w:type="dxa"/>
+              <w:bottom w:w="70" w:type="dxa"/>
+              <w:left w:w="90" w:type="dxa"/>
+              <w:right w:w="90" w:type="dxa"/>
             </w:tcMar>
           </w:tcPr>
           <w:p>
@@ -2144,14 +2144,14 @@
         </w:tc>
         <w:tc>
           <w:tcPr>
-            <w:tcW w:type="dxa" w:w="1806"/>
+            <w:tcW w:type="dxa" w:w="1921"/>
             <w:vAlign w:val="center"/>
             <w:shd w:fill="F2F5F9"/>
             <w:tcMar>
-              <w:top w:w="80" w:type="dxa"/>
-              <w:bottom w:w="80" w:type="dxa"/>
-              <w:left w:w="100" w:type="dxa"/>
-              <w:right w:w="100" w:type="dxa"/>
+              <w:top w:w="70" w:type="dxa"/>
+              <w:bottom w:w="70" w:type="dxa"/>
+              <w:left w:w="90" w:type="dxa"/>
+              <w:right w:w="90" w:type="dxa"/>
             </w:tcMar>
           </w:tcPr>
           <w:p>
@@ -2171,14 +2171,14 @@
         </w:tc>
         <w:tc>
           <w:tcPr>
-            <w:tcW w:type="dxa" w:w="1806"/>
+            <w:tcW w:type="dxa" w:w="1921"/>
             <w:vAlign w:val="center"/>
             <w:shd w:fill="F2F5F9"/>
             <w:tcMar>
-              <w:top w:w="80" w:type="dxa"/>
-              <w:bottom w:w="80" w:type="dxa"/>
-              <w:left w:w="100" w:type="dxa"/>
-              <w:right w:w="100" w:type="dxa"/>
+              <w:top w:w="70" w:type="dxa"/>
+              <w:bottom w:w="70" w:type="dxa"/>
+              <w:left w:w="90" w:type="dxa"/>
+              <w:right w:w="90" w:type="dxa"/>
             </w:tcMar>
           </w:tcPr>
           <w:p>
@@ -2220,14 +2220,14 @@
         </w:trPr>
         <w:tc>
           <w:tcPr>
-            <w:tcW w:type="dxa" w:w="1806"/>
+            <w:tcW w:type="dxa" w:w="1921"/>
             <w:vAlign w:val="center"/>
             <w:shd w:fill="FFFFFF"/>
             <w:tcMar>
-              <w:top w:w="80" w:type="dxa"/>
-              <w:bottom w:w="80" w:type="dxa"/>
-              <w:left w:w="100" w:type="dxa"/>
-              <w:right w:w="100" w:type="dxa"/>
+              <w:top w:w="70" w:type="dxa"/>
+              <w:bottom w:w="70" w:type="dxa"/>
+              <w:left w:w="90" w:type="dxa"/>
+              <w:right w:w="90" w:type="dxa"/>
             </w:tcMar>
           </w:tcPr>
           <w:p>
@@ -2248,14 +2248,14 @@
         </w:tc>
         <w:tc>
           <w:tcPr>
-            <w:tcW w:type="dxa" w:w="1806"/>
+            <w:tcW w:type="dxa" w:w="1921"/>
             <w:vAlign w:val="center"/>
             <w:shd w:fill="FFFFFF"/>
             <w:tcMar>
-              <w:top w:w="80" w:type="dxa"/>
-              <w:bottom w:w="80" w:type="dxa"/>
-              <w:left w:w="100" w:type="dxa"/>
-              <w:right w:w="100" w:type="dxa"/>
+              <w:top w:w="70" w:type="dxa"/>
+              <w:bottom w:w="70" w:type="dxa"/>
+              <w:left w:w="90" w:type="dxa"/>
+              <w:right w:w="90" w:type="dxa"/>
             </w:tcMar>
           </w:tcPr>
           <w:p>
@@ -2275,14 +2275,14 @@
         </w:tc>
         <w:tc>
           <w:tcPr>
-            <w:tcW w:type="dxa" w:w="1806"/>
+            <w:tcW w:type="dxa" w:w="1921"/>
             <w:vAlign w:val="center"/>
             <w:shd w:fill="FFFFFF"/>
             <w:tcMar>
-              <w:top w:w="80" w:type="dxa"/>
-              <w:bottom w:w="80" w:type="dxa"/>
-              <w:left w:w="100" w:type="dxa"/>
-              <w:right w:w="100" w:type="dxa"/>
+              <w:top w:w="70" w:type="dxa"/>
+              <w:bottom w:w="70" w:type="dxa"/>
+              <w:left w:w="90" w:type="dxa"/>
+              <w:right w:w="90" w:type="dxa"/>
             </w:tcMar>
           </w:tcPr>
           <w:p>
@@ -2302,14 +2302,14 @@
         </w:tc>
         <w:tc>
           <w:tcPr>
-            <w:tcW w:type="dxa" w:w="1806"/>
+            <w:tcW w:type="dxa" w:w="1921"/>
             <w:vAlign w:val="center"/>
             <w:shd w:fill="FFFFFF"/>
             <w:tcMar>
-              <w:top w:w="80" w:type="dxa"/>
-              <w:bottom w:w="80" w:type="dxa"/>
-              <w:left w:w="100" w:type="dxa"/>
-              <w:right w:w="100" w:type="dxa"/>
+              <w:top w:w="70" w:type="dxa"/>
+              <w:bottom w:w="70" w:type="dxa"/>
+              <w:left w:w="90" w:type="dxa"/>
+              <w:right w:w="90" w:type="dxa"/>
             </w:tcMar>
           </w:tcPr>
           <w:p>
@@ -2329,14 +2329,14 @@
         </w:tc>
         <w:tc>
           <w:tcPr>
-            <w:tcW w:type="dxa" w:w="1806"/>
+            <w:tcW w:type="dxa" w:w="1921"/>
             <w:vAlign w:val="center"/>
             <w:shd w:fill="FFFFFF"/>
             <w:tcMar>
-              <w:top w:w="80" w:type="dxa"/>
-              <w:bottom w:w="80" w:type="dxa"/>
-              <w:left w:w="100" w:type="dxa"/>
-              <w:right w:w="100" w:type="dxa"/>
+              <w:top w:w="70" w:type="dxa"/>
+              <w:bottom w:w="70" w:type="dxa"/>
+              <w:left w:w="90" w:type="dxa"/>
+              <w:right w:w="90" w:type="dxa"/>
             </w:tcMar>
           </w:tcPr>
           <w:p>
@@ -2378,14 +2378,14 @@
         </w:trPr>
         <w:tc>
           <w:tcPr>
-            <w:tcW w:type="dxa" w:w="1806"/>
+            <w:tcW w:type="dxa" w:w="1921"/>
             <w:vAlign w:val="center"/>
             <w:shd w:fill="F2F5F9"/>
             <w:tcMar>
-              <w:top w:w="80" w:type="dxa"/>
-              <w:bottom w:w="80" w:type="dxa"/>
-              <w:left w:w="100" w:type="dxa"/>
-              <w:right w:w="100" w:type="dxa"/>
+              <w:top w:w="70" w:type="dxa"/>
+              <w:bottom w:w="70" w:type="dxa"/>
+              <w:left w:w="90" w:type="dxa"/>
+              <w:right w:w="90" w:type="dxa"/>
             </w:tcMar>
           </w:tcPr>
           <w:p>
@@ -2406,14 +2406,14 @@
         </w:tc>
         <w:tc>
           <w:tcPr>
-            <w:tcW w:type="dxa" w:w="1806"/>
+            <w:tcW w:type="dxa" w:w="1921"/>
             <w:vAlign w:val="center"/>
             <w:shd w:fill="F2F5F9"/>
             <w:tcMar>
-              <w:top w:w="80" w:type="dxa"/>
-              <w:bottom w:w="80" w:type="dxa"/>
-              <w:left w:w="100" w:type="dxa"/>
-              <w:right w:w="100" w:type="dxa"/>
+              <w:top w:w="70" w:type="dxa"/>
+              <w:bottom w:w="70" w:type="dxa"/>
+              <w:left w:w="90" w:type="dxa"/>
+              <w:right w:w="90" w:type="dxa"/>
             </w:tcMar>
           </w:tcPr>
           <w:p>
@@ -2433,14 +2433,14 @@
         </w:tc>
         <w:tc>
           <w:tcPr>
-            <w:tcW w:type="dxa" w:w="1806"/>
+            <w:tcW w:type="dxa" w:w="1921"/>
             <w:vAlign w:val="center"/>
             <w:shd w:fill="F2F5F9"/>
             <w:tcMar>
-              <w:top w:w="80" w:type="dxa"/>
-              <w:bottom w:w="80" w:type="dxa"/>
-              <w:left w:w="100" w:type="dxa"/>
-              <w:right w:w="100" w:type="dxa"/>
+              <w:top w:w="70" w:type="dxa"/>
+              <w:bottom w:w="70" w:type="dxa"/>
+              <w:left w:w="90" w:type="dxa"/>
+              <w:right w:w="90" w:type="dxa"/>
             </w:tcMar>
           </w:tcPr>
           <w:p>
@@ -2460,14 +2460,14 @@
         </w:tc>
         <w:tc>
           <w:tcPr>
-            <w:tcW w:type="dxa" w:w="1806"/>
+            <w:tcW w:type="dxa" w:w="1921"/>
             <w:vAlign w:val="center"/>
             <w:shd w:fill="F2F5F9"/>
             <w:tcMar>
-              <w:top w:w="80" w:type="dxa"/>
-              <w:bottom w:w="80" w:type="dxa"/>
-              <w:left w:w="100" w:type="dxa"/>
-              <w:right w:w="100" w:type="dxa"/>
+              <w:top w:w="70" w:type="dxa"/>
+              <w:bottom w:w="70" w:type="dxa"/>
+              <w:left w:w="90" w:type="dxa"/>
+              <w:right w:w="90" w:type="dxa"/>
             </w:tcMar>
           </w:tcPr>
           <w:p>
@@ -2487,14 +2487,14 @@
         </w:tc>
         <w:tc>
           <w:tcPr>
-            <w:tcW w:type="dxa" w:w="1806"/>
+            <w:tcW w:type="dxa" w:w="1921"/>
             <w:vAlign w:val="center"/>
             <w:shd w:fill="F2F5F9"/>
             <w:tcMar>
-              <w:top w:w="80" w:type="dxa"/>
-              <w:bottom w:w="80" w:type="dxa"/>
-              <w:left w:w="100" w:type="dxa"/>
-              <w:right w:w="100" w:type="dxa"/>
+              <w:top w:w="70" w:type="dxa"/>
+              <w:bottom w:w="70" w:type="dxa"/>
+              <w:left w:w="90" w:type="dxa"/>
+              <w:right w:w="90" w:type="dxa"/>
             </w:tcMar>
           </w:tcPr>
           <w:p>
@@ -2533,7 +2533,7 @@
     </w:tbl>
     <w:p>
       <w:pPr>
-        <w:spacing w:after="120"/>
+        <w:spacing w:after="100"/>
       </w:pPr>
     </w:p>
     <w:p>
@@ -2543,9 +2543,9 @@
       <w:r>
         <w:rPr>
           <w:color w:val="C8D2E1"/>
-          <w:sz w:val="16"/>
+          <w:sz w:val="14"/>
         </w:rPr>
-        <w:t>_________________________________________________________________________________</w:t>
+        <w:t>———————————————————————————————————————————————————————————————————————————</w:t>
       </w:r>
     </w:p>
     <w:p>
@@ -2579,9 +2579,9 @@
         </w:tblBorders>
       </w:tblPr>
       <w:tblGrid>
-        <w:gridCol w:w="3010"/>
-        <w:gridCol w:w="3010"/>
-        <w:gridCol w:w="3010"/>
+        <w:gridCol w:w="3202"/>
+        <w:gridCol w:w="3202"/>
+        <w:gridCol w:w="3202"/>
       </w:tblGrid>
       <w:tr>
         <w:trPr>
@@ -2591,7 +2591,7 @@
         </w:trPr>
         <w:tc>
           <w:tcPr>
-            <w:tcW w:type="dxa" w:w="3010"/>
+            <w:tcW w:type="dxa" w:w="3202"/>
             <w:vAlign w:val="center"/>
             <w:shd w:fill="1F3864"/>
             <w:tcMar>
@@ -2619,7 +2619,7 @@
         </w:tc>
         <w:tc>
           <w:tcPr>
-            <w:tcW w:type="dxa" w:w="3010"/>
+            <w:tcW w:type="dxa" w:w="3202"/>
             <w:vAlign w:val="center"/>
             <w:shd w:fill="1F3864"/>
             <w:tcMar>
@@ -2647,7 +2647,7 @@
         </w:tc>
         <w:tc>
           <w:tcPr>
-            <w:tcW w:type="dxa" w:w="3010"/>
+            <w:tcW w:type="dxa" w:w="3202"/>
             <w:vAlign w:val="center"/>
             <w:shd w:fill="1F3864"/>
             <w:tcMar>
@@ -2680,14 +2680,14 @@
         </w:trPr>
         <w:tc>
           <w:tcPr>
-            <w:tcW w:type="dxa" w:w="3010"/>
+            <w:tcW w:type="dxa" w:w="3202"/>
             <w:vAlign w:val="center"/>
             <w:shd w:fill="FFFFFF"/>
             <w:tcMar>
-              <w:top w:w="80" w:type="dxa"/>
-              <w:bottom w:w="80" w:type="dxa"/>
-              <w:left w:w="100" w:type="dxa"/>
-              <w:right w:w="100" w:type="dxa"/>
+              <w:top w:w="70" w:type="dxa"/>
+              <w:bottom w:w="70" w:type="dxa"/>
+              <w:left w:w="90" w:type="dxa"/>
+              <w:right w:w="90" w:type="dxa"/>
             </w:tcMar>
           </w:tcPr>
           <w:p>
@@ -2708,14 +2708,14 @@
         </w:tc>
         <w:tc>
           <w:tcPr>
-            <w:tcW w:type="dxa" w:w="3010"/>
+            <w:tcW w:type="dxa" w:w="3202"/>
             <w:vAlign w:val="center"/>
             <w:shd w:fill="FFFFFF"/>
             <w:tcMar>
-              <w:top w:w="80" w:type="dxa"/>
-              <w:bottom w:w="80" w:type="dxa"/>
-              <w:left w:w="100" w:type="dxa"/>
-              <w:right w:w="100" w:type="dxa"/>
+              <w:top w:w="70" w:type="dxa"/>
+              <w:bottom w:w="70" w:type="dxa"/>
+              <w:left w:w="90" w:type="dxa"/>
+              <w:right w:w="90" w:type="dxa"/>
             </w:tcMar>
           </w:tcPr>
           <w:p>
@@ -2726,23 +2726,24 @@
             <w:r>
               <w:rPr>
                 <w:rFonts w:ascii="Calibri" w:hAnsi="Calibri"/>
-                <w:color w:val="262626"/>
+                <w:color w:val="2E75B6"/>
                 <w:sz w:val="19"/>
+                <w:u w:val="single"/>
               </w:rPr>
-              <w:t>[009A_CPL_SIKAP_SISTEKIN.md](file:///d:/!!MYDOCUMENTS2026/!!!SISTEKIN2026/!!BRAINSTORMING_KURIKULUM2026/KURIKULUM2026_REVISI/009A_CPL_SIKAP_SISTEKIN.md)</w:t>
+              <w:t>009A_CPL_SIKAP_SISTEKIN.md</w:t>
             </w:r>
           </w:p>
         </w:tc>
         <w:tc>
           <w:tcPr>
-            <w:tcW w:type="dxa" w:w="3010"/>
+            <w:tcW w:type="dxa" w:w="3202"/>
             <w:vAlign w:val="center"/>
             <w:shd w:fill="FFFFFF"/>
             <w:tcMar>
-              <w:top w:w="80" w:type="dxa"/>
-              <w:bottom w:w="80" w:type="dxa"/>
-              <w:left w:w="100" w:type="dxa"/>
-              <w:right w:w="100" w:type="dxa"/>
+              <w:top w:w="70" w:type="dxa"/>
+              <w:bottom w:w="70" w:type="dxa"/>
+              <w:left w:w="90" w:type="dxa"/>
+              <w:right w:w="90" w:type="dxa"/>
             </w:tcMar>
           </w:tcPr>
           <w:p>
@@ -2767,14 +2768,14 @@
         </w:trPr>
         <w:tc>
           <w:tcPr>
-            <w:tcW w:type="dxa" w:w="3010"/>
+            <w:tcW w:type="dxa" w:w="3202"/>
             <w:vAlign w:val="center"/>
             <w:shd w:fill="F2F5F9"/>
             <w:tcMar>
-              <w:top w:w="80" w:type="dxa"/>
-              <w:bottom w:w="80" w:type="dxa"/>
-              <w:left w:w="100" w:type="dxa"/>
-              <w:right w:w="100" w:type="dxa"/>
+              <w:top w:w="70" w:type="dxa"/>
+              <w:bottom w:w="70" w:type="dxa"/>
+              <w:left w:w="90" w:type="dxa"/>
+              <w:right w:w="90" w:type="dxa"/>
             </w:tcMar>
           </w:tcPr>
           <w:p>
@@ -2795,14 +2796,14 @@
         </w:tc>
         <w:tc>
           <w:tcPr>
-            <w:tcW w:type="dxa" w:w="3010"/>
+            <w:tcW w:type="dxa" w:w="3202"/>
             <w:vAlign w:val="center"/>
             <w:shd w:fill="F2F5F9"/>
             <w:tcMar>
-              <w:top w:w="80" w:type="dxa"/>
-              <w:bottom w:w="80" w:type="dxa"/>
-              <w:left w:w="100" w:type="dxa"/>
-              <w:right w:w="100" w:type="dxa"/>
+              <w:top w:w="70" w:type="dxa"/>
+              <w:bottom w:w="70" w:type="dxa"/>
+              <w:left w:w="90" w:type="dxa"/>
+              <w:right w:w="90" w:type="dxa"/>
             </w:tcMar>
           </w:tcPr>
           <w:p>
@@ -2813,23 +2814,24 @@
             <w:r>
               <w:rPr>
                 <w:rFonts w:ascii="Calibri" w:hAnsi="Calibri"/>
-                <w:color w:val="262626"/>
+                <w:color w:val="2E75B6"/>
                 <w:sz w:val="19"/>
+                <w:u w:val="single"/>
               </w:rPr>
-              <w:t>[009B_CPL_KETERAMPILAN_UMUM_SISTEKIN.md](file:///d:/!!MYDOCUMENTS2026/!!!SISTEKIN2026/!!BRAINSTORMING_KURIKULUM2026/KURIKULUM2026_REVISI/009B_CPL_KETERAMPILAN_UMUM_SISTEKIN.md)</w:t>
+              <w:t>009B_CPL_KETERAMPILAN_UMUM_SISTEKIN.md</w:t>
             </w:r>
           </w:p>
         </w:tc>
         <w:tc>
           <w:tcPr>
-            <w:tcW w:type="dxa" w:w="3010"/>
+            <w:tcW w:type="dxa" w:w="3202"/>
             <w:vAlign w:val="center"/>
             <w:shd w:fill="F2F5F9"/>
             <w:tcMar>
-              <w:top w:w="80" w:type="dxa"/>
-              <w:bottom w:w="80" w:type="dxa"/>
-              <w:left w:w="100" w:type="dxa"/>
-              <w:right w:w="100" w:type="dxa"/>
+              <w:top w:w="70" w:type="dxa"/>
+              <w:bottom w:w="70" w:type="dxa"/>
+              <w:left w:w="90" w:type="dxa"/>
+              <w:right w:w="90" w:type="dxa"/>
             </w:tcMar>
           </w:tcPr>
           <w:p>
@@ -2854,14 +2856,14 @@
         </w:trPr>
         <w:tc>
           <w:tcPr>
-            <w:tcW w:type="dxa" w:w="3010"/>
+            <w:tcW w:type="dxa" w:w="3202"/>
             <w:vAlign w:val="center"/>
             <w:shd w:fill="FFFFFF"/>
             <w:tcMar>
-              <w:top w:w="80" w:type="dxa"/>
-              <w:bottom w:w="80" w:type="dxa"/>
-              <w:left w:w="100" w:type="dxa"/>
-              <w:right w:w="100" w:type="dxa"/>
+              <w:top w:w="70" w:type="dxa"/>
+              <w:bottom w:w="70" w:type="dxa"/>
+              <w:left w:w="90" w:type="dxa"/>
+              <w:right w:w="90" w:type="dxa"/>
             </w:tcMar>
           </w:tcPr>
           <w:p>
@@ -2882,14 +2884,14 @@
         </w:tc>
         <w:tc>
           <w:tcPr>
-            <w:tcW w:type="dxa" w:w="3010"/>
+            <w:tcW w:type="dxa" w:w="3202"/>
             <w:vAlign w:val="center"/>
             <w:shd w:fill="FFFFFF"/>
             <w:tcMar>
-              <w:top w:w="80" w:type="dxa"/>
-              <w:bottom w:w="80" w:type="dxa"/>
-              <w:left w:w="100" w:type="dxa"/>
-              <w:right w:w="100" w:type="dxa"/>
+              <w:top w:w="70" w:type="dxa"/>
+              <w:bottom w:w="70" w:type="dxa"/>
+              <w:left w:w="90" w:type="dxa"/>
+              <w:right w:w="90" w:type="dxa"/>
             </w:tcMar>
           </w:tcPr>
           <w:p>
@@ -2900,23 +2902,24 @@
             <w:r>
               <w:rPr>
                 <w:rFonts w:ascii="Calibri" w:hAnsi="Calibri"/>
-                <w:color w:val="262626"/>
+                <w:color w:val="2E75B6"/>
                 <w:sz w:val="19"/>
+                <w:u w:val="single"/>
               </w:rPr>
-              <w:t>[009C_CPL_PENGETAHUAN_SISTEKIN.md](file:///d:/!!MYDOCUMENTS2026/!!!SISTEKIN2026/!!BRAINSTORMING_KURIKULUM2026/KURIKULUM2026_REVISI/009C_CPL_PENGETAHUAN_SISTEKIN.md)</w:t>
+              <w:t>009C_CPL_PENGETAHUAN_SISTEKIN.md</w:t>
             </w:r>
           </w:p>
         </w:tc>
         <w:tc>
           <w:tcPr>
-            <w:tcW w:type="dxa" w:w="3010"/>
+            <w:tcW w:type="dxa" w:w="3202"/>
             <w:vAlign w:val="center"/>
             <w:shd w:fill="FFFFFF"/>
             <w:tcMar>
-              <w:top w:w="80" w:type="dxa"/>
-              <w:bottom w:w="80" w:type="dxa"/>
-              <w:left w:w="100" w:type="dxa"/>
-              <w:right w:w="100" w:type="dxa"/>
+              <w:top w:w="70" w:type="dxa"/>
+              <w:bottom w:w="70" w:type="dxa"/>
+              <w:left w:w="90" w:type="dxa"/>
+              <w:right w:w="90" w:type="dxa"/>
             </w:tcMar>
           </w:tcPr>
           <w:p>
@@ -2941,14 +2944,14 @@
         </w:trPr>
         <w:tc>
           <w:tcPr>
-            <w:tcW w:type="dxa" w:w="3010"/>
+            <w:tcW w:type="dxa" w:w="3202"/>
             <w:vAlign w:val="center"/>
             <w:shd w:fill="F2F5F9"/>
             <w:tcMar>
-              <w:top w:w="80" w:type="dxa"/>
-              <w:bottom w:w="80" w:type="dxa"/>
-              <w:left w:w="100" w:type="dxa"/>
-              <w:right w:w="100" w:type="dxa"/>
+              <w:top w:w="70" w:type="dxa"/>
+              <w:bottom w:w="70" w:type="dxa"/>
+              <w:left w:w="90" w:type="dxa"/>
+              <w:right w:w="90" w:type="dxa"/>
             </w:tcMar>
           </w:tcPr>
           <w:p>
@@ -2969,14 +2972,14 @@
         </w:tc>
         <w:tc>
           <w:tcPr>
-            <w:tcW w:type="dxa" w:w="3010"/>
+            <w:tcW w:type="dxa" w:w="3202"/>
             <w:vAlign w:val="center"/>
             <w:shd w:fill="F2F5F9"/>
             <w:tcMar>
-              <w:top w:w="80" w:type="dxa"/>
-              <w:bottom w:w="80" w:type="dxa"/>
-              <w:left w:w="100" w:type="dxa"/>
-              <w:right w:w="100" w:type="dxa"/>
+              <w:top w:w="70" w:type="dxa"/>
+              <w:bottom w:w="70" w:type="dxa"/>
+              <w:left w:w="90" w:type="dxa"/>
+              <w:right w:w="90" w:type="dxa"/>
             </w:tcMar>
           </w:tcPr>
           <w:p>
@@ -2987,23 +2990,24 @@
             <w:r>
               <w:rPr>
                 <w:rFonts w:ascii="Calibri" w:hAnsi="Calibri"/>
-                <w:color w:val="262626"/>
+                <w:color w:val="2E75B6"/>
                 <w:sz w:val="19"/>
+                <w:u w:val="single"/>
               </w:rPr>
-              <w:t>[009D_CPL_KETERAMPILAN_KHUSUS_SISTEKIN.md](file:///d:/!!MYDOCUMENTS2026/!!!SISTEKIN2026/!!BRAINSTORMING_KURIKULUM2026/KURIKULUM2026_REVISI/009D_CPL_KETERAMPILAN_KHUSUS_SISTEKIN.md)</w:t>
+              <w:t>009D_CPL_KETERAMPILAN_KHUSUS_SISTEKIN.md</w:t>
             </w:r>
           </w:p>
         </w:tc>
         <w:tc>
           <w:tcPr>
-            <w:tcW w:type="dxa" w:w="3010"/>
+            <w:tcW w:type="dxa" w:w="3202"/>
             <w:vAlign w:val="center"/>
             <w:shd w:fill="F2F5F9"/>
             <w:tcMar>
-              <w:top w:w="80" w:type="dxa"/>
-              <w:bottom w:w="80" w:type="dxa"/>
-              <w:left w:w="100" w:type="dxa"/>
-              <w:right w:w="100" w:type="dxa"/>
+              <w:top w:w="70" w:type="dxa"/>
+              <w:bottom w:w="70" w:type="dxa"/>
+              <w:left w:w="90" w:type="dxa"/>
+              <w:right w:w="90" w:type="dxa"/>
             </w:tcMar>
           </w:tcPr>
           <w:p>
@@ -3028,14 +3032,14 @@
         </w:trPr>
         <w:tc>
           <w:tcPr>
-            <w:tcW w:type="dxa" w:w="3010"/>
+            <w:tcW w:type="dxa" w:w="3202"/>
             <w:vAlign w:val="center"/>
             <w:shd w:fill="FFFFFF"/>
             <w:tcMar>
-              <w:top w:w="80" w:type="dxa"/>
-              <w:bottom w:w="80" w:type="dxa"/>
-              <w:left w:w="100" w:type="dxa"/>
-              <w:right w:w="100" w:type="dxa"/>
+              <w:top w:w="70" w:type="dxa"/>
+              <w:bottom w:w="70" w:type="dxa"/>
+              <w:left w:w="90" w:type="dxa"/>
+              <w:right w:w="90" w:type="dxa"/>
             </w:tcMar>
           </w:tcPr>
           <w:p>
@@ -3056,14 +3060,14 @@
         </w:tc>
         <w:tc>
           <w:tcPr>
-            <w:tcW w:type="dxa" w:w="3010"/>
+            <w:tcW w:type="dxa" w:w="3202"/>
             <w:vAlign w:val="center"/>
             <w:shd w:fill="FFFFFF"/>
             <w:tcMar>
-              <w:top w:w="80" w:type="dxa"/>
-              <w:bottom w:w="80" w:type="dxa"/>
-              <w:left w:w="100" w:type="dxa"/>
-              <w:right w:w="100" w:type="dxa"/>
+              <w:top w:w="70" w:type="dxa"/>
+              <w:bottom w:w="70" w:type="dxa"/>
+              <w:left w:w="90" w:type="dxa"/>
+              <w:right w:w="90" w:type="dxa"/>
             </w:tcMar>
           </w:tcPr>
           <w:p>
@@ -3074,23 +3078,24 @@
             <w:r>
               <w:rPr>
                 <w:rFonts w:ascii="Calibri" w:hAnsi="Calibri"/>
-                <w:color w:val="262626"/>
+                <w:color w:val="2E75B6"/>
                 <w:sz w:val="19"/>
+                <w:u w:val="single"/>
               </w:rPr>
-              <w:t>[009E_RINGKASAN_CPL_LENGKAP_PEMETAAN_BoK.md](file:///d:/!!MYDOCUMENTS2026/!!!SISTEKIN2026/!!BRAINSTORMING_KURIKULUM2026/KURIKULUM2026_REVISI/009E_RINGKASAN_CPL_LENGKAP_PEMETAAN_BoK.md)</w:t>
+              <w:t>009E_RINGKASAN_CPL_LENGKAP_PEMETAAN_BoK.md</w:t>
             </w:r>
           </w:p>
         </w:tc>
         <w:tc>
           <w:tcPr>
-            <w:tcW w:type="dxa" w:w="3010"/>
+            <w:tcW w:type="dxa" w:w="3202"/>
             <w:vAlign w:val="center"/>
             <w:shd w:fill="FFFFFF"/>
             <w:tcMar>
-              <w:top w:w="80" w:type="dxa"/>
-              <w:bottom w:w="80" w:type="dxa"/>
-              <w:left w:w="100" w:type="dxa"/>
-              <w:right w:w="100" w:type="dxa"/>
+              <w:top w:w="70" w:type="dxa"/>
+              <w:bottom w:w="70" w:type="dxa"/>
+              <w:left w:w="90" w:type="dxa"/>
+              <w:right w:w="90" w:type="dxa"/>
             </w:tcMar>
           </w:tcPr>
           <w:p>
@@ -3112,7 +3117,7 @@
     </w:tbl>
     <w:p>
       <w:pPr>
-        <w:spacing w:after="120"/>
+        <w:spacing w:after="100"/>
       </w:pPr>
     </w:p>
     <w:p>
@@ -3122,9 +3127,9 @@
       <w:r>
         <w:rPr>
           <w:color w:val="C8D2E1"/>
-          <w:sz w:val="16"/>
+          <w:sz w:val="14"/>
         </w:rPr>
-        <w:t>_________________________________________________________________________________</w:t>
+        <w:t>———————————————————————————————————————————————————————————————————————————</w:t>
       </w:r>
     </w:p>
     <w:p>
@@ -3158,11 +3163,11 @@
         </w:tblBorders>
       </w:tblPr>
       <w:tblGrid>
-        <w:gridCol w:w="1806"/>
-        <w:gridCol w:w="1806"/>
-        <w:gridCol w:w="1806"/>
-        <w:gridCol w:w="1806"/>
-        <w:gridCol w:w="1806"/>
+        <w:gridCol w:w="1921"/>
+        <w:gridCol w:w="1921"/>
+        <w:gridCol w:w="1921"/>
+        <w:gridCol w:w="1921"/>
+        <w:gridCol w:w="1921"/>
       </w:tblGrid>
       <w:tr>
         <w:trPr>
@@ -3172,7 +3177,7 @@
         </w:trPr>
         <w:tc>
           <w:tcPr>
-            <w:tcW w:type="dxa" w:w="1806"/>
+            <w:tcW w:type="dxa" w:w="1921"/>
             <w:vAlign w:val="center"/>
             <w:shd w:fill="1F3864"/>
             <w:tcMar>
@@ -3200,7 +3205,7 @@
         </w:tc>
         <w:tc>
           <w:tcPr>
-            <w:tcW w:type="dxa" w:w="1806"/>
+            <w:tcW w:type="dxa" w:w="1921"/>
             <w:vAlign w:val="center"/>
             <w:shd w:fill="1F3864"/>
             <w:tcMar>
@@ -3228,7 +3233,7 @@
         </w:tc>
         <w:tc>
           <w:tcPr>
-            <w:tcW w:type="dxa" w:w="1806"/>
+            <w:tcW w:type="dxa" w:w="1921"/>
             <w:vAlign w:val="center"/>
             <w:shd w:fill="1F3864"/>
             <w:tcMar>
@@ -3256,7 +3261,7 @@
         </w:tc>
         <w:tc>
           <w:tcPr>
-            <w:tcW w:type="dxa" w:w="1806"/>
+            <w:tcW w:type="dxa" w:w="1921"/>
             <w:vAlign w:val="center"/>
             <w:shd w:fill="1F3864"/>
             <w:tcMar>
@@ -3284,7 +3289,7 @@
         </w:tc>
         <w:tc>
           <w:tcPr>
-            <w:tcW w:type="dxa" w:w="1806"/>
+            <w:tcW w:type="dxa" w:w="1921"/>
             <w:vAlign w:val="center"/>
             <w:shd w:fill="1F3864"/>
             <w:tcMar>
@@ -3317,14 +3322,14 @@
         </w:trPr>
         <w:tc>
           <w:tcPr>
-            <w:tcW w:type="dxa" w:w="1806"/>
+            <w:tcW w:type="dxa" w:w="1921"/>
             <w:vAlign w:val="center"/>
             <w:shd w:fill="FFFFFF"/>
             <w:tcMar>
-              <w:top w:w="80" w:type="dxa"/>
-              <w:bottom w:w="80" w:type="dxa"/>
-              <w:left w:w="100" w:type="dxa"/>
-              <w:right w:w="100" w:type="dxa"/>
+              <w:top w:w="70" w:type="dxa"/>
+              <w:bottom w:w="70" w:type="dxa"/>
+              <w:left w:w="90" w:type="dxa"/>
+              <w:right w:w="90" w:type="dxa"/>
             </w:tcMar>
           </w:tcPr>
           <w:p>
@@ -3345,14 +3350,14 @@
         </w:tc>
         <w:tc>
           <w:tcPr>
-            <w:tcW w:type="dxa" w:w="1806"/>
+            <w:tcW w:type="dxa" w:w="1921"/>
             <w:vAlign w:val="center"/>
             <w:shd w:fill="FFFFFF"/>
             <w:tcMar>
-              <w:top w:w="80" w:type="dxa"/>
-              <w:bottom w:w="80" w:type="dxa"/>
-              <w:left w:w="100" w:type="dxa"/>
-              <w:right w:w="100" w:type="dxa"/>
+              <w:top w:w="70" w:type="dxa"/>
+              <w:bottom w:w="70" w:type="dxa"/>
+              <w:left w:w="90" w:type="dxa"/>
+              <w:right w:w="90" w:type="dxa"/>
             </w:tcMar>
           </w:tcPr>
           <w:p>
@@ -3372,14 +3377,14 @@
         </w:tc>
         <w:tc>
           <w:tcPr>
-            <w:tcW w:type="dxa" w:w="1806"/>
+            <w:tcW w:type="dxa" w:w="1921"/>
             <w:vAlign w:val="center"/>
             <w:shd w:fill="FFFFFF"/>
             <w:tcMar>
-              <w:top w:w="80" w:type="dxa"/>
-              <w:bottom w:w="80" w:type="dxa"/>
-              <w:left w:w="100" w:type="dxa"/>
-              <w:right w:w="100" w:type="dxa"/>
+              <w:top w:w="70" w:type="dxa"/>
+              <w:bottom w:w="70" w:type="dxa"/>
+              <w:left w:w="90" w:type="dxa"/>
+              <w:right w:w="90" w:type="dxa"/>
             </w:tcMar>
           </w:tcPr>
           <w:p>
@@ -3399,14 +3404,14 @@
         </w:tc>
         <w:tc>
           <w:tcPr>
-            <w:tcW w:type="dxa" w:w="1806"/>
+            <w:tcW w:type="dxa" w:w="1921"/>
             <w:vAlign w:val="center"/>
             <w:shd w:fill="FFFFFF"/>
             <w:tcMar>
-              <w:top w:w="80" w:type="dxa"/>
-              <w:bottom w:w="80" w:type="dxa"/>
-              <w:left w:w="100" w:type="dxa"/>
-              <w:right w:w="100" w:type="dxa"/>
+              <w:top w:w="70" w:type="dxa"/>
+              <w:bottom w:w="70" w:type="dxa"/>
+              <w:left w:w="90" w:type="dxa"/>
+              <w:right w:w="90" w:type="dxa"/>
             </w:tcMar>
           </w:tcPr>
           <w:p>
@@ -3426,14 +3431,14 @@
         </w:tc>
         <w:tc>
           <w:tcPr>
-            <w:tcW w:type="dxa" w:w="1806"/>
+            <w:tcW w:type="dxa" w:w="1921"/>
             <w:vAlign w:val="center"/>
             <w:shd w:fill="FFFFFF"/>
             <w:tcMar>
-              <w:top w:w="80" w:type="dxa"/>
-              <w:bottom w:w="80" w:type="dxa"/>
-              <w:left w:w="100" w:type="dxa"/>
-              <w:right w:w="100" w:type="dxa"/>
+              <w:top w:w="70" w:type="dxa"/>
+              <w:bottom w:w="70" w:type="dxa"/>
+              <w:left w:w="90" w:type="dxa"/>
+              <w:right w:w="90" w:type="dxa"/>
             </w:tcMar>
           </w:tcPr>
           <w:p>
@@ -3458,14 +3463,14 @@
         </w:trPr>
         <w:tc>
           <w:tcPr>
-            <w:tcW w:type="dxa" w:w="1806"/>
+            <w:tcW w:type="dxa" w:w="1921"/>
             <w:vAlign w:val="center"/>
             <w:shd w:fill="F2F5F9"/>
             <w:tcMar>
-              <w:top w:w="80" w:type="dxa"/>
-              <w:bottom w:w="80" w:type="dxa"/>
-              <w:left w:w="100" w:type="dxa"/>
-              <w:right w:w="100" w:type="dxa"/>
+              <w:top w:w="70" w:type="dxa"/>
+              <w:bottom w:w="70" w:type="dxa"/>
+              <w:left w:w="90" w:type="dxa"/>
+              <w:right w:w="90" w:type="dxa"/>
             </w:tcMar>
           </w:tcPr>
           <w:p>
@@ -3486,14 +3491,14 @@
         </w:tc>
         <w:tc>
           <w:tcPr>
-            <w:tcW w:type="dxa" w:w="1806"/>
+            <w:tcW w:type="dxa" w:w="1921"/>
             <w:vAlign w:val="center"/>
             <w:shd w:fill="F2F5F9"/>
             <w:tcMar>
-              <w:top w:w="80" w:type="dxa"/>
-              <w:bottom w:w="80" w:type="dxa"/>
-              <w:left w:w="100" w:type="dxa"/>
-              <w:right w:w="100" w:type="dxa"/>
+              <w:top w:w="70" w:type="dxa"/>
+              <w:bottom w:w="70" w:type="dxa"/>
+              <w:left w:w="90" w:type="dxa"/>
+              <w:right w:w="90" w:type="dxa"/>
             </w:tcMar>
           </w:tcPr>
           <w:p>
@@ -3513,14 +3518,14 @@
         </w:tc>
         <w:tc>
           <w:tcPr>
-            <w:tcW w:type="dxa" w:w="1806"/>
+            <w:tcW w:type="dxa" w:w="1921"/>
             <w:vAlign w:val="center"/>
             <w:shd w:fill="F2F5F9"/>
             <w:tcMar>
-              <w:top w:w="80" w:type="dxa"/>
-              <w:bottom w:w="80" w:type="dxa"/>
-              <w:left w:w="100" w:type="dxa"/>
-              <w:right w:w="100" w:type="dxa"/>
+              <w:top w:w="70" w:type="dxa"/>
+              <w:bottom w:w="70" w:type="dxa"/>
+              <w:left w:w="90" w:type="dxa"/>
+              <w:right w:w="90" w:type="dxa"/>
             </w:tcMar>
           </w:tcPr>
           <w:p>
@@ -3540,14 +3545,14 @@
         </w:tc>
         <w:tc>
           <w:tcPr>
-            <w:tcW w:type="dxa" w:w="1806"/>
+            <w:tcW w:type="dxa" w:w="1921"/>
             <w:vAlign w:val="center"/>
             <w:shd w:fill="F2F5F9"/>
             <w:tcMar>
-              <w:top w:w="80" w:type="dxa"/>
-              <w:bottom w:w="80" w:type="dxa"/>
-              <w:left w:w="100" w:type="dxa"/>
-              <w:right w:w="100" w:type="dxa"/>
+              <w:top w:w="70" w:type="dxa"/>
+              <w:bottom w:w="70" w:type="dxa"/>
+              <w:left w:w="90" w:type="dxa"/>
+              <w:right w:w="90" w:type="dxa"/>
             </w:tcMar>
           </w:tcPr>
           <w:p>
@@ -3567,14 +3572,14 @@
         </w:tc>
         <w:tc>
           <w:tcPr>
-            <w:tcW w:type="dxa" w:w="1806"/>
+            <w:tcW w:type="dxa" w:w="1921"/>
             <w:vAlign w:val="center"/>
             <w:shd w:fill="F2F5F9"/>
             <w:tcMar>
-              <w:top w:w="80" w:type="dxa"/>
-              <w:bottom w:w="80" w:type="dxa"/>
-              <w:left w:w="100" w:type="dxa"/>
-              <w:right w:w="100" w:type="dxa"/>
+              <w:top w:w="70" w:type="dxa"/>
+              <w:bottom w:w="70" w:type="dxa"/>
+              <w:left w:w="90" w:type="dxa"/>
+              <w:right w:w="90" w:type="dxa"/>
             </w:tcMar>
           </w:tcPr>
           <w:p>
@@ -3599,14 +3604,14 @@
         </w:trPr>
         <w:tc>
           <w:tcPr>
-            <w:tcW w:type="dxa" w:w="1806"/>
+            <w:tcW w:type="dxa" w:w="1921"/>
             <w:vAlign w:val="center"/>
             <w:shd w:fill="FFFFFF"/>
             <w:tcMar>
-              <w:top w:w="80" w:type="dxa"/>
-              <w:bottom w:w="80" w:type="dxa"/>
-              <w:left w:w="100" w:type="dxa"/>
-              <w:right w:w="100" w:type="dxa"/>
+              <w:top w:w="70" w:type="dxa"/>
+              <w:bottom w:w="70" w:type="dxa"/>
+              <w:left w:w="90" w:type="dxa"/>
+              <w:right w:w="90" w:type="dxa"/>
             </w:tcMar>
           </w:tcPr>
           <w:p>
@@ -3627,14 +3632,14 @@
         </w:tc>
         <w:tc>
           <w:tcPr>
-            <w:tcW w:type="dxa" w:w="1806"/>
+            <w:tcW w:type="dxa" w:w="1921"/>
             <w:vAlign w:val="center"/>
             <w:shd w:fill="FFFFFF"/>
             <w:tcMar>
-              <w:top w:w="80" w:type="dxa"/>
-              <w:bottom w:w="80" w:type="dxa"/>
-              <w:left w:w="100" w:type="dxa"/>
-              <w:right w:w="100" w:type="dxa"/>
+              <w:top w:w="70" w:type="dxa"/>
+              <w:bottom w:w="70" w:type="dxa"/>
+              <w:left w:w="90" w:type="dxa"/>
+              <w:right w:w="90" w:type="dxa"/>
             </w:tcMar>
           </w:tcPr>
           <w:p>
@@ -3654,14 +3659,14 @@
         </w:tc>
         <w:tc>
           <w:tcPr>
-            <w:tcW w:type="dxa" w:w="1806"/>
+            <w:tcW w:type="dxa" w:w="1921"/>
             <w:vAlign w:val="center"/>
             <w:shd w:fill="FFFFFF"/>
             <w:tcMar>
-              <w:top w:w="80" w:type="dxa"/>
-              <w:bottom w:w="80" w:type="dxa"/>
-              <w:left w:w="100" w:type="dxa"/>
-              <w:right w:w="100" w:type="dxa"/>
+              <w:top w:w="70" w:type="dxa"/>
+              <w:bottom w:w="70" w:type="dxa"/>
+              <w:left w:w="90" w:type="dxa"/>
+              <w:right w:w="90" w:type="dxa"/>
             </w:tcMar>
           </w:tcPr>
           <w:p>
@@ -3681,14 +3686,14 @@
         </w:tc>
         <w:tc>
           <w:tcPr>
-            <w:tcW w:type="dxa" w:w="1806"/>
+            <w:tcW w:type="dxa" w:w="1921"/>
             <w:vAlign w:val="center"/>
             <w:shd w:fill="FFFFFF"/>
             <w:tcMar>
-              <w:top w:w="80" w:type="dxa"/>
-              <w:bottom w:w="80" w:type="dxa"/>
-              <w:left w:w="100" w:type="dxa"/>
-              <w:right w:w="100" w:type="dxa"/>
+              <w:top w:w="70" w:type="dxa"/>
+              <w:bottom w:w="70" w:type="dxa"/>
+              <w:left w:w="90" w:type="dxa"/>
+              <w:right w:w="90" w:type="dxa"/>
             </w:tcMar>
           </w:tcPr>
           <w:p>
@@ -3708,14 +3713,14 @@
         </w:tc>
         <w:tc>
           <w:tcPr>
-            <w:tcW w:type="dxa" w:w="1806"/>
+            <w:tcW w:type="dxa" w:w="1921"/>
             <w:vAlign w:val="center"/>
             <w:shd w:fill="FFFFFF"/>
             <w:tcMar>
-              <w:top w:w="80" w:type="dxa"/>
-              <w:bottom w:w="80" w:type="dxa"/>
-              <w:left w:w="100" w:type="dxa"/>
-              <w:right w:w="100" w:type="dxa"/>
+              <w:top w:w="70" w:type="dxa"/>
+              <w:bottom w:w="70" w:type="dxa"/>
+              <w:left w:w="90" w:type="dxa"/>
+              <w:right w:w="90" w:type="dxa"/>
             </w:tcMar>
           </w:tcPr>
           <w:p>
@@ -3740,14 +3745,14 @@
         </w:trPr>
         <w:tc>
           <w:tcPr>
-            <w:tcW w:type="dxa" w:w="1806"/>
+            <w:tcW w:type="dxa" w:w="1921"/>
             <w:vAlign w:val="center"/>
             <w:shd w:fill="F2F5F9"/>
             <w:tcMar>
-              <w:top w:w="80" w:type="dxa"/>
-              <w:bottom w:w="80" w:type="dxa"/>
-              <w:left w:w="100" w:type="dxa"/>
-              <w:right w:w="100" w:type="dxa"/>
+              <w:top w:w="70" w:type="dxa"/>
+              <w:bottom w:w="70" w:type="dxa"/>
+              <w:left w:w="90" w:type="dxa"/>
+              <w:right w:w="90" w:type="dxa"/>
             </w:tcMar>
           </w:tcPr>
           <w:p>
@@ -3768,14 +3773,14 @@
         </w:tc>
         <w:tc>
           <w:tcPr>
-            <w:tcW w:type="dxa" w:w="1806"/>
+            <w:tcW w:type="dxa" w:w="1921"/>
             <w:vAlign w:val="center"/>
             <w:shd w:fill="F2F5F9"/>
             <w:tcMar>
-              <w:top w:w="80" w:type="dxa"/>
-              <w:bottom w:w="80" w:type="dxa"/>
-              <w:left w:w="100" w:type="dxa"/>
-              <w:right w:w="100" w:type="dxa"/>
+              <w:top w:w="70" w:type="dxa"/>
+              <w:bottom w:w="70" w:type="dxa"/>
+              <w:left w:w="90" w:type="dxa"/>
+              <w:right w:w="90" w:type="dxa"/>
             </w:tcMar>
           </w:tcPr>
           <w:p>
@@ -3795,14 +3800,14 @@
         </w:tc>
         <w:tc>
           <w:tcPr>
-            <w:tcW w:type="dxa" w:w="1806"/>
+            <w:tcW w:type="dxa" w:w="1921"/>
             <w:vAlign w:val="center"/>
             <w:shd w:fill="F2F5F9"/>
             <w:tcMar>
-              <w:top w:w="80" w:type="dxa"/>
-              <w:bottom w:w="80" w:type="dxa"/>
-              <w:left w:w="100" w:type="dxa"/>
-              <w:right w:w="100" w:type="dxa"/>
+              <w:top w:w="70" w:type="dxa"/>
+              <w:bottom w:w="70" w:type="dxa"/>
+              <w:left w:w="90" w:type="dxa"/>
+              <w:right w:w="90" w:type="dxa"/>
             </w:tcMar>
           </w:tcPr>
           <w:p>
@@ -3822,14 +3827,14 @@
         </w:tc>
         <w:tc>
           <w:tcPr>
-            <w:tcW w:type="dxa" w:w="1806"/>
+            <w:tcW w:type="dxa" w:w="1921"/>
             <w:vAlign w:val="center"/>
             <w:shd w:fill="F2F5F9"/>
             <w:tcMar>
-              <w:top w:w="80" w:type="dxa"/>
-              <w:bottom w:w="80" w:type="dxa"/>
-              <w:left w:w="100" w:type="dxa"/>
-              <w:right w:w="100" w:type="dxa"/>
+              <w:top w:w="70" w:type="dxa"/>
+              <w:bottom w:w="70" w:type="dxa"/>
+              <w:left w:w="90" w:type="dxa"/>
+              <w:right w:w="90" w:type="dxa"/>
             </w:tcMar>
           </w:tcPr>
           <w:p>
@@ -3849,14 +3854,14 @@
         </w:tc>
         <w:tc>
           <w:tcPr>
-            <w:tcW w:type="dxa" w:w="1806"/>
+            <w:tcW w:type="dxa" w:w="1921"/>
             <w:vAlign w:val="center"/>
             <w:shd w:fill="F2F5F9"/>
             <w:tcMar>
-              <w:top w:w="80" w:type="dxa"/>
-              <w:bottom w:w="80" w:type="dxa"/>
-              <w:left w:w="100" w:type="dxa"/>
-              <w:right w:w="100" w:type="dxa"/>
+              <w:top w:w="70" w:type="dxa"/>
+              <w:bottom w:w="70" w:type="dxa"/>
+              <w:left w:w="90" w:type="dxa"/>
+              <w:right w:w="90" w:type="dxa"/>
             </w:tcMar>
           </w:tcPr>
           <w:p>
@@ -3881,14 +3886,14 @@
         </w:trPr>
         <w:tc>
           <w:tcPr>
-            <w:tcW w:type="dxa" w:w="1806"/>
+            <w:tcW w:type="dxa" w:w="1921"/>
             <w:vAlign w:val="center"/>
             <w:shd w:fill="FFFFFF"/>
             <w:tcMar>
-              <w:top w:w="80" w:type="dxa"/>
-              <w:bottom w:w="80" w:type="dxa"/>
-              <w:left w:w="100" w:type="dxa"/>
-              <w:right w:w="100" w:type="dxa"/>
+              <w:top w:w="70" w:type="dxa"/>
+              <w:bottom w:w="70" w:type="dxa"/>
+              <w:left w:w="90" w:type="dxa"/>
+              <w:right w:w="90" w:type="dxa"/>
             </w:tcMar>
           </w:tcPr>
           <w:p>
@@ -3909,14 +3914,14 @@
         </w:tc>
         <w:tc>
           <w:tcPr>
-            <w:tcW w:type="dxa" w:w="1806"/>
+            <w:tcW w:type="dxa" w:w="1921"/>
             <w:vAlign w:val="center"/>
             <w:shd w:fill="FFFFFF"/>
             <w:tcMar>
-              <w:top w:w="80" w:type="dxa"/>
-              <w:bottom w:w="80" w:type="dxa"/>
-              <w:left w:w="100" w:type="dxa"/>
-              <w:right w:w="100" w:type="dxa"/>
+              <w:top w:w="70" w:type="dxa"/>
+              <w:bottom w:w="70" w:type="dxa"/>
+              <w:left w:w="90" w:type="dxa"/>
+              <w:right w:w="90" w:type="dxa"/>
             </w:tcMar>
           </w:tcPr>
           <w:p>
@@ -3936,14 +3941,14 @@
         </w:tc>
         <w:tc>
           <w:tcPr>
-            <w:tcW w:type="dxa" w:w="1806"/>
+            <w:tcW w:type="dxa" w:w="1921"/>
             <w:vAlign w:val="center"/>
             <w:shd w:fill="FFFFFF"/>
             <w:tcMar>
-              <w:top w:w="80" w:type="dxa"/>
-              <w:bottom w:w="80" w:type="dxa"/>
-              <w:left w:w="100" w:type="dxa"/>
-              <w:right w:w="100" w:type="dxa"/>
+              <w:top w:w="70" w:type="dxa"/>
+              <w:bottom w:w="70" w:type="dxa"/>
+              <w:left w:w="90" w:type="dxa"/>
+              <w:right w:w="90" w:type="dxa"/>
             </w:tcMar>
           </w:tcPr>
           <w:p>
@@ -3963,14 +3968,14 @@
         </w:tc>
         <w:tc>
           <w:tcPr>
-            <w:tcW w:type="dxa" w:w="1806"/>
+            <w:tcW w:type="dxa" w:w="1921"/>
             <w:vAlign w:val="center"/>
             <w:shd w:fill="FFFFFF"/>
             <w:tcMar>
-              <w:top w:w="80" w:type="dxa"/>
-              <w:bottom w:w="80" w:type="dxa"/>
-              <w:left w:w="100" w:type="dxa"/>
-              <w:right w:w="100" w:type="dxa"/>
+              <w:top w:w="70" w:type="dxa"/>
+              <w:bottom w:w="70" w:type="dxa"/>
+              <w:left w:w="90" w:type="dxa"/>
+              <w:right w:w="90" w:type="dxa"/>
             </w:tcMar>
           </w:tcPr>
           <w:p>
@@ -3990,14 +3995,14 @@
         </w:tc>
         <w:tc>
           <w:tcPr>
-            <w:tcW w:type="dxa" w:w="1806"/>
+            <w:tcW w:type="dxa" w:w="1921"/>
             <w:vAlign w:val="center"/>
             <w:shd w:fill="FFFFFF"/>
             <w:tcMar>
-              <w:top w:w="80" w:type="dxa"/>
-              <w:bottom w:w="80" w:type="dxa"/>
-              <w:left w:w="100" w:type="dxa"/>
-              <w:right w:w="100" w:type="dxa"/>
+              <w:top w:w="70" w:type="dxa"/>
+              <w:bottom w:w="70" w:type="dxa"/>
+              <w:left w:w="90" w:type="dxa"/>
+              <w:right w:w="90" w:type="dxa"/>
             </w:tcMar>
           </w:tcPr>
           <w:p>
@@ -4022,14 +4027,14 @@
         </w:trPr>
         <w:tc>
           <w:tcPr>
-            <w:tcW w:type="dxa" w:w="1806"/>
+            <w:tcW w:type="dxa" w:w="1921"/>
             <w:vAlign w:val="center"/>
             <w:shd w:fill="F2F5F9"/>
             <w:tcMar>
-              <w:top w:w="80" w:type="dxa"/>
-              <w:bottom w:w="80" w:type="dxa"/>
-              <w:left w:w="100" w:type="dxa"/>
-              <w:right w:w="100" w:type="dxa"/>
+              <w:top w:w="70" w:type="dxa"/>
+              <w:bottom w:w="70" w:type="dxa"/>
+              <w:left w:w="90" w:type="dxa"/>
+              <w:right w:w="90" w:type="dxa"/>
             </w:tcMar>
           </w:tcPr>
           <w:p>
@@ -4050,14 +4055,14 @@
         </w:tc>
         <w:tc>
           <w:tcPr>
-            <w:tcW w:type="dxa" w:w="1806"/>
+            <w:tcW w:type="dxa" w:w="1921"/>
             <w:vAlign w:val="center"/>
             <w:shd w:fill="F2F5F9"/>
             <w:tcMar>
-              <w:top w:w="80" w:type="dxa"/>
-              <w:bottom w:w="80" w:type="dxa"/>
-              <w:left w:w="100" w:type="dxa"/>
-              <w:right w:w="100" w:type="dxa"/>
+              <w:top w:w="70" w:type="dxa"/>
+              <w:bottom w:w="70" w:type="dxa"/>
+              <w:left w:w="90" w:type="dxa"/>
+              <w:right w:w="90" w:type="dxa"/>
             </w:tcMar>
           </w:tcPr>
           <w:p>
@@ -4077,14 +4082,14 @@
         </w:tc>
         <w:tc>
           <w:tcPr>
-            <w:tcW w:type="dxa" w:w="1806"/>
+            <w:tcW w:type="dxa" w:w="1921"/>
             <w:vAlign w:val="center"/>
             <w:shd w:fill="F2F5F9"/>
             <w:tcMar>
-              <w:top w:w="80" w:type="dxa"/>
-              <w:bottom w:w="80" w:type="dxa"/>
-              <w:left w:w="100" w:type="dxa"/>
-              <w:right w:w="100" w:type="dxa"/>
+              <w:top w:w="70" w:type="dxa"/>
+              <w:bottom w:w="70" w:type="dxa"/>
+              <w:left w:w="90" w:type="dxa"/>
+              <w:right w:w="90" w:type="dxa"/>
             </w:tcMar>
           </w:tcPr>
           <w:p>
@@ -4096,14 +4101,14 @@
         </w:tc>
         <w:tc>
           <w:tcPr>
-            <w:tcW w:type="dxa" w:w="1806"/>
+            <w:tcW w:type="dxa" w:w="1921"/>
             <w:vAlign w:val="center"/>
             <w:shd w:fill="F2F5F9"/>
             <w:tcMar>
-              <w:top w:w="80" w:type="dxa"/>
-              <w:bottom w:w="80" w:type="dxa"/>
-              <w:left w:w="100" w:type="dxa"/>
-              <w:right w:w="100" w:type="dxa"/>
+              <w:top w:w="70" w:type="dxa"/>
+              <w:bottom w:w="70" w:type="dxa"/>
+              <w:left w:w="90" w:type="dxa"/>
+              <w:right w:w="90" w:type="dxa"/>
             </w:tcMar>
           </w:tcPr>
           <w:p>
@@ -4123,14 +4128,14 @@
         </w:tc>
         <w:tc>
           <w:tcPr>
-            <w:tcW w:type="dxa" w:w="1806"/>
+            <w:tcW w:type="dxa" w:w="1921"/>
             <w:vAlign w:val="center"/>
             <w:shd w:fill="F2F5F9"/>
             <w:tcMar>
-              <w:top w:w="80" w:type="dxa"/>
-              <w:bottom w:w="80" w:type="dxa"/>
-              <w:left w:w="100" w:type="dxa"/>
-              <w:right w:w="100" w:type="dxa"/>
+              <w:top w:w="70" w:type="dxa"/>
+              <w:bottom w:w="70" w:type="dxa"/>
+              <w:left w:w="90" w:type="dxa"/>
+              <w:right w:w="90" w:type="dxa"/>
             </w:tcMar>
           </w:tcPr>
           <w:p>
@@ -4155,14 +4160,14 @@
         </w:trPr>
         <w:tc>
           <w:tcPr>
-            <w:tcW w:type="dxa" w:w="1806"/>
+            <w:tcW w:type="dxa" w:w="1921"/>
             <w:vAlign w:val="center"/>
             <w:shd w:fill="FFFFFF"/>
             <w:tcMar>
-              <w:top w:w="80" w:type="dxa"/>
-              <w:bottom w:w="80" w:type="dxa"/>
-              <w:left w:w="100" w:type="dxa"/>
-              <w:right w:w="100" w:type="dxa"/>
+              <w:top w:w="70" w:type="dxa"/>
+              <w:bottom w:w="70" w:type="dxa"/>
+              <w:left w:w="90" w:type="dxa"/>
+              <w:right w:w="90" w:type="dxa"/>
             </w:tcMar>
           </w:tcPr>
           <w:p>
@@ -4183,14 +4188,14 @@
         </w:tc>
         <w:tc>
           <w:tcPr>
-            <w:tcW w:type="dxa" w:w="1806"/>
+            <w:tcW w:type="dxa" w:w="1921"/>
             <w:vAlign w:val="center"/>
             <w:shd w:fill="FFFFFF"/>
             <w:tcMar>
-              <w:top w:w="80" w:type="dxa"/>
-              <w:bottom w:w="80" w:type="dxa"/>
-              <w:left w:w="100" w:type="dxa"/>
-              <w:right w:w="100" w:type="dxa"/>
+              <w:top w:w="70" w:type="dxa"/>
+              <w:bottom w:w="70" w:type="dxa"/>
+              <w:left w:w="90" w:type="dxa"/>
+              <w:right w:w="90" w:type="dxa"/>
             </w:tcMar>
           </w:tcPr>
           <w:p>
@@ -4202,14 +4207,14 @@
         </w:tc>
         <w:tc>
           <w:tcPr>
-            <w:tcW w:type="dxa" w:w="1806"/>
+            <w:tcW w:type="dxa" w:w="1921"/>
             <w:vAlign w:val="center"/>
             <w:shd w:fill="FFFFFF"/>
             <w:tcMar>
-              <w:top w:w="80" w:type="dxa"/>
-              <w:bottom w:w="80" w:type="dxa"/>
-              <w:left w:w="100" w:type="dxa"/>
-              <w:right w:w="100" w:type="dxa"/>
+              <w:top w:w="70" w:type="dxa"/>
+              <w:bottom w:w="70" w:type="dxa"/>
+              <w:left w:w="90" w:type="dxa"/>
+              <w:right w:w="90" w:type="dxa"/>
             </w:tcMar>
           </w:tcPr>
           <w:p>
@@ -4229,14 +4234,14 @@
         </w:tc>
         <w:tc>
           <w:tcPr>
-            <w:tcW w:type="dxa" w:w="1806"/>
+            <w:tcW w:type="dxa" w:w="1921"/>
             <w:vAlign w:val="center"/>
             <w:shd w:fill="FFFFFF"/>
             <w:tcMar>
-              <w:top w:w="80" w:type="dxa"/>
-              <w:bottom w:w="80" w:type="dxa"/>
-              <w:left w:w="100" w:type="dxa"/>
-              <w:right w:w="100" w:type="dxa"/>
+              <w:top w:w="70" w:type="dxa"/>
+              <w:bottom w:w="70" w:type="dxa"/>
+              <w:left w:w="90" w:type="dxa"/>
+              <w:right w:w="90" w:type="dxa"/>
             </w:tcMar>
           </w:tcPr>
           <w:p>
@@ -4248,14 +4253,14 @@
         </w:tc>
         <w:tc>
           <w:tcPr>
-            <w:tcW w:type="dxa" w:w="1806"/>
+            <w:tcW w:type="dxa" w:w="1921"/>
             <w:vAlign w:val="center"/>
             <w:shd w:fill="FFFFFF"/>
             <w:tcMar>
-              <w:top w:w="80" w:type="dxa"/>
-              <w:bottom w:w="80" w:type="dxa"/>
-              <w:left w:w="100" w:type="dxa"/>
-              <w:right w:w="100" w:type="dxa"/>
+              <w:top w:w="70" w:type="dxa"/>
+              <w:bottom w:w="70" w:type="dxa"/>
+              <w:left w:w="90" w:type="dxa"/>
+              <w:right w:w="90" w:type="dxa"/>
             </w:tcMar>
           </w:tcPr>
           <w:p>
@@ -4280,14 +4285,14 @@
         </w:trPr>
         <w:tc>
           <w:tcPr>
-            <w:tcW w:type="dxa" w:w="1806"/>
+            <w:tcW w:type="dxa" w:w="1921"/>
             <w:vAlign w:val="center"/>
             <w:shd w:fill="F2F5F9"/>
             <w:tcMar>
-              <w:top w:w="80" w:type="dxa"/>
-              <w:bottom w:w="80" w:type="dxa"/>
-              <w:left w:w="100" w:type="dxa"/>
-              <w:right w:w="100" w:type="dxa"/>
+              <w:top w:w="70" w:type="dxa"/>
+              <w:bottom w:w="70" w:type="dxa"/>
+              <w:left w:w="90" w:type="dxa"/>
+              <w:right w:w="90" w:type="dxa"/>
             </w:tcMar>
           </w:tcPr>
           <w:p>
@@ -4308,14 +4313,14 @@
         </w:tc>
         <w:tc>
           <w:tcPr>
-            <w:tcW w:type="dxa" w:w="1806"/>
+            <w:tcW w:type="dxa" w:w="1921"/>
             <w:vAlign w:val="center"/>
             <w:shd w:fill="F2F5F9"/>
             <w:tcMar>
-              <w:top w:w="80" w:type="dxa"/>
-              <w:bottom w:w="80" w:type="dxa"/>
-              <w:left w:w="100" w:type="dxa"/>
-              <w:right w:w="100" w:type="dxa"/>
+              <w:top w:w="70" w:type="dxa"/>
+              <w:bottom w:w="70" w:type="dxa"/>
+              <w:left w:w="90" w:type="dxa"/>
+              <w:right w:w="90" w:type="dxa"/>
             </w:tcMar>
           </w:tcPr>
           <w:p>
@@ -4335,14 +4340,14 @@
         </w:tc>
         <w:tc>
           <w:tcPr>
-            <w:tcW w:type="dxa" w:w="1806"/>
+            <w:tcW w:type="dxa" w:w="1921"/>
             <w:vAlign w:val="center"/>
             <w:shd w:fill="F2F5F9"/>
             <w:tcMar>
-              <w:top w:w="80" w:type="dxa"/>
-              <w:bottom w:w="80" w:type="dxa"/>
-              <w:left w:w="100" w:type="dxa"/>
-              <w:right w:w="100" w:type="dxa"/>
+              <w:top w:w="70" w:type="dxa"/>
+              <w:bottom w:w="70" w:type="dxa"/>
+              <w:left w:w="90" w:type="dxa"/>
+              <w:right w:w="90" w:type="dxa"/>
             </w:tcMar>
           </w:tcPr>
           <w:p>
@@ -4354,14 +4359,14 @@
         </w:tc>
         <w:tc>
           <w:tcPr>
-            <w:tcW w:type="dxa" w:w="1806"/>
+            <w:tcW w:type="dxa" w:w="1921"/>
             <w:vAlign w:val="center"/>
             <w:shd w:fill="F2F5F9"/>
             <w:tcMar>
-              <w:top w:w="80" w:type="dxa"/>
-              <w:bottom w:w="80" w:type="dxa"/>
-              <w:left w:w="100" w:type="dxa"/>
-              <w:right w:w="100" w:type="dxa"/>
+              <w:top w:w="70" w:type="dxa"/>
+              <w:bottom w:w="70" w:type="dxa"/>
+              <w:left w:w="90" w:type="dxa"/>
+              <w:right w:w="90" w:type="dxa"/>
             </w:tcMar>
           </w:tcPr>
           <w:p>
@@ -4381,14 +4386,14 @@
         </w:tc>
         <w:tc>
           <w:tcPr>
-            <w:tcW w:type="dxa" w:w="1806"/>
+            <w:tcW w:type="dxa" w:w="1921"/>
             <w:vAlign w:val="center"/>
             <w:shd w:fill="F2F5F9"/>
             <w:tcMar>
-              <w:top w:w="80" w:type="dxa"/>
-              <w:bottom w:w="80" w:type="dxa"/>
-              <w:left w:w="100" w:type="dxa"/>
-              <w:right w:w="100" w:type="dxa"/>
+              <w:top w:w="70" w:type="dxa"/>
+              <w:bottom w:w="70" w:type="dxa"/>
+              <w:left w:w="90" w:type="dxa"/>
+              <w:right w:w="90" w:type="dxa"/>
             </w:tcMar>
           </w:tcPr>
           <w:p>
@@ -4413,14 +4418,14 @@
         </w:trPr>
         <w:tc>
           <w:tcPr>
-            <w:tcW w:type="dxa" w:w="1806"/>
+            <w:tcW w:type="dxa" w:w="1921"/>
             <w:vAlign w:val="center"/>
             <w:shd w:fill="FFFFFF"/>
             <w:tcMar>
-              <w:top w:w="80" w:type="dxa"/>
-              <w:bottom w:w="80" w:type="dxa"/>
-              <w:left w:w="100" w:type="dxa"/>
-              <w:right w:w="100" w:type="dxa"/>
+              <w:top w:w="70" w:type="dxa"/>
+              <w:bottom w:w="70" w:type="dxa"/>
+              <w:left w:w="90" w:type="dxa"/>
+              <w:right w:w="90" w:type="dxa"/>
             </w:tcMar>
           </w:tcPr>
           <w:p>
@@ -4441,14 +4446,14 @@
         </w:tc>
         <w:tc>
           <w:tcPr>
-            <w:tcW w:type="dxa" w:w="1806"/>
+            <w:tcW w:type="dxa" w:w="1921"/>
             <w:vAlign w:val="center"/>
             <w:shd w:fill="FFFFFF"/>
             <w:tcMar>
-              <w:top w:w="80" w:type="dxa"/>
-              <w:bottom w:w="80" w:type="dxa"/>
-              <w:left w:w="100" w:type="dxa"/>
-              <w:right w:w="100" w:type="dxa"/>
+              <w:top w:w="70" w:type="dxa"/>
+              <w:bottom w:w="70" w:type="dxa"/>
+              <w:left w:w="90" w:type="dxa"/>
+              <w:right w:w="90" w:type="dxa"/>
             </w:tcMar>
           </w:tcPr>
           <w:p>
@@ -4468,14 +4473,14 @@
         </w:tc>
         <w:tc>
           <w:tcPr>
-            <w:tcW w:type="dxa" w:w="1806"/>
+            <w:tcW w:type="dxa" w:w="1921"/>
             <w:vAlign w:val="center"/>
             <w:shd w:fill="FFFFFF"/>
             <w:tcMar>
-              <w:top w:w="80" w:type="dxa"/>
-              <w:bottom w:w="80" w:type="dxa"/>
-              <w:left w:w="100" w:type="dxa"/>
-              <w:right w:w="100" w:type="dxa"/>
+              <w:top w:w="70" w:type="dxa"/>
+              <w:bottom w:w="70" w:type="dxa"/>
+              <w:left w:w="90" w:type="dxa"/>
+              <w:right w:w="90" w:type="dxa"/>
             </w:tcMar>
           </w:tcPr>
           <w:p>
@@ -4487,14 +4492,14 @@
         </w:tc>
         <w:tc>
           <w:tcPr>
-            <w:tcW w:type="dxa" w:w="1806"/>
+            <w:tcW w:type="dxa" w:w="1921"/>
             <w:vAlign w:val="center"/>
             <w:shd w:fill="FFFFFF"/>
             <w:tcMar>
-              <w:top w:w="80" w:type="dxa"/>
-              <w:bottom w:w="80" w:type="dxa"/>
-              <w:left w:w="100" w:type="dxa"/>
-              <w:right w:w="100" w:type="dxa"/>
+              <w:top w:w="70" w:type="dxa"/>
+              <w:bottom w:w="70" w:type="dxa"/>
+              <w:left w:w="90" w:type="dxa"/>
+              <w:right w:w="90" w:type="dxa"/>
             </w:tcMar>
           </w:tcPr>
           <w:p>
@@ -4506,14 +4511,14 @@
         </w:tc>
         <w:tc>
           <w:tcPr>
-            <w:tcW w:type="dxa" w:w="1806"/>
+            <w:tcW w:type="dxa" w:w="1921"/>
             <w:vAlign w:val="center"/>
             <w:shd w:fill="FFFFFF"/>
             <w:tcMar>
-              <w:top w:w="80" w:type="dxa"/>
-              <w:bottom w:w="80" w:type="dxa"/>
-              <w:left w:w="100" w:type="dxa"/>
-              <w:right w:w="100" w:type="dxa"/>
+              <w:top w:w="70" w:type="dxa"/>
+              <w:bottom w:w="70" w:type="dxa"/>
+              <w:left w:w="90" w:type="dxa"/>
+              <w:right w:w="90" w:type="dxa"/>
             </w:tcMar>
           </w:tcPr>
           <w:p>
@@ -4538,14 +4543,14 @@
         </w:trPr>
         <w:tc>
           <w:tcPr>
-            <w:tcW w:type="dxa" w:w="1806"/>
+            <w:tcW w:type="dxa" w:w="1921"/>
             <w:vAlign w:val="center"/>
             <w:shd w:fill="F2F5F9"/>
             <w:tcMar>
-              <w:top w:w="80" w:type="dxa"/>
-              <w:bottom w:w="80" w:type="dxa"/>
-              <w:left w:w="100" w:type="dxa"/>
-              <w:right w:w="100" w:type="dxa"/>
+              <w:top w:w="70" w:type="dxa"/>
+              <w:bottom w:w="70" w:type="dxa"/>
+              <w:left w:w="90" w:type="dxa"/>
+              <w:right w:w="90" w:type="dxa"/>
             </w:tcMar>
           </w:tcPr>
           <w:p>
@@ -4566,14 +4571,14 @@
         </w:tc>
         <w:tc>
           <w:tcPr>
-            <w:tcW w:type="dxa" w:w="1806"/>
+            <w:tcW w:type="dxa" w:w="1921"/>
             <w:vAlign w:val="center"/>
             <w:shd w:fill="F2F5F9"/>
             <w:tcMar>
-              <w:top w:w="80" w:type="dxa"/>
-              <w:bottom w:w="80" w:type="dxa"/>
-              <w:left w:w="100" w:type="dxa"/>
-              <w:right w:w="100" w:type="dxa"/>
+              <w:top w:w="70" w:type="dxa"/>
+              <w:bottom w:w="70" w:type="dxa"/>
+              <w:left w:w="90" w:type="dxa"/>
+              <w:right w:w="90" w:type="dxa"/>
             </w:tcMar>
           </w:tcPr>
           <w:p>
@@ -4593,14 +4598,14 @@
         </w:tc>
         <w:tc>
           <w:tcPr>
-            <w:tcW w:type="dxa" w:w="1806"/>
+            <w:tcW w:type="dxa" w:w="1921"/>
             <w:vAlign w:val="center"/>
             <w:shd w:fill="F2F5F9"/>
             <w:tcMar>
-              <w:top w:w="80" w:type="dxa"/>
-              <w:bottom w:w="80" w:type="dxa"/>
-              <w:left w:w="100" w:type="dxa"/>
-              <w:right w:w="100" w:type="dxa"/>
+              <w:top w:w="70" w:type="dxa"/>
+              <w:bottom w:w="70" w:type="dxa"/>
+              <w:left w:w="90" w:type="dxa"/>
+              <w:right w:w="90" w:type="dxa"/>
             </w:tcMar>
           </w:tcPr>
           <w:p>
@@ -4612,14 +4617,14 @@
         </w:tc>
         <w:tc>
           <w:tcPr>
-            <w:tcW w:type="dxa" w:w="1806"/>
+            <w:tcW w:type="dxa" w:w="1921"/>
             <w:vAlign w:val="center"/>
             <w:shd w:fill="F2F5F9"/>
             <w:tcMar>
-              <w:top w:w="80" w:type="dxa"/>
-              <w:bottom w:w="80" w:type="dxa"/>
-              <w:left w:w="100" w:type="dxa"/>
-              <w:right w:w="100" w:type="dxa"/>
+              <w:top w:w="70" w:type="dxa"/>
+              <w:bottom w:w="70" w:type="dxa"/>
+              <w:left w:w="90" w:type="dxa"/>
+              <w:right w:w="90" w:type="dxa"/>
             </w:tcMar>
           </w:tcPr>
           <w:p>
@@ -4631,14 +4636,14 @@
         </w:tc>
         <w:tc>
           <w:tcPr>
-            <w:tcW w:type="dxa" w:w="1806"/>
+            <w:tcW w:type="dxa" w:w="1921"/>
             <w:vAlign w:val="center"/>
             <w:shd w:fill="F2F5F9"/>
             <w:tcMar>
-              <w:top w:w="80" w:type="dxa"/>
-              <w:bottom w:w="80" w:type="dxa"/>
-              <w:left w:w="100" w:type="dxa"/>
-              <w:right w:w="100" w:type="dxa"/>
+              <w:top w:w="70" w:type="dxa"/>
+              <w:bottom w:w="70" w:type="dxa"/>
+              <w:left w:w="90" w:type="dxa"/>
+              <w:right w:w="90" w:type="dxa"/>
             </w:tcMar>
           </w:tcPr>
           <w:p>
@@ -4663,14 +4668,14 @@
         </w:trPr>
         <w:tc>
           <w:tcPr>
-            <w:tcW w:type="dxa" w:w="1806"/>
+            <w:tcW w:type="dxa" w:w="1921"/>
             <w:vAlign w:val="center"/>
             <w:shd w:fill="FFFFFF"/>
             <w:tcMar>
-              <w:top w:w="80" w:type="dxa"/>
-              <w:bottom w:w="80" w:type="dxa"/>
-              <w:left w:w="100" w:type="dxa"/>
-              <w:right w:w="100" w:type="dxa"/>
+              <w:top w:w="70" w:type="dxa"/>
+              <w:bottom w:w="70" w:type="dxa"/>
+              <w:left w:w="90" w:type="dxa"/>
+              <w:right w:w="90" w:type="dxa"/>
             </w:tcMar>
           </w:tcPr>
           <w:p>
@@ -4691,14 +4696,14 @@
         </w:tc>
         <w:tc>
           <w:tcPr>
-            <w:tcW w:type="dxa" w:w="1806"/>
+            <w:tcW w:type="dxa" w:w="1921"/>
             <w:vAlign w:val="center"/>
             <w:shd w:fill="FFFFFF"/>
             <w:tcMar>
-              <w:top w:w="80" w:type="dxa"/>
-              <w:bottom w:w="80" w:type="dxa"/>
-              <w:left w:w="100" w:type="dxa"/>
-              <w:right w:w="100" w:type="dxa"/>
+              <w:top w:w="70" w:type="dxa"/>
+              <w:bottom w:w="70" w:type="dxa"/>
+              <w:left w:w="90" w:type="dxa"/>
+              <w:right w:w="90" w:type="dxa"/>
             </w:tcMar>
           </w:tcPr>
           <w:p>
@@ -4710,14 +4715,14 @@
         </w:tc>
         <w:tc>
           <w:tcPr>
-            <w:tcW w:type="dxa" w:w="1806"/>
+            <w:tcW w:type="dxa" w:w="1921"/>
             <w:vAlign w:val="center"/>
             <w:shd w:fill="FFFFFF"/>
             <w:tcMar>
-              <w:top w:w="80" w:type="dxa"/>
-              <w:bottom w:w="80" w:type="dxa"/>
-              <w:left w:w="100" w:type="dxa"/>
-              <w:right w:w="100" w:type="dxa"/>
+              <w:top w:w="70" w:type="dxa"/>
+              <w:bottom w:w="70" w:type="dxa"/>
+              <w:left w:w="90" w:type="dxa"/>
+              <w:right w:w="90" w:type="dxa"/>
             </w:tcMar>
           </w:tcPr>
           <w:p>
@@ -4737,14 +4742,14 @@
         </w:tc>
         <w:tc>
           <w:tcPr>
-            <w:tcW w:type="dxa" w:w="1806"/>
+            <w:tcW w:type="dxa" w:w="1921"/>
             <w:vAlign w:val="center"/>
             <w:shd w:fill="FFFFFF"/>
             <w:tcMar>
-              <w:top w:w="80" w:type="dxa"/>
-              <w:bottom w:w="80" w:type="dxa"/>
-              <w:left w:w="100" w:type="dxa"/>
-              <w:right w:w="100" w:type="dxa"/>
+              <w:top w:w="70" w:type="dxa"/>
+              <w:bottom w:w="70" w:type="dxa"/>
+              <w:left w:w="90" w:type="dxa"/>
+              <w:right w:w="90" w:type="dxa"/>
             </w:tcMar>
           </w:tcPr>
           <w:p>
@@ -4756,14 +4761,14 @@
         </w:tc>
         <w:tc>
           <w:tcPr>
-            <w:tcW w:type="dxa" w:w="1806"/>
+            <w:tcW w:type="dxa" w:w="1921"/>
             <w:vAlign w:val="center"/>
             <w:shd w:fill="FFFFFF"/>
             <w:tcMar>
-              <w:top w:w="80" w:type="dxa"/>
-              <w:bottom w:w="80" w:type="dxa"/>
-              <w:left w:w="100" w:type="dxa"/>
-              <w:right w:w="100" w:type="dxa"/>
+              <w:top w:w="70" w:type="dxa"/>
+              <w:bottom w:w="70" w:type="dxa"/>
+              <w:left w:w="90" w:type="dxa"/>
+              <w:right w:w="90" w:type="dxa"/>
             </w:tcMar>
           </w:tcPr>
           <w:p>
@@ -4788,14 +4793,14 @@
         </w:trPr>
         <w:tc>
           <w:tcPr>
-            <w:tcW w:type="dxa" w:w="1806"/>
+            <w:tcW w:type="dxa" w:w="1921"/>
             <w:vAlign w:val="center"/>
             <w:shd w:fill="F2F5F9"/>
             <w:tcMar>
-              <w:top w:w="80" w:type="dxa"/>
-              <w:bottom w:w="80" w:type="dxa"/>
-              <w:left w:w="100" w:type="dxa"/>
-              <w:right w:w="100" w:type="dxa"/>
+              <w:top w:w="70" w:type="dxa"/>
+              <w:bottom w:w="70" w:type="dxa"/>
+              <w:left w:w="90" w:type="dxa"/>
+              <w:right w:w="90" w:type="dxa"/>
             </w:tcMar>
           </w:tcPr>
           <w:p>
@@ -4816,14 +4821,14 @@
         </w:tc>
         <w:tc>
           <w:tcPr>
-            <w:tcW w:type="dxa" w:w="1806"/>
+            <w:tcW w:type="dxa" w:w="1921"/>
             <w:vAlign w:val="center"/>
             <w:shd w:fill="F2F5F9"/>
             <w:tcMar>
-              <w:top w:w="80" w:type="dxa"/>
-              <w:bottom w:w="80" w:type="dxa"/>
-              <w:left w:w="100" w:type="dxa"/>
-              <w:right w:w="100" w:type="dxa"/>
+              <w:top w:w="70" w:type="dxa"/>
+              <w:bottom w:w="70" w:type="dxa"/>
+              <w:left w:w="90" w:type="dxa"/>
+              <w:right w:w="90" w:type="dxa"/>
             </w:tcMar>
           </w:tcPr>
           <w:p>
@@ -4835,14 +4840,14 @@
         </w:tc>
         <w:tc>
           <w:tcPr>
-            <w:tcW w:type="dxa" w:w="1806"/>
+            <w:tcW w:type="dxa" w:w="1921"/>
             <w:vAlign w:val="center"/>
             <w:shd w:fill="F2F5F9"/>
             <w:tcMar>
-              <w:top w:w="80" w:type="dxa"/>
-              <w:bottom w:w="80" w:type="dxa"/>
-              <w:left w:w="100" w:type="dxa"/>
-              <w:right w:w="100" w:type="dxa"/>
+              <w:top w:w="70" w:type="dxa"/>
+              <w:bottom w:w="70" w:type="dxa"/>
+              <w:left w:w="90" w:type="dxa"/>
+              <w:right w:w="90" w:type="dxa"/>
             </w:tcMar>
           </w:tcPr>
           <w:p>
@@ -4862,14 +4867,14 @@
         </w:tc>
         <w:tc>
           <w:tcPr>
-            <w:tcW w:type="dxa" w:w="1806"/>
+            <w:tcW w:type="dxa" w:w="1921"/>
             <w:vAlign w:val="center"/>
             <w:shd w:fill="F2F5F9"/>
             <w:tcMar>
-              <w:top w:w="80" w:type="dxa"/>
-              <w:bottom w:w="80" w:type="dxa"/>
-              <w:left w:w="100" w:type="dxa"/>
-              <w:right w:w="100" w:type="dxa"/>
+              <w:top w:w="70" w:type="dxa"/>
+              <w:bottom w:w="70" w:type="dxa"/>
+              <w:left w:w="90" w:type="dxa"/>
+              <w:right w:w="90" w:type="dxa"/>
             </w:tcMar>
           </w:tcPr>
           <w:p>
@@ -4881,14 +4886,14 @@
         </w:tc>
         <w:tc>
           <w:tcPr>
-            <w:tcW w:type="dxa" w:w="1806"/>
+            <w:tcW w:type="dxa" w:w="1921"/>
             <w:vAlign w:val="center"/>
             <w:shd w:fill="F2F5F9"/>
             <w:tcMar>
-              <w:top w:w="80" w:type="dxa"/>
-              <w:bottom w:w="80" w:type="dxa"/>
-              <w:left w:w="100" w:type="dxa"/>
-              <w:right w:w="100" w:type="dxa"/>
+              <w:top w:w="70" w:type="dxa"/>
+              <w:bottom w:w="70" w:type="dxa"/>
+              <w:left w:w="90" w:type="dxa"/>
+              <w:right w:w="90" w:type="dxa"/>
             </w:tcMar>
           </w:tcPr>
           <w:p>
@@ -4913,14 +4918,14 @@
         </w:trPr>
         <w:tc>
           <w:tcPr>
-            <w:tcW w:type="dxa" w:w="1806"/>
+            <w:tcW w:type="dxa" w:w="1921"/>
             <w:vAlign w:val="center"/>
             <w:shd w:fill="FFFFFF"/>
             <w:tcMar>
-              <w:top w:w="80" w:type="dxa"/>
-              <w:bottom w:w="80" w:type="dxa"/>
-              <w:left w:w="100" w:type="dxa"/>
-              <w:right w:w="100" w:type="dxa"/>
+              <w:top w:w="70" w:type="dxa"/>
+              <w:bottom w:w="70" w:type="dxa"/>
+              <w:left w:w="90" w:type="dxa"/>
+              <w:right w:w="90" w:type="dxa"/>
             </w:tcMar>
           </w:tcPr>
           <w:p>
@@ -4941,14 +4946,14 @@
         </w:tc>
         <w:tc>
           <w:tcPr>
-            <w:tcW w:type="dxa" w:w="1806"/>
+            <w:tcW w:type="dxa" w:w="1921"/>
             <w:vAlign w:val="center"/>
             <w:shd w:fill="FFFFFF"/>
             <w:tcMar>
-              <w:top w:w="80" w:type="dxa"/>
-              <w:bottom w:w="80" w:type="dxa"/>
-              <w:left w:w="100" w:type="dxa"/>
-              <w:right w:w="100" w:type="dxa"/>
+              <w:top w:w="70" w:type="dxa"/>
+              <w:bottom w:w="70" w:type="dxa"/>
+              <w:left w:w="90" w:type="dxa"/>
+              <w:right w:w="90" w:type="dxa"/>
             </w:tcMar>
           </w:tcPr>
           <w:p>
@@ -4960,14 +4965,14 @@
         </w:tc>
         <w:tc>
           <w:tcPr>
-            <w:tcW w:type="dxa" w:w="1806"/>
+            <w:tcW w:type="dxa" w:w="1921"/>
             <w:vAlign w:val="center"/>
             <w:shd w:fill="FFFFFF"/>
             <w:tcMar>
-              <w:top w:w="80" w:type="dxa"/>
-              <w:bottom w:w="80" w:type="dxa"/>
-              <w:left w:w="100" w:type="dxa"/>
-              <w:right w:w="100" w:type="dxa"/>
+              <w:top w:w="70" w:type="dxa"/>
+              <w:bottom w:w="70" w:type="dxa"/>
+              <w:left w:w="90" w:type="dxa"/>
+              <w:right w:w="90" w:type="dxa"/>
             </w:tcMar>
           </w:tcPr>
           <w:p>
@@ -4979,14 +4984,14 @@
         </w:tc>
         <w:tc>
           <w:tcPr>
-            <w:tcW w:type="dxa" w:w="1806"/>
+            <w:tcW w:type="dxa" w:w="1921"/>
             <w:vAlign w:val="center"/>
             <w:shd w:fill="FFFFFF"/>
             <w:tcMar>
-              <w:top w:w="80" w:type="dxa"/>
-              <w:bottom w:w="80" w:type="dxa"/>
-              <w:left w:w="100" w:type="dxa"/>
-              <w:right w:w="100" w:type="dxa"/>
+              <w:top w:w="70" w:type="dxa"/>
+              <w:bottom w:w="70" w:type="dxa"/>
+              <w:left w:w="90" w:type="dxa"/>
+              <w:right w:w="90" w:type="dxa"/>
             </w:tcMar>
           </w:tcPr>
           <w:p>
@@ -5006,14 +5011,14 @@
         </w:tc>
         <w:tc>
           <w:tcPr>
-            <w:tcW w:type="dxa" w:w="1806"/>
+            <w:tcW w:type="dxa" w:w="1921"/>
             <w:vAlign w:val="center"/>
             <w:shd w:fill="FFFFFF"/>
             <w:tcMar>
-              <w:top w:w="80" w:type="dxa"/>
-              <w:bottom w:w="80" w:type="dxa"/>
-              <w:left w:w="100" w:type="dxa"/>
-              <w:right w:w="100" w:type="dxa"/>
+              <w:top w:w="70" w:type="dxa"/>
+              <w:bottom w:w="70" w:type="dxa"/>
+              <w:left w:w="90" w:type="dxa"/>
+              <w:right w:w="90" w:type="dxa"/>
             </w:tcMar>
           </w:tcPr>
           <w:p>
@@ -5038,14 +5043,14 @@
         </w:trPr>
         <w:tc>
           <w:tcPr>
-            <w:tcW w:type="dxa" w:w="1806"/>
+            <w:tcW w:type="dxa" w:w="1921"/>
             <w:vAlign w:val="center"/>
             <w:shd w:fill="F2F5F9"/>
             <w:tcMar>
-              <w:top w:w="80" w:type="dxa"/>
-              <w:bottom w:w="80" w:type="dxa"/>
-              <w:left w:w="100" w:type="dxa"/>
-              <w:right w:w="100" w:type="dxa"/>
+              <w:top w:w="70" w:type="dxa"/>
+              <w:bottom w:w="70" w:type="dxa"/>
+              <w:left w:w="90" w:type="dxa"/>
+              <w:right w:w="90" w:type="dxa"/>
             </w:tcMar>
           </w:tcPr>
           <w:p>
@@ -5066,14 +5071,14 @@
         </w:tc>
         <w:tc>
           <w:tcPr>
-            <w:tcW w:type="dxa" w:w="1806"/>
+            <w:tcW w:type="dxa" w:w="1921"/>
             <w:vAlign w:val="center"/>
             <w:shd w:fill="F2F5F9"/>
             <w:tcMar>
-              <w:top w:w="80" w:type="dxa"/>
-              <w:bottom w:w="80" w:type="dxa"/>
-              <w:left w:w="100" w:type="dxa"/>
-              <w:right w:w="100" w:type="dxa"/>
+              <w:top w:w="70" w:type="dxa"/>
+              <w:bottom w:w="70" w:type="dxa"/>
+              <w:left w:w="90" w:type="dxa"/>
+              <w:right w:w="90" w:type="dxa"/>
             </w:tcMar>
           </w:tcPr>
           <w:p>
@@ -5085,14 +5090,14 @@
         </w:tc>
         <w:tc>
           <w:tcPr>
-            <w:tcW w:type="dxa" w:w="1806"/>
+            <w:tcW w:type="dxa" w:w="1921"/>
             <w:vAlign w:val="center"/>
             <w:shd w:fill="F2F5F9"/>
             <w:tcMar>
-              <w:top w:w="80" w:type="dxa"/>
-              <w:bottom w:w="80" w:type="dxa"/>
-              <w:left w:w="100" w:type="dxa"/>
-              <w:right w:w="100" w:type="dxa"/>
+              <w:top w:w="70" w:type="dxa"/>
+              <w:bottom w:w="70" w:type="dxa"/>
+              <w:left w:w="90" w:type="dxa"/>
+              <w:right w:w="90" w:type="dxa"/>
             </w:tcMar>
           </w:tcPr>
           <w:p>
@@ -5104,14 +5109,14 @@
         </w:tc>
         <w:tc>
           <w:tcPr>
-            <w:tcW w:type="dxa" w:w="1806"/>
+            <w:tcW w:type="dxa" w:w="1921"/>
             <w:vAlign w:val="center"/>
             <w:shd w:fill="F2F5F9"/>
             <w:tcMar>
-              <w:top w:w="80" w:type="dxa"/>
-              <w:bottom w:w="80" w:type="dxa"/>
-              <w:left w:w="100" w:type="dxa"/>
-              <w:right w:w="100" w:type="dxa"/>
+              <w:top w:w="70" w:type="dxa"/>
+              <w:bottom w:w="70" w:type="dxa"/>
+              <w:left w:w="90" w:type="dxa"/>
+              <w:right w:w="90" w:type="dxa"/>
             </w:tcMar>
           </w:tcPr>
           <w:p>
@@ -5131,14 +5136,14 @@
         </w:tc>
         <w:tc>
           <w:tcPr>
-            <w:tcW w:type="dxa" w:w="1806"/>
+            <w:tcW w:type="dxa" w:w="1921"/>
             <w:vAlign w:val="center"/>
             <w:shd w:fill="F2F5F9"/>
             <w:tcMar>
-              <w:top w:w="80" w:type="dxa"/>
-              <w:bottom w:w="80" w:type="dxa"/>
-              <w:left w:w="100" w:type="dxa"/>
-              <w:right w:w="100" w:type="dxa"/>
+              <w:top w:w="70" w:type="dxa"/>
+              <w:bottom w:w="70" w:type="dxa"/>
+              <w:left w:w="90" w:type="dxa"/>
+              <w:right w:w="90" w:type="dxa"/>
             </w:tcMar>
           </w:tcPr>
           <w:p>
@@ -5160,7 +5165,7 @@
     </w:tbl>
     <w:p>
       <w:pPr>
-        <w:spacing w:after="120"/>
+        <w:spacing w:after="100"/>
       </w:pPr>
     </w:p>
     <w:p>
@@ -5170,9 +5175,9 @@
       <w:r>
         <w:rPr>
           <w:color w:val="C8D2E1"/>
-          <w:sz w:val="16"/>
+          <w:sz w:val="14"/>
         </w:rPr>
-        <w:t>_________________________________________________________________________________</w:t>
+        <w:t>———————————————————————————————————————————————————————————————————————————</w:t>
       </w:r>
     </w:p>
     <w:p>
@@ -5206,10 +5211,10 @@
         </w:tblBorders>
       </w:tblPr>
       <w:tblGrid>
-        <w:gridCol w:w="2257"/>
-        <w:gridCol w:w="2257"/>
-        <w:gridCol w:w="2257"/>
-        <w:gridCol w:w="2257"/>
+        <w:gridCol w:w="2401"/>
+        <w:gridCol w:w="2401"/>
+        <w:gridCol w:w="2401"/>
+        <w:gridCol w:w="2401"/>
       </w:tblGrid>
       <w:tr>
         <w:trPr>
@@ -5219,7 +5224,7 @@
         </w:trPr>
         <w:tc>
           <w:tcPr>
-            <w:tcW w:type="dxa" w:w="2257"/>
+            <w:tcW w:type="dxa" w:w="2401"/>
             <w:vAlign w:val="center"/>
             <w:shd w:fill="1F3864"/>
             <w:tcMar>
@@ -5247,7 +5252,7 @@
         </w:tc>
         <w:tc>
           <w:tcPr>
-            <w:tcW w:type="dxa" w:w="2257"/>
+            <w:tcW w:type="dxa" w:w="2401"/>
             <w:vAlign w:val="center"/>
             <w:shd w:fill="1F3864"/>
             <w:tcMar>
@@ -5275,7 +5280,7 @@
         </w:tc>
         <w:tc>
           <w:tcPr>
-            <w:tcW w:type="dxa" w:w="2257"/>
+            <w:tcW w:type="dxa" w:w="2401"/>
             <w:vAlign w:val="center"/>
             <w:shd w:fill="1F3864"/>
             <w:tcMar>
@@ -5303,7 +5308,7 @@
         </w:tc>
         <w:tc>
           <w:tcPr>
-            <w:tcW w:type="dxa" w:w="2257"/>
+            <w:tcW w:type="dxa" w:w="2401"/>
             <w:vAlign w:val="center"/>
             <w:shd w:fill="1F3864"/>
             <w:tcMar>
@@ -5336,14 +5341,14 @@
         </w:trPr>
         <w:tc>
           <w:tcPr>
-            <w:tcW w:type="dxa" w:w="2257"/>
+            <w:tcW w:type="dxa" w:w="2401"/>
             <w:vAlign w:val="center"/>
             <w:shd w:fill="FFFFFF"/>
             <w:tcMar>
-              <w:top w:w="80" w:type="dxa"/>
-              <w:bottom w:w="80" w:type="dxa"/>
-              <w:left w:w="100" w:type="dxa"/>
-              <w:right w:w="100" w:type="dxa"/>
+              <w:top w:w="70" w:type="dxa"/>
+              <w:bottom w:w="70" w:type="dxa"/>
+              <w:left w:w="90" w:type="dxa"/>
+              <w:right w:w="90" w:type="dxa"/>
             </w:tcMar>
           </w:tcPr>
           <w:p>
@@ -5364,14 +5369,14 @@
         </w:tc>
         <w:tc>
           <w:tcPr>
-            <w:tcW w:type="dxa" w:w="2257"/>
+            <w:tcW w:type="dxa" w:w="2401"/>
             <w:vAlign w:val="center"/>
             <w:shd w:fill="FFFFFF"/>
             <w:tcMar>
-              <w:top w:w="80" w:type="dxa"/>
-              <w:bottom w:w="80" w:type="dxa"/>
-              <w:left w:w="100" w:type="dxa"/>
-              <w:right w:w="100" w:type="dxa"/>
+              <w:top w:w="70" w:type="dxa"/>
+              <w:bottom w:w="70" w:type="dxa"/>
+              <w:left w:w="90" w:type="dxa"/>
+              <w:right w:w="90" w:type="dxa"/>
             </w:tcMar>
           </w:tcPr>
           <w:p>
@@ -5391,14 +5396,14 @@
         </w:tc>
         <w:tc>
           <w:tcPr>
-            <w:tcW w:type="dxa" w:w="2257"/>
+            <w:tcW w:type="dxa" w:w="2401"/>
             <w:vAlign w:val="center"/>
             <w:shd w:fill="FFFFFF"/>
             <w:tcMar>
-              <w:top w:w="80" w:type="dxa"/>
-              <w:bottom w:w="80" w:type="dxa"/>
-              <w:left w:w="100" w:type="dxa"/>
-              <w:right w:w="100" w:type="dxa"/>
+              <w:top w:w="70" w:type="dxa"/>
+              <w:bottom w:w="70" w:type="dxa"/>
+              <w:left w:w="90" w:type="dxa"/>
+              <w:right w:w="90" w:type="dxa"/>
             </w:tcMar>
           </w:tcPr>
           <w:p>
@@ -5427,14 +5432,14 @@
         </w:tc>
         <w:tc>
           <w:tcPr>
-            <w:tcW w:type="dxa" w:w="2257"/>
+            <w:tcW w:type="dxa" w:w="2401"/>
             <w:vAlign w:val="center"/>
             <w:shd w:fill="FFFFFF"/>
             <w:tcMar>
-              <w:top w:w="80" w:type="dxa"/>
-              <w:bottom w:w="80" w:type="dxa"/>
-              <w:left w:w="100" w:type="dxa"/>
-              <w:right w:w="100" w:type="dxa"/>
+              <w:top w:w="70" w:type="dxa"/>
+              <w:bottom w:w="70" w:type="dxa"/>
+              <w:left w:w="90" w:type="dxa"/>
+              <w:right w:w="90" w:type="dxa"/>
             </w:tcMar>
           </w:tcPr>
           <w:p>
@@ -5459,14 +5464,14 @@
         </w:trPr>
         <w:tc>
           <w:tcPr>
-            <w:tcW w:type="dxa" w:w="2257"/>
+            <w:tcW w:type="dxa" w:w="2401"/>
             <w:vAlign w:val="center"/>
             <w:shd w:fill="F2F5F9"/>
             <w:tcMar>
-              <w:top w:w="80" w:type="dxa"/>
-              <w:bottom w:w="80" w:type="dxa"/>
-              <w:left w:w="100" w:type="dxa"/>
-              <w:right w:w="100" w:type="dxa"/>
+              <w:top w:w="70" w:type="dxa"/>
+              <w:bottom w:w="70" w:type="dxa"/>
+              <w:left w:w="90" w:type="dxa"/>
+              <w:right w:w="90" w:type="dxa"/>
             </w:tcMar>
           </w:tcPr>
           <w:p>
@@ -5487,14 +5492,14 @@
         </w:tc>
         <w:tc>
           <w:tcPr>
-            <w:tcW w:type="dxa" w:w="2257"/>
+            <w:tcW w:type="dxa" w:w="2401"/>
             <w:vAlign w:val="center"/>
             <w:shd w:fill="F2F5F9"/>
             <w:tcMar>
-              <w:top w:w="80" w:type="dxa"/>
-              <w:bottom w:w="80" w:type="dxa"/>
-              <w:left w:w="100" w:type="dxa"/>
-              <w:right w:w="100" w:type="dxa"/>
+              <w:top w:w="70" w:type="dxa"/>
+              <w:bottom w:w="70" w:type="dxa"/>
+              <w:left w:w="90" w:type="dxa"/>
+              <w:right w:w="90" w:type="dxa"/>
             </w:tcMar>
           </w:tcPr>
           <w:p>
@@ -5514,14 +5519,14 @@
         </w:tc>
         <w:tc>
           <w:tcPr>
-            <w:tcW w:type="dxa" w:w="2257"/>
+            <w:tcW w:type="dxa" w:w="2401"/>
             <w:vAlign w:val="center"/>
             <w:shd w:fill="F2F5F9"/>
             <w:tcMar>
-              <w:top w:w="80" w:type="dxa"/>
-              <w:bottom w:w="80" w:type="dxa"/>
-              <w:left w:w="100" w:type="dxa"/>
-              <w:right w:w="100" w:type="dxa"/>
+              <w:top w:w="70" w:type="dxa"/>
+              <w:bottom w:w="70" w:type="dxa"/>
+              <w:left w:w="90" w:type="dxa"/>
+              <w:right w:w="90" w:type="dxa"/>
             </w:tcMar>
           </w:tcPr>
           <w:p>
@@ -5558,14 +5563,14 @@
         </w:tc>
         <w:tc>
           <w:tcPr>
-            <w:tcW w:type="dxa" w:w="2257"/>
+            <w:tcW w:type="dxa" w:w="2401"/>
             <w:vAlign w:val="center"/>
             <w:shd w:fill="F2F5F9"/>
             <w:tcMar>
-              <w:top w:w="80" w:type="dxa"/>
-              <w:bottom w:w="80" w:type="dxa"/>
-              <w:left w:w="100" w:type="dxa"/>
-              <w:right w:w="100" w:type="dxa"/>
+              <w:top w:w="70" w:type="dxa"/>
+              <w:bottom w:w="70" w:type="dxa"/>
+              <w:left w:w="90" w:type="dxa"/>
+              <w:right w:w="90" w:type="dxa"/>
             </w:tcMar>
           </w:tcPr>
           <w:p>
@@ -5590,14 +5595,14 @@
         </w:trPr>
         <w:tc>
           <w:tcPr>
-            <w:tcW w:type="dxa" w:w="2257"/>
+            <w:tcW w:type="dxa" w:w="2401"/>
             <w:vAlign w:val="center"/>
             <w:shd w:fill="FFFFFF"/>
             <w:tcMar>
-              <w:top w:w="80" w:type="dxa"/>
-              <w:bottom w:w="80" w:type="dxa"/>
-              <w:left w:w="100" w:type="dxa"/>
-              <w:right w:w="100" w:type="dxa"/>
+              <w:top w:w="70" w:type="dxa"/>
+              <w:bottom w:w="70" w:type="dxa"/>
+              <w:left w:w="90" w:type="dxa"/>
+              <w:right w:w="90" w:type="dxa"/>
             </w:tcMar>
           </w:tcPr>
           <w:p>
@@ -5618,14 +5623,14 @@
         </w:tc>
         <w:tc>
           <w:tcPr>
-            <w:tcW w:type="dxa" w:w="2257"/>
+            <w:tcW w:type="dxa" w:w="2401"/>
             <w:vAlign w:val="center"/>
             <w:shd w:fill="FFFFFF"/>
             <w:tcMar>
-              <w:top w:w="80" w:type="dxa"/>
-              <w:bottom w:w="80" w:type="dxa"/>
-              <w:left w:w="100" w:type="dxa"/>
-              <w:right w:w="100" w:type="dxa"/>
+              <w:top w:w="70" w:type="dxa"/>
+              <w:bottom w:w="70" w:type="dxa"/>
+              <w:left w:w="90" w:type="dxa"/>
+              <w:right w:w="90" w:type="dxa"/>
             </w:tcMar>
           </w:tcPr>
           <w:p>
@@ -5645,14 +5650,14 @@
         </w:tc>
         <w:tc>
           <w:tcPr>
-            <w:tcW w:type="dxa" w:w="2257"/>
+            <w:tcW w:type="dxa" w:w="2401"/>
             <w:vAlign w:val="center"/>
             <w:shd w:fill="FFFFFF"/>
             <w:tcMar>
-              <w:top w:w="80" w:type="dxa"/>
-              <w:bottom w:w="80" w:type="dxa"/>
-              <w:left w:w="100" w:type="dxa"/>
-              <w:right w:w="100" w:type="dxa"/>
+              <w:top w:w="70" w:type="dxa"/>
+              <w:bottom w:w="70" w:type="dxa"/>
+              <w:left w:w="90" w:type="dxa"/>
+              <w:right w:w="90" w:type="dxa"/>
             </w:tcMar>
           </w:tcPr>
           <w:p>
@@ -5689,14 +5694,14 @@
         </w:tc>
         <w:tc>
           <w:tcPr>
-            <w:tcW w:type="dxa" w:w="2257"/>
+            <w:tcW w:type="dxa" w:w="2401"/>
             <w:vAlign w:val="center"/>
             <w:shd w:fill="FFFFFF"/>
             <w:tcMar>
-              <w:top w:w="80" w:type="dxa"/>
-              <w:bottom w:w="80" w:type="dxa"/>
-              <w:left w:w="100" w:type="dxa"/>
-              <w:right w:w="100" w:type="dxa"/>
+              <w:top w:w="70" w:type="dxa"/>
+              <w:bottom w:w="70" w:type="dxa"/>
+              <w:left w:w="90" w:type="dxa"/>
+              <w:right w:w="90" w:type="dxa"/>
             </w:tcMar>
           </w:tcPr>
           <w:p>
@@ -5721,14 +5726,14 @@
         </w:trPr>
         <w:tc>
           <w:tcPr>
-            <w:tcW w:type="dxa" w:w="2257"/>
+            <w:tcW w:type="dxa" w:w="2401"/>
             <w:vAlign w:val="center"/>
             <w:shd w:fill="F2F5F9"/>
             <w:tcMar>
-              <w:top w:w="80" w:type="dxa"/>
-              <w:bottom w:w="80" w:type="dxa"/>
-              <w:left w:w="100" w:type="dxa"/>
-              <w:right w:w="100" w:type="dxa"/>
+              <w:top w:w="70" w:type="dxa"/>
+              <w:bottom w:w="70" w:type="dxa"/>
+              <w:left w:w="90" w:type="dxa"/>
+              <w:right w:w="90" w:type="dxa"/>
             </w:tcMar>
           </w:tcPr>
           <w:p>
@@ -5749,14 +5754,14 @@
         </w:tc>
         <w:tc>
           <w:tcPr>
-            <w:tcW w:type="dxa" w:w="2257"/>
+            <w:tcW w:type="dxa" w:w="2401"/>
             <w:vAlign w:val="center"/>
             <w:shd w:fill="F2F5F9"/>
             <w:tcMar>
-              <w:top w:w="80" w:type="dxa"/>
-              <w:bottom w:w="80" w:type="dxa"/>
-              <w:left w:w="100" w:type="dxa"/>
-              <w:right w:w="100" w:type="dxa"/>
+              <w:top w:w="70" w:type="dxa"/>
+              <w:bottom w:w="70" w:type="dxa"/>
+              <w:left w:w="90" w:type="dxa"/>
+              <w:right w:w="90" w:type="dxa"/>
             </w:tcMar>
           </w:tcPr>
           <w:p>
@@ -5776,14 +5781,14 @@
         </w:tc>
         <w:tc>
           <w:tcPr>
-            <w:tcW w:type="dxa" w:w="2257"/>
+            <w:tcW w:type="dxa" w:w="2401"/>
             <w:vAlign w:val="center"/>
             <w:shd w:fill="F2F5F9"/>
             <w:tcMar>
-              <w:top w:w="80" w:type="dxa"/>
-              <w:bottom w:w="80" w:type="dxa"/>
-              <w:left w:w="100" w:type="dxa"/>
-              <w:right w:w="100" w:type="dxa"/>
+              <w:top w:w="70" w:type="dxa"/>
+              <w:bottom w:w="70" w:type="dxa"/>
+              <w:left w:w="90" w:type="dxa"/>
+              <w:right w:w="90" w:type="dxa"/>
             </w:tcMar>
           </w:tcPr>
           <w:p>
@@ -5820,14 +5825,14 @@
         </w:tc>
         <w:tc>
           <w:tcPr>
-            <w:tcW w:type="dxa" w:w="2257"/>
+            <w:tcW w:type="dxa" w:w="2401"/>
             <w:vAlign w:val="center"/>
             <w:shd w:fill="F2F5F9"/>
             <w:tcMar>
-              <w:top w:w="80" w:type="dxa"/>
-              <w:bottom w:w="80" w:type="dxa"/>
-              <w:left w:w="100" w:type="dxa"/>
-              <w:right w:w="100" w:type="dxa"/>
+              <w:top w:w="70" w:type="dxa"/>
+              <w:bottom w:w="70" w:type="dxa"/>
+              <w:left w:w="90" w:type="dxa"/>
+              <w:right w:w="90" w:type="dxa"/>
             </w:tcMar>
           </w:tcPr>
           <w:p>
@@ -5852,14 +5857,14 @@
         </w:trPr>
         <w:tc>
           <w:tcPr>
-            <w:tcW w:type="dxa" w:w="2257"/>
+            <w:tcW w:type="dxa" w:w="2401"/>
             <w:vAlign w:val="center"/>
             <w:shd w:fill="FFFFFF"/>
             <w:tcMar>
-              <w:top w:w="80" w:type="dxa"/>
-              <w:bottom w:w="80" w:type="dxa"/>
-              <w:left w:w="100" w:type="dxa"/>
-              <w:right w:w="100" w:type="dxa"/>
+              <w:top w:w="70" w:type="dxa"/>
+              <w:bottom w:w="70" w:type="dxa"/>
+              <w:left w:w="90" w:type="dxa"/>
+              <w:right w:w="90" w:type="dxa"/>
             </w:tcMar>
           </w:tcPr>
           <w:p>
@@ -5880,14 +5885,14 @@
         </w:tc>
         <w:tc>
           <w:tcPr>
-            <w:tcW w:type="dxa" w:w="2257"/>
+            <w:tcW w:type="dxa" w:w="2401"/>
             <w:vAlign w:val="center"/>
             <w:shd w:fill="FFFFFF"/>
             <w:tcMar>
-              <w:top w:w="80" w:type="dxa"/>
-              <w:bottom w:w="80" w:type="dxa"/>
-              <w:left w:w="100" w:type="dxa"/>
-              <w:right w:w="100" w:type="dxa"/>
+              <w:top w:w="70" w:type="dxa"/>
+              <w:bottom w:w="70" w:type="dxa"/>
+              <w:left w:w="90" w:type="dxa"/>
+              <w:right w:w="90" w:type="dxa"/>
             </w:tcMar>
           </w:tcPr>
           <w:p>
@@ -5907,14 +5912,14 @@
         </w:tc>
         <w:tc>
           <w:tcPr>
-            <w:tcW w:type="dxa" w:w="2257"/>
+            <w:tcW w:type="dxa" w:w="2401"/>
             <w:vAlign w:val="center"/>
             <w:shd w:fill="FFFFFF"/>
             <w:tcMar>
-              <w:top w:w="80" w:type="dxa"/>
-              <w:bottom w:w="80" w:type="dxa"/>
-              <w:left w:w="100" w:type="dxa"/>
-              <w:right w:w="100" w:type="dxa"/>
+              <w:top w:w="70" w:type="dxa"/>
+              <w:bottom w:w="70" w:type="dxa"/>
+              <w:left w:w="90" w:type="dxa"/>
+              <w:right w:w="90" w:type="dxa"/>
             </w:tcMar>
           </w:tcPr>
           <w:p>
@@ -5951,14 +5956,14 @@
         </w:tc>
         <w:tc>
           <w:tcPr>
-            <w:tcW w:type="dxa" w:w="2257"/>
+            <w:tcW w:type="dxa" w:w="2401"/>
             <w:vAlign w:val="center"/>
             <w:shd w:fill="FFFFFF"/>
             <w:tcMar>
-              <w:top w:w="80" w:type="dxa"/>
-              <w:bottom w:w="80" w:type="dxa"/>
-              <w:left w:w="100" w:type="dxa"/>
-              <w:right w:w="100" w:type="dxa"/>
+              <w:top w:w="70" w:type="dxa"/>
+              <w:bottom w:w="70" w:type="dxa"/>
+              <w:left w:w="90" w:type="dxa"/>
+              <w:right w:w="90" w:type="dxa"/>
             </w:tcMar>
           </w:tcPr>
           <w:p>
@@ -5983,14 +5988,14 @@
         </w:trPr>
         <w:tc>
           <w:tcPr>
-            <w:tcW w:type="dxa" w:w="2257"/>
+            <w:tcW w:type="dxa" w:w="2401"/>
             <w:vAlign w:val="center"/>
             <w:shd w:fill="F2F5F9"/>
             <w:tcMar>
-              <w:top w:w="80" w:type="dxa"/>
-              <w:bottom w:w="80" w:type="dxa"/>
-              <w:left w:w="100" w:type="dxa"/>
-              <w:right w:w="100" w:type="dxa"/>
+              <w:top w:w="70" w:type="dxa"/>
+              <w:bottom w:w="70" w:type="dxa"/>
+              <w:left w:w="90" w:type="dxa"/>
+              <w:right w:w="90" w:type="dxa"/>
             </w:tcMar>
           </w:tcPr>
           <w:p>
@@ -6011,14 +6016,14 @@
         </w:tc>
         <w:tc>
           <w:tcPr>
-            <w:tcW w:type="dxa" w:w="2257"/>
+            <w:tcW w:type="dxa" w:w="2401"/>
             <w:vAlign w:val="center"/>
             <w:shd w:fill="F2F5F9"/>
             <w:tcMar>
-              <w:top w:w="80" w:type="dxa"/>
-              <w:bottom w:w="80" w:type="dxa"/>
-              <w:left w:w="100" w:type="dxa"/>
-              <w:right w:w="100" w:type="dxa"/>
+              <w:top w:w="70" w:type="dxa"/>
+              <w:bottom w:w="70" w:type="dxa"/>
+              <w:left w:w="90" w:type="dxa"/>
+              <w:right w:w="90" w:type="dxa"/>
             </w:tcMar>
           </w:tcPr>
           <w:p>
@@ -6038,14 +6043,14 @@
         </w:tc>
         <w:tc>
           <w:tcPr>
-            <w:tcW w:type="dxa" w:w="2257"/>
+            <w:tcW w:type="dxa" w:w="2401"/>
             <w:vAlign w:val="center"/>
             <w:shd w:fill="F2F5F9"/>
             <w:tcMar>
-              <w:top w:w="80" w:type="dxa"/>
-              <w:bottom w:w="80" w:type="dxa"/>
-              <w:left w:w="100" w:type="dxa"/>
-              <w:right w:w="100" w:type="dxa"/>
+              <w:top w:w="70" w:type="dxa"/>
+              <w:bottom w:w="70" w:type="dxa"/>
+              <w:left w:w="90" w:type="dxa"/>
+              <w:right w:w="90" w:type="dxa"/>
             </w:tcMar>
           </w:tcPr>
           <w:p>
@@ -6065,14 +6070,14 @@
         </w:tc>
         <w:tc>
           <w:tcPr>
-            <w:tcW w:type="dxa" w:w="2257"/>
+            <w:tcW w:type="dxa" w:w="2401"/>
             <w:vAlign w:val="center"/>
             <w:shd w:fill="F2F5F9"/>
             <w:tcMar>
-              <w:top w:w="80" w:type="dxa"/>
-              <w:bottom w:w="80" w:type="dxa"/>
-              <w:left w:w="100" w:type="dxa"/>
-              <w:right w:w="100" w:type="dxa"/>
+              <w:top w:w="70" w:type="dxa"/>
+              <w:bottom w:w="70" w:type="dxa"/>
+              <w:left w:w="90" w:type="dxa"/>
+              <w:right w:w="90" w:type="dxa"/>
             </w:tcMar>
           </w:tcPr>
           <w:p>
@@ -6097,14 +6102,14 @@
         </w:trPr>
         <w:tc>
           <w:tcPr>
-            <w:tcW w:type="dxa" w:w="2257"/>
+            <w:tcW w:type="dxa" w:w="2401"/>
             <w:vAlign w:val="center"/>
             <w:shd w:fill="FFFFFF"/>
             <w:tcMar>
-              <w:top w:w="80" w:type="dxa"/>
-              <w:bottom w:w="80" w:type="dxa"/>
-              <w:left w:w="100" w:type="dxa"/>
-              <w:right w:w="100" w:type="dxa"/>
+              <w:top w:w="70" w:type="dxa"/>
+              <w:bottom w:w="70" w:type="dxa"/>
+              <w:left w:w="90" w:type="dxa"/>
+              <w:right w:w="90" w:type="dxa"/>
             </w:tcMar>
           </w:tcPr>
           <w:p>
@@ -6125,14 +6130,14 @@
         </w:tc>
         <w:tc>
           <w:tcPr>
-            <w:tcW w:type="dxa" w:w="2257"/>
+            <w:tcW w:type="dxa" w:w="2401"/>
             <w:vAlign w:val="center"/>
             <w:shd w:fill="FFFFFF"/>
             <w:tcMar>
-              <w:top w:w="80" w:type="dxa"/>
-              <w:bottom w:w="80" w:type="dxa"/>
-              <w:left w:w="100" w:type="dxa"/>
-              <w:right w:w="100" w:type="dxa"/>
+              <w:top w:w="70" w:type="dxa"/>
+              <w:bottom w:w="70" w:type="dxa"/>
+              <w:left w:w="90" w:type="dxa"/>
+              <w:right w:w="90" w:type="dxa"/>
             </w:tcMar>
           </w:tcPr>
           <w:p>
@@ -6152,14 +6157,14 @@
         </w:tc>
         <w:tc>
           <w:tcPr>
-            <w:tcW w:type="dxa" w:w="2257"/>
+            <w:tcW w:type="dxa" w:w="2401"/>
             <w:vAlign w:val="center"/>
             <w:shd w:fill="FFFFFF"/>
             <w:tcMar>
-              <w:top w:w="80" w:type="dxa"/>
-              <w:bottom w:w="80" w:type="dxa"/>
-              <w:left w:w="100" w:type="dxa"/>
-              <w:right w:w="100" w:type="dxa"/>
+              <w:top w:w="70" w:type="dxa"/>
+              <w:bottom w:w="70" w:type="dxa"/>
+              <w:left w:w="90" w:type="dxa"/>
+              <w:right w:w="90" w:type="dxa"/>
             </w:tcMar>
           </w:tcPr>
           <w:p>
@@ -6179,14 +6184,14 @@
         </w:tc>
         <w:tc>
           <w:tcPr>
-            <w:tcW w:type="dxa" w:w="2257"/>
+            <w:tcW w:type="dxa" w:w="2401"/>
             <w:vAlign w:val="center"/>
             <w:shd w:fill="FFFFFF"/>
             <w:tcMar>
-              <w:top w:w="80" w:type="dxa"/>
-              <w:bottom w:w="80" w:type="dxa"/>
-              <w:left w:w="100" w:type="dxa"/>
-              <w:right w:w="100" w:type="dxa"/>
+              <w:top w:w="70" w:type="dxa"/>
+              <w:bottom w:w="70" w:type="dxa"/>
+              <w:left w:w="90" w:type="dxa"/>
+              <w:right w:w="90" w:type="dxa"/>
             </w:tcMar>
           </w:tcPr>
           <w:p>
@@ -6211,14 +6216,14 @@
         </w:trPr>
         <w:tc>
           <w:tcPr>
-            <w:tcW w:type="dxa" w:w="2257"/>
+            <w:tcW w:type="dxa" w:w="2401"/>
             <w:vAlign w:val="center"/>
             <w:shd w:fill="F2F5F9"/>
             <w:tcMar>
-              <w:top w:w="80" w:type="dxa"/>
-              <w:bottom w:w="80" w:type="dxa"/>
-              <w:left w:w="100" w:type="dxa"/>
-              <w:right w:w="100" w:type="dxa"/>
+              <w:top w:w="70" w:type="dxa"/>
+              <w:bottom w:w="70" w:type="dxa"/>
+              <w:left w:w="90" w:type="dxa"/>
+              <w:right w:w="90" w:type="dxa"/>
             </w:tcMar>
           </w:tcPr>
           <w:p>
@@ -6239,14 +6244,14 @@
         </w:tc>
         <w:tc>
           <w:tcPr>
-            <w:tcW w:type="dxa" w:w="2257"/>
+            <w:tcW w:type="dxa" w:w="2401"/>
             <w:vAlign w:val="center"/>
             <w:shd w:fill="F2F5F9"/>
             <w:tcMar>
-              <w:top w:w="80" w:type="dxa"/>
-              <w:bottom w:w="80" w:type="dxa"/>
-              <w:left w:w="100" w:type="dxa"/>
-              <w:right w:w="100" w:type="dxa"/>
+              <w:top w:w="70" w:type="dxa"/>
+              <w:bottom w:w="70" w:type="dxa"/>
+              <w:left w:w="90" w:type="dxa"/>
+              <w:right w:w="90" w:type="dxa"/>
             </w:tcMar>
           </w:tcPr>
           <w:p>
@@ -6266,14 +6271,14 @@
         </w:tc>
         <w:tc>
           <w:tcPr>
-            <w:tcW w:type="dxa" w:w="2257"/>
+            <w:tcW w:type="dxa" w:w="2401"/>
             <w:vAlign w:val="center"/>
             <w:shd w:fill="F2F5F9"/>
             <w:tcMar>
-              <w:top w:w="80" w:type="dxa"/>
-              <w:bottom w:w="80" w:type="dxa"/>
-              <w:left w:w="100" w:type="dxa"/>
-              <w:right w:w="100" w:type="dxa"/>
+              <w:top w:w="70" w:type="dxa"/>
+              <w:bottom w:w="70" w:type="dxa"/>
+              <w:left w:w="90" w:type="dxa"/>
+              <w:right w:w="90" w:type="dxa"/>
             </w:tcMar>
           </w:tcPr>
           <w:p>
@@ -6293,14 +6298,14 @@
         </w:tc>
         <w:tc>
           <w:tcPr>
-            <w:tcW w:type="dxa" w:w="2257"/>
+            <w:tcW w:type="dxa" w:w="2401"/>
             <w:vAlign w:val="center"/>
             <w:shd w:fill="F2F5F9"/>
             <w:tcMar>
-              <w:top w:w="80" w:type="dxa"/>
-              <w:bottom w:w="80" w:type="dxa"/>
-              <w:left w:w="100" w:type="dxa"/>
-              <w:right w:w="100" w:type="dxa"/>
+              <w:top w:w="70" w:type="dxa"/>
+              <w:bottom w:w="70" w:type="dxa"/>
+              <w:left w:w="90" w:type="dxa"/>
+              <w:right w:w="90" w:type="dxa"/>
             </w:tcMar>
           </w:tcPr>
           <w:p>
@@ -6322,7 +6327,7 @@
     </w:tbl>
     <w:p>
       <w:pPr>
-        <w:spacing w:after="120"/>
+        <w:spacing w:after="100"/>
       </w:pPr>
     </w:p>
     <w:p>
@@ -6332,9 +6337,9 @@
       <w:r>
         <w:rPr>
           <w:color w:val="C8D2E1"/>
-          <w:sz w:val="16"/>
+          <w:sz w:val="14"/>
         </w:rPr>
-        <w:t>_________________________________________________________________________________</w:t>
+        <w:t>———————————————————————————————————————————————————————————————————————————</w:t>
       </w:r>
     </w:p>
     <w:p>
@@ -6356,6 +6361,7 @@
       <w:tblPr>
         <w:tblW w:type="auto" w:w="0"/>
         <w:jc w:val="center"/>
+        <w:tblLayout w:type="fixed"/>
         <w:tblLook w:firstColumn="1" w:firstRow="1" w:lastColumn="0" w:lastRow="0" w:noHBand="0" w:noVBand="1" w:val="04A0"/>
         <w:tblBorders>
           <w:top w:val="single" w:sz="4" w:space="0" w:color="E2E8F0"/>
@@ -6367,12 +6373,12 @@
         </w:tblBorders>
       </w:tblPr>
       <w:tblGrid>
-        <w:gridCol w:w="9029"/>
+        <w:gridCol w:w="9605"/>
       </w:tblGrid>
       <w:tr>
         <w:tc>
           <w:tcPr>
-            <w:tcW w:type="dxa" w:w="9029"/>
+            <w:tcW w:type="dxa" w:w="9504"/>
             <w:shd w:fill="F8F9FA"/>
             <w:tcMar>
               <w:top w:w="100" w:type="dxa"/>
@@ -6389,7 +6395,7 @@
               <w:rPr>
                 <w:rFonts w:ascii="Consolas" w:hAnsi="Consolas"/>
                 <w:color w:val="282828"/>
-                <w:sz w:val="18"/>
+                <w:sz w:val="17"/>
               </w:rPr>
               <w:t>graph TD</w:t>
               <w:br/>
@@ -6501,9 +6507,9 @@
       <w:r>
         <w:rPr>
           <w:color w:val="C8D2E1"/>
-          <w:sz w:val="16"/>
+          <w:sz w:val="14"/>
         </w:rPr>
-        <w:t>_________________________________________________________________________________</w:t>
+        <w:t>———————————————————————————————————————————————————————————————————————————</w:t>
       </w:r>
     </w:p>
     <w:p>
@@ -6537,9 +6543,9 @@
         </w:tblBorders>
       </w:tblPr>
       <w:tblGrid>
-        <w:gridCol w:w="3010"/>
-        <w:gridCol w:w="3010"/>
-        <w:gridCol w:w="3010"/>
+        <w:gridCol w:w="3202"/>
+        <w:gridCol w:w="3202"/>
+        <w:gridCol w:w="3202"/>
       </w:tblGrid>
       <w:tr>
         <w:trPr>
@@ -6549,7 +6555,7 @@
         </w:trPr>
         <w:tc>
           <w:tcPr>
-            <w:tcW w:type="dxa" w:w="3010"/>
+            <w:tcW w:type="dxa" w:w="3202"/>
             <w:vAlign w:val="center"/>
             <w:shd w:fill="1F3864"/>
             <w:tcMar>
@@ -6577,7 +6583,7 @@
         </w:tc>
         <w:tc>
           <w:tcPr>
-            <w:tcW w:type="dxa" w:w="3010"/>
+            <w:tcW w:type="dxa" w:w="3202"/>
             <w:vAlign w:val="center"/>
             <w:shd w:fill="1F3864"/>
             <w:tcMar>
@@ -6605,7 +6611,7 @@
         </w:tc>
         <w:tc>
           <w:tcPr>
-            <w:tcW w:type="dxa" w:w="3010"/>
+            <w:tcW w:type="dxa" w:w="3202"/>
             <w:vAlign w:val="center"/>
             <w:shd w:fill="1F3864"/>
             <w:tcMar>
@@ -6638,14 +6644,14 @@
         </w:trPr>
         <w:tc>
           <w:tcPr>
-            <w:tcW w:type="dxa" w:w="3010"/>
+            <w:tcW w:type="dxa" w:w="3202"/>
             <w:vAlign w:val="center"/>
             <w:shd w:fill="FFFFFF"/>
             <w:tcMar>
-              <w:top w:w="80" w:type="dxa"/>
-              <w:bottom w:w="80" w:type="dxa"/>
-              <w:left w:w="100" w:type="dxa"/>
-              <w:right w:w="100" w:type="dxa"/>
+              <w:top w:w="70" w:type="dxa"/>
+              <w:bottom w:w="70" w:type="dxa"/>
+              <w:left w:w="90" w:type="dxa"/>
+              <w:right w:w="90" w:type="dxa"/>
             </w:tcMar>
           </w:tcPr>
           <w:p>
@@ -6666,14 +6672,14 @@
         </w:tc>
         <w:tc>
           <w:tcPr>
-            <w:tcW w:type="dxa" w:w="3010"/>
+            <w:tcW w:type="dxa" w:w="3202"/>
             <w:vAlign w:val="center"/>
             <w:shd w:fill="FFFFFF"/>
             <w:tcMar>
-              <w:top w:w="80" w:type="dxa"/>
-              <w:bottom w:w="80" w:type="dxa"/>
-              <w:left w:w="100" w:type="dxa"/>
-              <w:right w:w="100" w:type="dxa"/>
+              <w:top w:w="70" w:type="dxa"/>
+              <w:bottom w:w="70" w:type="dxa"/>
+              <w:left w:w="90" w:type="dxa"/>
+              <w:right w:w="90" w:type="dxa"/>
             </w:tcMar>
           </w:tcPr>
           <w:p>
@@ -6693,14 +6699,14 @@
         </w:tc>
         <w:tc>
           <w:tcPr>
-            <w:tcW w:type="dxa" w:w="3010"/>
+            <w:tcW w:type="dxa" w:w="3202"/>
             <w:vAlign w:val="center"/>
             <w:shd w:fill="FFFFFF"/>
             <w:tcMar>
-              <w:top w:w="80" w:type="dxa"/>
-              <w:bottom w:w="80" w:type="dxa"/>
-              <w:left w:w="100" w:type="dxa"/>
-              <w:right w:w="100" w:type="dxa"/>
+              <w:top w:w="70" w:type="dxa"/>
+              <w:bottom w:w="70" w:type="dxa"/>
+              <w:left w:w="90" w:type="dxa"/>
+              <w:right w:w="90" w:type="dxa"/>
             </w:tcMar>
           </w:tcPr>
           <w:p>
@@ -6725,14 +6731,14 @@
         </w:trPr>
         <w:tc>
           <w:tcPr>
-            <w:tcW w:type="dxa" w:w="3010"/>
+            <w:tcW w:type="dxa" w:w="3202"/>
             <w:vAlign w:val="center"/>
             <w:shd w:fill="F2F5F9"/>
             <w:tcMar>
-              <w:top w:w="80" w:type="dxa"/>
-              <w:bottom w:w="80" w:type="dxa"/>
-              <w:left w:w="100" w:type="dxa"/>
-              <w:right w:w="100" w:type="dxa"/>
+              <w:top w:w="70" w:type="dxa"/>
+              <w:bottom w:w="70" w:type="dxa"/>
+              <w:left w:w="90" w:type="dxa"/>
+              <w:right w:w="90" w:type="dxa"/>
             </w:tcMar>
           </w:tcPr>
           <w:p>
@@ -6753,14 +6759,14 @@
         </w:tc>
         <w:tc>
           <w:tcPr>
-            <w:tcW w:type="dxa" w:w="3010"/>
+            <w:tcW w:type="dxa" w:w="3202"/>
             <w:vAlign w:val="center"/>
             <w:shd w:fill="F2F5F9"/>
             <w:tcMar>
-              <w:top w:w="80" w:type="dxa"/>
-              <w:bottom w:w="80" w:type="dxa"/>
-              <w:left w:w="100" w:type="dxa"/>
-              <w:right w:w="100" w:type="dxa"/>
+              <w:top w:w="70" w:type="dxa"/>
+              <w:bottom w:w="70" w:type="dxa"/>
+              <w:left w:w="90" w:type="dxa"/>
+              <w:right w:w="90" w:type="dxa"/>
             </w:tcMar>
           </w:tcPr>
           <w:p>
@@ -6780,14 +6786,14 @@
         </w:tc>
         <w:tc>
           <w:tcPr>
-            <w:tcW w:type="dxa" w:w="3010"/>
+            <w:tcW w:type="dxa" w:w="3202"/>
             <w:vAlign w:val="center"/>
             <w:shd w:fill="F2F5F9"/>
             <w:tcMar>
-              <w:top w:w="80" w:type="dxa"/>
-              <w:bottom w:w="80" w:type="dxa"/>
-              <w:left w:w="100" w:type="dxa"/>
-              <w:right w:w="100" w:type="dxa"/>
+              <w:top w:w="70" w:type="dxa"/>
+              <w:bottom w:w="70" w:type="dxa"/>
+              <w:left w:w="90" w:type="dxa"/>
+              <w:right w:w="90" w:type="dxa"/>
             </w:tcMar>
           </w:tcPr>
           <w:p>
@@ -6812,14 +6818,14 @@
         </w:trPr>
         <w:tc>
           <w:tcPr>
-            <w:tcW w:type="dxa" w:w="3010"/>
+            <w:tcW w:type="dxa" w:w="3202"/>
             <w:vAlign w:val="center"/>
             <w:shd w:fill="FFFFFF"/>
             <w:tcMar>
-              <w:top w:w="80" w:type="dxa"/>
-              <w:bottom w:w="80" w:type="dxa"/>
-              <w:left w:w="100" w:type="dxa"/>
-              <w:right w:w="100" w:type="dxa"/>
+              <w:top w:w="70" w:type="dxa"/>
+              <w:bottom w:w="70" w:type="dxa"/>
+              <w:left w:w="90" w:type="dxa"/>
+              <w:right w:w="90" w:type="dxa"/>
             </w:tcMar>
           </w:tcPr>
           <w:p>
@@ -6840,14 +6846,14 @@
         </w:tc>
         <w:tc>
           <w:tcPr>
-            <w:tcW w:type="dxa" w:w="3010"/>
+            <w:tcW w:type="dxa" w:w="3202"/>
             <w:vAlign w:val="center"/>
             <w:shd w:fill="FFFFFF"/>
             <w:tcMar>
-              <w:top w:w="80" w:type="dxa"/>
-              <w:bottom w:w="80" w:type="dxa"/>
-              <w:left w:w="100" w:type="dxa"/>
-              <w:right w:w="100" w:type="dxa"/>
+              <w:top w:w="70" w:type="dxa"/>
+              <w:bottom w:w="70" w:type="dxa"/>
+              <w:left w:w="90" w:type="dxa"/>
+              <w:right w:w="90" w:type="dxa"/>
             </w:tcMar>
           </w:tcPr>
           <w:p>
@@ -6867,14 +6873,14 @@
         </w:tc>
         <w:tc>
           <w:tcPr>
-            <w:tcW w:type="dxa" w:w="3010"/>
+            <w:tcW w:type="dxa" w:w="3202"/>
             <w:vAlign w:val="center"/>
             <w:shd w:fill="FFFFFF"/>
             <w:tcMar>
-              <w:top w:w="80" w:type="dxa"/>
-              <w:bottom w:w="80" w:type="dxa"/>
-              <w:left w:w="100" w:type="dxa"/>
-              <w:right w:w="100" w:type="dxa"/>
+              <w:top w:w="70" w:type="dxa"/>
+              <w:bottom w:w="70" w:type="dxa"/>
+              <w:left w:w="90" w:type="dxa"/>
+              <w:right w:w="90" w:type="dxa"/>
             </w:tcMar>
           </w:tcPr>
           <w:p>
@@ -6899,14 +6905,14 @@
         </w:trPr>
         <w:tc>
           <w:tcPr>
-            <w:tcW w:type="dxa" w:w="3010"/>
+            <w:tcW w:type="dxa" w:w="3202"/>
             <w:vAlign w:val="center"/>
             <w:shd w:fill="F2F5F9"/>
             <w:tcMar>
-              <w:top w:w="80" w:type="dxa"/>
-              <w:bottom w:w="80" w:type="dxa"/>
-              <w:left w:w="100" w:type="dxa"/>
-              <w:right w:w="100" w:type="dxa"/>
+              <w:top w:w="70" w:type="dxa"/>
+              <w:bottom w:w="70" w:type="dxa"/>
+              <w:left w:w="90" w:type="dxa"/>
+              <w:right w:w="90" w:type="dxa"/>
             </w:tcMar>
           </w:tcPr>
           <w:p>
@@ -6927,14 +6933,14 @@
         </w:tc>
         <w:tc>
           <w:tcPr>
-            <w:tcW w:type="dxa" w:w="3010"/>
+            <w:tcW w:type="dxa" w:w="3202"/>
             <w:vAlign w:val="center"/>
             <w:shd w:fill="F2F5F9"/>
             <w:tcMar>
-              <w:top w:w="80" w:type="dxa"/>
-              <w:bottom w:w="80" w:type="dxa"/>
-              <w:left w:w="100" w:type="dxa"/>
-              <w:right w:w="100" w:type="dxa"/>
+              <w:top w:w="70" w:type="dxa"/>
+              <w:bottom w:w="70" w:type="dxa"/>
+              <w:left w:w="90" w:type="dxa"/>
+              <w:right w:w="90" w:type="dxa"/>
             </w:tcMar>
           </w:tcPr>
           <w:p>
@@ -6954,14 +6960,14 @@
         </w:tc>
         <w:tc>
           <w:tcPr>
-            <w:tcW w:type="dxa" w:w="3010"/>
+            <w:tcW w:type="dxa" w:w="3202"/>
             <w:vAlign w:val="center"/>
             <w:shd w:fill="F2F5F9"/>
             <w:tcMar>
-              <w:top w:w="80" w:type="dxa"/>
-              <w:bottom w:w="80" w:type="dxa"/>
-              <w:left w:w="100" w:type="dxa"/>
-              <w:right w:w="100" w:type="dxa"/>
+              <w:top w:w="70" w:type="dxa"/>
+              <w:bottom w:w="70" w:type="dxa"/>
+              <w:left w:w="90" w:type="dxa"/>
+              <w:right w:w="90" w:type="dxa"/>
             </w:tcMar>
           </w:tcPr>
           <w:p>
@@ -6986,14 +6992,14 @@
         </w:trPr>
         <w:tc>
           <w:tcPr>
-            <w:tcW w:type="dxa" w:w="3010"/>
+            <w:tcW w:type="dxa" w:w="3202"/>
             <w:vAlign w:val="center"/>
             <w:shd w:fill="FFFFFF"/>
             <w:tcMar>
-              <w:top w:w="80" w:type="dxa"/>
-              <w:bottom w:w="80" w:type="dxa"/>
-              <w:left w:w="100" w:type="dxa"/>
-              <w:right w:w="100" w:type="dxa"/>
+              <w:top w:w="70" w:type="dxa"/>
+              <w:bottom w:w="70" w:type="dxa"/>
+              <w:left w:w="90" w:type="dxa"/>
+              <w:right w:w="90" w:type="dxa"/>
             </w:tcMar>
           </w:tcPr>
           <w:p>
@@ -7014,14 +7020,14 @@
         </w:tc>
         <w:tc>
           <w:tcPr>
-            <w:tcW w:type="dxa" w:w="3010"/>
+            <w:tcW w:type="dxa" w:w="3202"/>
             <w:vAlign w:val="center"/>
             <w:shd w:fill="FFFFFF"/>
             <w:tcMar>
-              <w:top w:w="80" w:type="dxa"/>
-              <w:bottom w:w="80" w:type="dxa"/>
-              <w:left w:w="100" w:type="dxa"/>
-              <w:right w:w="100" w:type="dxa"/>
+              <w:top w:w="70" w:type="dxa"/>
+              <w:bottom w:w="70" w:type="dxa"/>
+              <w:left w:w="90" w:type="dxa"/>
+              <w:right w:w="90" w:type="dxa"/>
             </w:tcMar>
           </w:tcPr>
           <w:p>
@@ -7041,14 +7047,14 @@
         </w:tc>
         <w:tc>
           <w:tcPr>
-            <w:tcW w:type="dxa" w:w="3010"/>
+            <w:tcW w:type="dxa" w:w="3202"/>
             <w:vAlign w:val="center"/>
             <w:shd w:fill="FFFFFF"/>
             <w:tcMar>
-              <w:top w:w="80" w:type="dxa"/>
-              <w:bottom w:w="80" w:type="dxa"/>
-              <w:left w:w="100" w:type="dxa"/>
-              <w:right w:w="100" w:type="dxa"/>
+              <w:top w:w="70" w:type="dxa"/>
+              <w:bottom w:w="70" w:type="dxa"/>
+              <w:left w:w="90" w:type="dxa"/>
+              <w:right w:w="90" w:type="dxa"/>
             </w:tcMar>
           </w:tcPr>
           <w:p>
@@ -7087,7 +7093,7 @@
     </w:tbl>
     <w:p>
       <w:pPr>
-        <w:spacing w:after="120"/>
+        <w:spacing w:after="100"/>
       </w:pPr>
     </w:p>
     <w:p>
@@ -7097,9 +7103,9 @@
       <w:r>
         <w:rPr>
           <w:color w:val="C8D2E1"/>
-          <w:sz w:val="16"/>
+          <w:sz w:val="14"/>
         </w:rPr>
-        <w:t>_________________________________________________________________________________</w:t>
+        <w:t>———————————————————————————————————————————————————————————————————————————</w:t>
       </w:r>
     </w:p>
     <w:p>
@@ -7133,9 +7139,9 @@
         </w:tblBorders>
       </w:tblPr>
       <w:tblGrid>
-        <w:gridCol w:w="3010"/>
-        <w:gridCol w:w="3010"/>
-        <w:gridCol w:w="3010"/>
+        <w:gridCol w:w="3202"/>
+        <w:gridCol w:w="3202"/>
+        <w:gridCol w:w="3202"/>
       </w:tblGrid>
       <w:tr>
         <w:trPr>
@@ -7145,7 +7151,7 @@
         </w:trPr>
         <w:tc>
           <w:tcPr>
-            <w:tcW w:type="dxa" w:w="3010"/>
+            <w:tcW w:type="dxa" w:w="3202"/>
             <w:vAlign w:val="center"/>
             <w:shd w:fill="1F3864"/>
             <w:tcMar>
@@ -7173,7 +7179,7 @@
         </w:tc>
         <w:tc>
           <w:tcPr>
-            <w:tcW w:type="dxa" w:w="3010"/>
+            <w:tcW w:type="dxa" w:w="3202"/>
             <w:vAlign w:val="center"/>
             <w:shd w:fill="1F3864"/>
             <w:tcMar>
@@ -7201,7 +7207,7 @@
         </w:tc>
         <w:tc>
           <w:tcPr>
-            <w:tcW w:type="dxa" w:w="3010"/>
+            <w:tcW w:type="dxa" w:w="3202"/>
             <w:vAlign w:val="center"/>
             <w:shd w:fill="1F3864"/>
             <w:tcMar>
@@ -7234,14 +7240,14 @@
         </w:trPr>
         <w:tc>
           <w:tcPr>
-            <w:tcW w:type="dxa" w:w="3010"/>
+            <w:tcW w:type="dxa" w:w="3202"/>
             <w:vAlign w:val="center"/>
             <w:shd w:fill="FFFFFF"/>
             <w:tcMar>
-              <w:top w:w="80" w:type="dxa"/>
-              <w:bottom w:w="80" w:type="dxa"/>
-              <w:left w:w="100" w:type="dxa"/>
-              <w:right w:w="100" w:type="dxa"/>
+              <w:top w:w="70" w:type="dxa"/>
+              <w:bottom w:w="70" w:type="dxa"/>
+              <w:left w:w="90" w:type="dxa"/>
+              <w:right w:w="90" w:type="dxa"/>
             </w:tcMar>
           </w:tcPr>
           <w:p>
@@ -7252,23 +7258,24 @@
             <w:r>
               <w:rPr>
                 <w:rFonts w:ascii="Calibri" w:hAnsi="Calibri"/>
-                <w:color w:val="262626"/>
+                <w:color w:val="2E75B6"/>
                 <w:sz w:val="19"/>
+                <w:u w:val="single"/>
               </w:rPr>
-              <w:t>[001_ANALISIS_VMTS...md](file:///d:/!!MYDOCUMENTS2026/!!!SISTEKIN2026/!!BRAINSTORMING_KURIKULUM2026/KURIKULUM2026_REVISI/001_ANALISIS_VMTS_DAN_POSITIONING_STRATEGIS_SISTEKIN.md)</w:t>
+              <w:t>001_ANALISIS_VMTS...md</w:t>
             </w:r>
           </w:p>
         </w:tc>
         <w:tc>
           <w:tcPr>
-            <w:tcW w:type="dxa" w:w="3010"/>
+            <w:tcW w:type="dxa" w:w="3202"/>
             <w:vAlign w:val="center"/>
             <w:shd w:fill="FFFFFF"/>
             <w:tcMar>
-              <w:top w:w="80" w:type="dxa"/>
-              <w:bottom w:w="80" w:type="dxa"/>
-              <w:left w:w="100" w:type="dxa"/>
-              <w:right w:w="100" w:type="dxa"/>
+              <w:top w:w="70" w:type="dxa"/>
+              <w:bottom w:w="70" w:type="dxa"/>
+              <w:left w:w="90" w:type="dxa"/>
+              <w:right w:w="90" w:type="dxa"/>
             </w:tcMar>
           </w:tcPr>
           <w:p>
@@ -7288,14 +7295,14 @@
         </w:tc>
         <w:tc>
           <w:tcPr>
-            <w:tcW w:type="dxa" w:w="3010"/>
+            <w:tcW w:type="dxa" w:w="3202"/>
             <w:vAlign w:val="center"/>
             <w:shd w:fill="FFFFFF"/>
             <w:tcMar>
-              <w:top w:w="80" w:type="dxa"/>
-              <w:bottom w:w="80" w:type="dxa"/>
-              <w:left w:w="100" w:type="dxa"/>
-              <w:right w:w="100" w:type="dxa"/>
+              <w:top w:w="70" w:type="dxa"/>
+              <w:bottom w:w="70" w:type="dxa"/>
+              <w:left w:w="90" w:type="dxa"/>
+              <w:right w:w="90" w:type="dxa"/>
             </w:tcMar>
           </w:tcPr>
           <w:p>
@@ -7320,14 +7327,14 @@
         </w:trPr>
         <w:tc>
           <w:tcPr>
-            <w:tcW w:type="dxa" w:w="3010"/>
+            <w:tcW w:type="dxa" w:w="3202"/>
             <w:vAlign w:val="center"/>
             <w:shd w:fill="F2F5F9"/>
             <w:tcMar>
-              <w:top w:w="80" w:type="dxa"/>
-              <w:bottom w:w="80" w:type="dxa"/>
-              <w:left w:w="100" w:type="dxa"/>
-              <w:right w:w="100" w:type="dxa"/>
+              <w:top w:w="70" w:type="dxa"/>
+              <w:bottom w:w="70" w:type="dxa"/>
+              <w:left w:w="90" w:type="dxa"/>
+              <w:right w:w="90" w:type="dxa"/>
             </w:tcMar>
           </w:tcPr>
           <w:p>
@@ -7338,23 +7345,24 @@
             <w:r>
               <w:rPr>
                 <w:rFonts w:ascii="Calibri" w:hAnsi="Calibri"/>
-                <w:color w:val="262626"/>
+                <w:color w:val="2E75B6"/>
                 <w:sz w:val="19"/>
+                <w:u w:val="single"/>
               </w:rPr>
-              <w:t>[002_FORMULASI_3_PEO...md](file:///d:/!!MYDOCUMENTS2026/!!!SISTEKIN2026/!!BRAINSTORMING_KURIKULUM2026/KURIKULUM2026_REVISI/002_FORMULASI_3_PEO_DAN_4_PROFIL_LULUSAN_SISTEKIN.md)</w:t>
+              <w:t>002_FORMULASI_3_PEO...md</w:t>
             </w:r>
           </w:p>
         </w:tc>
         <w:tc>
           <w:tcPr>
-            <w:tcW w:type="dxa" w:w="3010"/>
+            <w:tcW w:type="dxa" w:w="3202"/>
             <w:vAlign w:val="center"/>
             <w:shd w:fill="F2F5F9"/>
             <w:tcMar>
-              <w:top w:w="80" w:type="dxa"/>
-              <w:bottom w:w="80" w:type="dxa"/>
-              <w:left w:w="100" w:type="dxa"/>
-              <w:right w:w="100" w:type="dxa"/>
+              <w:top w:w="70" w:type="dxa"/>
+              <w:bottom w:w="70" w:type="dxa"/>
+              <w:left w:w="90" w:type="dxa"/>
+              <w:right w:w="90" w:type="dxa"/>
             </w:tcMar>
           </w:tcPr>
           <w:p>
@@ -7374,14 +7382,14 @@
         </w:tc>
         <w:tc>
           <w:tcPr>
-            <w:tcW w:type="dxa" w:w="3010"/>
+            <w:tcW w:type="dxa" w:w="3202"/>
             <w:vAlign w:val="center"/>
             <w:shd w:fill="F2F5F9"/>
             <w:tcMar>
-              <w:top w:w="80" w:type="dxa"/>
-              <w:bottom w:w="80" w:type="dxa"/>
-              <w:left w:w="100" w:type="dxa"/>
-              <w:right w:w="100" w:type="dxa"/>
+              <w:top w:w="70" w:type="dxa"/>
+              <w:bottom w:w="70" w:type="dxa"/>
+              <w:left w:w="90" w:type="dxa"/>
+              <w:right w:w="90" w:type="dxa"/>
             </w:tcMar>
           </w:tcPr>
           <w:p>
@@ -7406,14 +7414,14 @@
         </w:trPr>
         <w:tc>
           <w:tcPr>
-            <w:tcW w:type="dxa" w:w="3010"/>
+            <w:tcW w:type="dxa" w:w="3202"/>
             <w:vAlign w:val="center"/>
             <w:shd w:fill="FFFFFF"/>
             <w:tcMar>
-              <w:top w:w="80" w:type="dxa"/>
-              <w:bottom w:w="80" w:type="dxa"/>
-              <w:left w:w="100" w:type="dxa"/>
-              <w:right w:w="100" w:type="dxa"/>
+              <w:top w:w="70" w:type="dxa"/>
+              <w:bottom w:w="70" w:type="dxa"/>
+              <w:left w:w="90" w:type="dxa"/>
+              <w:right w:w="90" w:type="dxa"/>
             </w:tcMar>
           </w:tcPr>
           <w:p>
@@ -7424,23 +7432,24 @@
             <w:r>
               <w:rPr>
                 <w:rFonts w:ascii="Calibri" w:hAnsi="Calibri"/>
-                <w:color w:val="262626"/>
+                <w:color w:val="2E75B6"/>
                 <w:sz w:val="19"/>
+                <w:u w:val="single"/>
               </w:rPr>
-              <w:t>[003_STANDAR_14_CPL...md](file:///d:/!!MYDOCUMENTS2026/!!!SISTEKIN2026/!!BRAINSTORMING_KURIKULUM2026/KURIKULUM2026_REVISI/003_STANDAR_14_CPL_DAN_PEMETAAN_BoK_APTIKOM.md)</w:t>
+              <w:t>003_STANDAR_14_CPL...md</w:t>
             </w:r>
           </w:p>
         </w:tc>
         <w:tc>
           <w:tcPr>
-            <w:tcW w:type="dxa" w:w="3010"/>
+            <w:tcW w:type="dxa" w:w="3202"/>
             <w:vAlign w:val="center"/>
             <w:shd w:fill="FFFFFF"/>
             <w:tcMar>
-              <w:top w:w="80" w:type="dxa"/>
-              <w:bottom w:w="80" w:type="dxa"/>
-              <w:left w:w="100" w:type="dxa"/>
-              <w:right w:w="100" w:type="dxa"/>
+              <w:top w:w="70" w:type="dxa"/>
+              <w:bottom w:w="70" w:type="dxa"/>
+              <w:left w:w="90" w:type="dxa"/>
+              <w:right w:w="90" w:type="dxa"/>
             </w:tcMar>
           </w:tcPr>
           <w:p>
@@ -7460,14 +7469,14 @@
         </w:tc>
         <w:tc>
           <w:tcPr>
-            <w:tcW w:type="dxa" w:w="3010"/>
+            <w:tcW w:type="dxa" w:w="3202"/>
             <w:vAlign w:val="center"/>
             <w:shd w:fill="FFFFFF"/>
             <w:tcMar>
-              <w:top w:w="80" w:type="dxa"/>
-              <w:bottom w:w="80" w:type="dxa"/>
-              <w:left w:w="100" w:type="dxa"/>
-              <w:right w:w="100" w:type="dxa"/>
+              <w:top w:w="70" w:type="dxa"/>
+              <w:bottom w:w="70" w:type="dxa"/>
+              <w:left w:w="90" w:type="dxa"/>
+              <w:right w:w="90" w:type="dxa"/>
             </w:tcMar>
           </w:tcPr>
           <w:p>
@@ -7492,14 +7501,14 @@
         </w:trPr>
         <w:tc>
           <w:tcPr>
-            <w:tcW w:type="dxa" w:w="3010"/>
+            <w:tcW w:type="dxa" w:w="3202"/>
             <w:vAlign w:val="center"/>
             <w:shd w:fill="F2F5F9"/>
             <w:tcMar>
-              <w:top w:w="80" w:type="dxa"/>
-              <w:bottom w:w="80" w:type="dxa"/>
-              <w:left w:w="100" w:type="dxa"/>
-              <w:right w:w="100" w:type="dxa"/>
+              <w:top w:w="70" w:type="dxa"/>
+              <w:bottom w:w="70" w:type="dxa"/>
+              <w:left w:w="90" w:type="dxa"/>
+              <w:right w:w="90" w:type="dxa"/>
             </w:tcMar>
           </w:tcPr>
           <w:p>
@@ -7510,23 +7519,24 @@
             <w:r>
               <w:rPr>
                 <w:rFonts w:ascii="Calibri" w:hAnsi="Calibri"/>
-                <w:color w:val="262626"/>
+                <w:color w:val="2E75B6"/>
                 <w:sz w:val="19"/>
+                <w:u w:val="single"/>
               </w:rPr>
-              <w:t>[004_MATRIKS_KETERLACAKAN...md](file:///d:/!!MYDOCUMENTS2026/!!!SISTEKIN2026/!!BRAINSTORMING_KURIKULUM2026/KURIKULUM2026_REVISI/004_MATRIKS_KETERLACAKAN_OBE_VMTS_PEO_PL_CPL_MK.md)</w:t>
+              <w:t>004_MATRIKS_KETERLACAKAN...md</w:t>
             </w:r>
           </w:p>
         </w:tc>
         <w:tc>
           <w:tcPr>
-            <w:tcW w:type="dxa" w:w="3010"/>
+            <w:tcW w:type="dxa" w:w="3202"/>
             <w:vAlign w:val="center"/>
             <w:shd w:fill="F2F5F9"/>
             <w:tcMar>
-              <w:top w:w="80" w:type="dxa"/>
-              <w:bottom w:w="80" w:type="dxa"/>
-              <w:left w:w="100" w:type="dxa"/>
-              <w:right w:w="100" w:type="dxa"/>
+              <w:top w:w="70" w:type="dxa"/>
+              <w:bottom w:w="70" w:type="dxa"/>
+              <w:left w:w="90" w:type="dxa"/>
+              <w:right w:w="90" w:type="dxa"/>
             </w:tcMar>
           </w:tcPr>
           <w:p>
@@ -7546,14 +7556,14 @@
         </w:tc>
         <w:tc>
           <w:tcPr>
-            <w:tcW w:type="dxa" w:w="3010"/>
+            <w:tcW w:type="dxa" w:w="3202"/>
             <w:vAlign w:val="center"/>
             <w:shd w:fill="F2F5F9"/>
             <w:tcMar>
-              <w:top w:w="80" w:type="dxa"/>
-              <w:bottom w:w="80" w:type="dxa"/>
-              <w:left w:w="100" w:type="dxa"/>
-              <w:right w:w="100" w:type="dxa"/>
+              <w:top w:w="70" w:type="dxa"/>
+              <w:bottom w:w="70" w:type="dxa"/>
+              <w:left w:w="90" w:type="dxa"/>
+              <w:right w:w="90" w:type="dxa"/>
             </w:tcMar>
           </w:tcPr>
           <w:p>
@@ -7578,14 +7588,14 @@
         </w:trPr>
         <w:tc>
           <w:tcPr>
-            <w:tcW w:type="dxa" w:w="3010"/>
+            <w:tcW w:type="dxa" w:w="3202"/>
             <w:vAlign w:val="center"/>
             <w:shd w:fill="FFFFFF"/>
             <w:tcMar>
-              <w:top w:w="80" w:type="dxa"/>
-              <w:bottom w:w="80" w:type="dxa"/>
-              <w:left w:w="100" w:type="dxa"/>
-              <w:right w:w="100" w:type="dxa"/>
+              <w:top w:w="70" w:type="dxa"/>
+              <w:bottom w:w="70" w:type="dxa"/>
+              <w:left w:w="90" w:type="dxa"/>
+              <w:right w:w="90" w:type="dxa"/>
             </w:tcMar>
           </w:tcPr>
           <w:p>
@@ -7596,23 +7606,24 @@
             <w:r>
               <w:rPr>
                 <w:rFonts w:ascii="Calibri" w:hAnsi="Calibri"/>
-                <w:color w:val="262626"/>
+                <w:color w:val="2E75B6"/>
                 <w:sz w:val="19"/>
+                <w:u w:val="single"/>
               </w:rPr>
-              <w:t>[005_STRUKTUR_KURIKULUM...md](file:///d:/!!MYDOCUMENTS2026/!!!SISTEKIN2026/!!BRAINSTORMING_KURIKULUM2026/KURIKULUM2026_REVISI/005_STRUKTUR_KURIKULUM_8_SEMESTER_DAN_PEMINATAN.md)</w:t>
+              <w:t>005_STRUKTUR_KURIKULUM...md</w:t>
             </w:r>
           </w:p>
         </w:tc>
         <w:tc>
           <w:tcPr>
-            <w:tcW w:type="dxa" w:w="3010"/>
+            <w:tcW w:type="dxa" w:w="3202"/>
             <w:vAlign w:val="center"/>
             <w:shd w:fill="FFFFFF"/>
             <w:tcMar>
-              <w:top w:w="80" w:type="dxa"/>
-              <w:bottom w:w="80" w:type="dxa"/>
-              <w:left w:w="100" w:type="dxa"/>
-              <w:right w:w="100" w:type="dxa"/>
+              <w:top w:w="70" w:type="dxa"/>
+              <w:bottom w:w="70" w:type="dxa"/>
+              <w:left w:w="90" w:type="dxa"/>
+              <w:right w:w="90" w:type="dxa"/>
             </w:tcMar>
           </w:tcPr>
           <w:p>
@@ -7632,14 +7643,14 @@
         </w:tc>
         <w:tc>
           <w:tcPr>
-            <w:tcW w:type="dxa" w:w="3010"/>
+            <w:tcW w:type="dxa" w:w="3202"/>
             <w:vAlign w:val="center"/>
             <w:shd w:fill="FFFFFF"/>
             <w:tcMar>
-              <w:top w:w="80" w:type="dxa"/>
-              <w:bottom w:w="80" w:type="dxa"/>
-              <w:left w:w="100" w:type="dxa"/>
-              <w:right w:w="100" w:type="dxa"/>
+              <w:top w:w="70" w:type="dxa"/>
+              <w:bottom w:w="70" w:type="dxa"/>
+              <w:left w:w="90" w:type="dxa"/>
+              <w:right w:w="90" w:type="dxa"/>
             </w:tcMar>
           </w:tcPr>
           <w:p>
@@ -7664,14 +7675,14 @@
         </w:trPr>
         <w:tc>
           <w:tcPr>
-            <w:tcW w:type="dxa" w:w="3010"/>
+            <w:tcW w:type="dxa" w:w="3202"/>
             <w:vAlign w:val="center"/>
             <w:shd w:fill="F2F5F9"/>
             <w:tcMar>
-              <w:top w:w="80" w:type="dxa"/>
-              <w:bottom w:w="80" w:type="dxa"/>
-              <w:left w:w="100" w:type="dxa"/>
-              <w:right w:w="100" w:type="dxa"/>
+              <w:top w:w="70" w:type="dxa"/>
+              <w:bottom w:w="70" w:type="dxa"/>
+              <w:left w:w="90" w:type="dxa"/>
+              <w:right w:w="90" w:type="dxa"/>
             </w:tcMar>
           </w:tcPr>
           <w:p>
@@ -7682,23 +7693,24 @@
             <w:r>
               <w:rPr>
                 <w:rFonts w:ascii="Calibri" w:hAnsi="Calibri"/>
-                <w:color w:val="262626"/>
+                <w:color w:val="2E75B6"/>
                 <w:sz w:val="19"/>
+                <w:u w:val="single"/>
               </w:rPr>
-              <w:t>[006_DISTRIBUSI_PEMINATAN...md](file:///d:/!!MYDOCUMENTS2026/!!!SISTEKIN2026/!!BRAINSTORMING_KURIKULUM2026/KURIKULUM2026_REVISI/006_DISTRIBUSI_DAN_PANDUAN_MK_PEMINATAN_MBKM.md)</w:t>
+              <w:t>006_DISTRIBUSI_PEMINATAN...md</w:t>
             </w:r>
           </w:p>
         </w:tc>
         <w:tc>
           <w:tcPr>
-            <w:tcW w:type="dxa" w:w="3010"/>
+            <w:tcW w:type="dxa" w:w="3202"/>
             <w:vAlign w:val="center"/>
             <w:shd w:fill="F2F5F9"/>
             <w:tcMar>
-              <w:top w:w="80" w:type="dxa"/>
-              <w:bottom w:w="80" w:type="dxa"/>
-              <w:left w:w="100" w:type="dxa"/>
-              <w:right w:w="100" w:type="dxa"/>
+              <w:top w:w="70" w:type="dxa"/>
+              <w:bottom w:w="70" w:type="dxa"/>
+              <w:left w:w="90" w:type="dxa"/>
+              <w:right w:w="90" w:type="dxa"/>
             </w:tcMar>
           </w:tcPr>
           <w:p>
@@ -7718,14 +7730,14 @@
         </w:tc>
         <w:tc>
           <w:tcPr>
-            <w:tcW w:type="dxa" w:w="3010"/>
+            <w:tcW w:type="dxa" w:w="3202"/>
             <w:vAlign w:val="center"/>
             <w:shd w:fill="F2F5F9"/>
             <w:tcMar>
-              <w:top w:w="80" w:type="dxa"/>
-              <w:bottom w:w="80" w:type="dxa"/>
-              <w:left w:w="100" w:type="dxa"/>
-              <w:right w:w="100" w:type="dxa"/>
+              <w:top w:w="70" w:type="dxa"/>
+              <w:bottom w:w="70" w:type="dxa"/>
+              <w:left w:w="90" w:type="dxa"/>
+              <w:right w:w="90" w:type="dxa"/>
             </w:tcMar>
           </w:tcPr>
           <w:p>
@@ -7750,14 +7762,14 @@
         </w:trPr>
         <w:tc>
           <w:tcPr>
-            <w:tcW w:type="dxa" w:w="3010"/>
+            <w:tcW w:type="dxa" w:w="3202"/>
             <w:vAlign w:val="center"/>
             <w:shd w:fill="FFFFFF"/>
             <w:tcMar>
-              <w:top w:w="80" w:type="dxa"/>
-              <w:bottom w:w="80" w:type="dxa"/>
-              <w:left w:w="100" w:type="dxa"/>
-              <w:right w:w="100" w:type="dxa"/>
+              <w:top w:w="70" w:type="dxa"/>
+              <w:bottom w:w="70" w:type="dxa"/>
+              <w:left w:w="90" w:type="dxa"/>
+              <w:right w:w="90" w:type="dxa"/>
             </w:tcMar>
           </w:tcPr>
           <w:p>
@@ -7768,23 +7780,24 @@
             <w:r>
               <w:rPr>
                 <w:rFonts w:ascii="Calibri" w:hAnsi="Calibri"/>
-                <w:color w:val="262626"/>
+                <w:color w:val="2E75B6"/>
                 <w:sz w:val="19"/>
+                <w:u w:val="single"/>
               </w:rPr>
-              <w:t>[007_FORMULASI_CPMK...md](file:///d:/!!MYDOCUMENTS2026/!!!SISTEKIN2026/!!BRAINSTORMING_KURIKULUM2026/KURIKULUM2026_REVISI/007_FORMULASI_CPMK_DAN_SUB_CPMK_PORTFOLIO_LENGKAP.md)</w:t>
+              <w:t>007_FORMULASI_CPMK...md</w:t>
             </w:r>
           </w:p>
         </w:tc>
         <w:tc>
           <w:tcPr>
-            <w:tcW w:type="dxa" w:w="3010"/>
+            <w:tcW w:type="dxa" w:w="3202"/>
             <w:vAlign w:val="center"/>
             <w:shd w:fill="FFFFFF"/>
             <w:tcMar>
-              <w:top w:w="80" w:type="dxa"/>
-              <w:bottom w:w="80" w:type="dxa"/>
-              <w:left w:w="100" w:type="dxa"/>
-              <w:right w:w="100" w:type="dxa"/>
+              <w:top w:w="70" w:type="dxa"/>
+              <w:bottom w:w="70" w:type="dxa"/>
+              <w:left w:w="90" w:type="dxa"/>
+              <w:right w:w="90" w:type="dxa"/>
             </w:tcMar>
           </w:tcPr>
           <w:p>
@@ -7804,14 +7817,14 @@
         </w:tc>
         <w:tc>
           <w:tcPr>
-            <w:tcW w:type="dxa" w:w="3010"/>
+            <w:tcW w:type="dxa" w:w="3202"/>
             <w:vAlign w:val="center"/>
             <w:shd w:fill="FFFFFF"/>
             <w:tcMar>
-              <w:top w:w="80" w:type="dxa"/>
-              <w:bottom w:w="80" w:type="dxa"/>
-              <w:left w:w="100" w:type="dxa"/>
-              <w:right w:w="100" w:type="dxa"/>
+              <w:top w:w="70" w:type="dxa"/>
+              <w:bottom w:w="70" w:type="dxa"/>
+              <w:left w:w="90" w:type="dxa"/>
+              <w:right w:w="90" w:type="dxa"/>
             </w:tcMar>
           </w:tcPr>
           <w:p>
@@ -7836,14 +7849,14 @@
         </w:trPr>
         <w:tc>
           <w:tcPr>
-            <w:tcW w:type="dxa" w:w="3010"/>
+            <w:tcW w:type="dxa" w:w="3202"/>
             <w:vAlign w:val="center"/>
             <w:shd w:fill="F2F5F9"/>
             <w:tcMar>
-              <w:top w:w="80" w:type="dxa"/>
-              <w:bottom w:w="80" w:type="dxa"/>
-              <w:left w:w="100" w:type="dxa"/>
-              <w:right w:w="100" w:type="dxa"/>
+              <w:top w:w="70" w:type="dxa"/>
+              <w:bottom w:w="70" w:type="dxa"/>
+              <w:left w:w="90" w:type="dxa"/>
+              <w:right w:w="90" w:type="dxa"/>
             </w:tcMar>
           </w:tcPr>
           <w:p>
@@ -7854,23 +7867,24 @@
             <w:r>
               <w:rPr>
                 <w:rFonts w:ascii="Calibri" w:hAnsi="Calibri"/>
-                <w:color w:val="262626"/>
+                <w:color w:val="2E75B6"/>
                 <w:sz w:val="19"/>
+                <w:u w:val="single"/>
               </w:rPr>
-              <w:t>[008_SISTEM_ASESMEN_OBE...md](file:///d:/!!MYDOCUMENTS2026/!!!SISTEKIN2026/!!BRAINSTORMING_KURIKULUM2026/KURIKULUM2026_REVISI/008_SISTEM_ASESMEN_OBE_FORMULA_CPL_DAN_RUBRIK_MASTER.md)</w:t>
+              <w:t>008_SISTEM_ASESMEN_OBE...md</w:t>
             </w:r>
           </w:p>
         </w:tc>
         <w:tc>
           <w:tcPr>
-            <w:tcW w:type="dxa" w:w="3010"/>
+            <w:tcW w:type="dxa" w:w="3202"/>
             <w:vAlign w:val="center"/>
             <w:shd w:fill="F2F5F9"/>
             <w:tcMar>
-              <w:top w:w="80" w:type="dxa"/>
-              <w:bottom w:w="80" w:type="dxa"/>
-              <w:left w:w="100" w:type="dxa"/>
-              <w:right w:w="100" w:type="dxa"/>
+              <w:top w:w="70" w:type="dxa"/>
+              <w:bottom w:w="70" w:type="dxa"/>
+              <w:left w:w="90" w:type="dxa"/>
+              <w:right w:w="90" w:type="dxa"/>
             </w:tcMar>
           </w:tcPr>
           <w:p>
@@ -7890,14 +7904,14 @@
         </w:tc>
         <w:tc>
           <w:tcPr>
-            <w:tcW w:type="dxa" w:w="3010"/>
+            <w:tcW w:type="dxa" w:w="3202"/>
             <w:vAlign w:val="center"/>
             <w:shd w:fill="F2F5F9"/>
             <w:tcMar>
-              <w:top w:w="80" w:type="dxa"/>
-              <w:bottom w:w="80" w:type="dxa"/>
-              <w:left w:w="100" w:type="dxa"/>
-              <w:right w:w="100" w:type="dxa"/>
+              <w:top w:w="70" w:type="dxa"/>
+              <w:bottom w:w="70" w:type="dxa"/>
+              <w:left w:w="90" w:type="dxa"/>
+              <w:right w:w="90" w:type="dxa"/>
             </w:tcMar>
           </w:tcPr>
           <w:p>
@@ -7922,14 +7936,14 @@
         </w:trPr>
         <w:tc>
           <w:tcPr>
-            <w:tcW w:type="dxa" w:w="3010"/>
+            <w:tcW w:type="dxa" w:w="3202"/>
             <w:vAlign w:val="center"/>
             <w:shd w:fill="FFFFFF"/>
             <w:tcMar>
-              <w:top w:w="80" w:type="dxa"/>
-              <w:bottom w:w="80" w:type="dxa"/>
-              <w:left w:w="100" w:type="dxa"/>
-              <w:right w:w="100" w:type="dxa"/>
+              <w:top w:w="70" w:type="dxa"/>
+              <w:bottom w:w="70" w:type="dxa"/>
+              <w:left w:w="90" w:type="dxa"/>
+              <w:right w:w="90" w:type="dxa"/>
             </w:tcMar>
           </w:tcPr>
           <w:p>
@@ -7940,23 +7954,24 @@
             <w:r>
               <w:rPr>
                 <w:rFonts w:ascii="Calibri" w:hAnsi="Calibri"/>
-                <w:color w:val="262626"/>
+                <w:color w:val="2E75B6"/>
                 <w:sz w:val="19"/>
+                <w:u w:val="single"/>
               </w:rPr>
-              <w:t>[009_LANGKAH2_CPL_FORMAL.md](file:///d:/!!MYDOCUMENTS2026/!!!SISTEKIN2026/!!BRAINSTORMING_KURIKULUM2026/KURIKULUM2026_REVISI/009_LANGKAH2_CPL_FORMAL.md)</w:t>
+              <w:t>009_LANGKAH2_CPL_FORMAL.md</w:t>
             </w:r>
           </w:p>
         </w:tc>
         <w:tc>
           <w:tcPr>
-            <w:tcW w:type="dxa" w:w="3010"/>
+            <w:tcW w:type="dxa" w:w="3202"/>
             <w:vAlign w:val="center"/>
             <w:shd w:fill="FFFFFF"/>
             <w:tcMar>
-              <w:top w:w="80" w:type="dxa"/>
-              <w:bottom w:w="80" w:type="dxa"/>
-              <w:left w:w="100" w:type="dxa"/>
-              <w:right w:w="100" w:type="dxa"/>
+              <w:top w:w="70" w:type="dxa"/>
+              <w:bottom w:w="70" w:type="dxa"/>
+              <w:left w:w="90" w:type="dxa"/>
+              <w:right w:w="90" w:type="dxa"/>
             </w:tcMar>
           </w:tcPr>
           <w:p>
@@ -7976,14 +7991,14 @@
         </w:tc>
         <w:tc>
           <w:tcPr>
-            <w:tcW w:type="dxa" w:w="3010"/>
+            <w:tcW w:type="dxa" w:w="3202"/>
             <w:vAlign w:val="center"/>
             <w:shd w:fill="FFFFFF"/>
             <w:tcMar>
-              <w:top w:w="80" w:type="dxa"/>
-              <w:bottom w:w="80" w:type="dxa"/>
-              <w:left w:w="100" w:type="dxa"/>
-              <w:right w:w="100" w:type="dxa"/>
+              <w:top w:w="70" w:type="dxa"/>
+              <w:bottom w:w="70" w:type="dxa"/>
+              <w:left w:w="90" w:type="dxa"/>
+              <w:right w:w="90" w:type="dxa"/>
             </w:tcMar>
           </w:tcPr>
           <w:p>
@@ -8008,14 +8023,14 @@
         </w:trPr>
         <w:tc>
           <w:tcPr>
-            <w:tcW w:type="dxa" w:w="3010"/>
+            <w:tcW w:type="dxa" w:w="3202"/>
             <w:vAlign w:val="center"/>
             <w:shd w:fill="F2F5F9"/>
             <w:tcMar>
-              <w:top w:w="80" w:type="dxa"/>
-              <w:bottom w:w="80" w:type="dxa"/>
-              <w:left w:w="100" w:type="dxa"/>
-              <w:right w:w="100" w:type="dxa"/>
+              <w:top w:w="70" w:type="dxa"/>
+              <w:bottom w:w="70" w:type="dxa"/>
+              <w:left w:w="90" w:type="dxa"/>
+              <w:right w:w="90" w:type="dxa"/>
             </w:tcMar>
           </w:tcPr>
           <w:p>
@@ -8026,23 +8041,24 @@
             <w:r>
               <w:rPr>
                 <w:rFonts w:ascii="Calibri" w:hAnsi="Calibri"/>
-                <w:color w:val="262626"/>
+                <w:color w:val="2E75B6"/>
                 <w:sz w:val="19"/>
+                <w:u w:val="single"/>
               </w:rPr>
-              <w:t>[009A s.d. 009E](file:///d:/!!MYDOCUMENTS2026/!!!SISTEKIN2026/!!BRAINSTORMING_KURIKULUM2026/KURIKULUM2026_REVISI/009E_RINGKASAN_CPL_LENGKAP_PEMETAAN_BoK.md)</w:t>
+              <w:t>009A s.d. 009E</w:t>
             </w:r>
           </w:p>
         </w:tc>
         <w:tc>
           <w:tcPr>
-            <w:tcW w:type="dxa" w:w="3010"/>
+            <w:tcW w:type="dxa" w:w="3202"/>
             <w:vAlign w:val="center"/>
             <w:shd w:fill="F2F5F9"/>
             <w:tcMar>
-              <w:top w:w="80" w:type="dxa"/>
-              <w:bottom w:w="80" w:type="dxa"/>
-              <w:left w:w="100" w:type="dxa"/>
-              <w:right w:w="100" w:type="dxa"/>
+              <w:top w:w="70" w:type="dxa"/>
+              <w:bottom w:w="70" w:type="dxa"/>
+              <w:left w:w="90" w:type="dxa"/>
+              <w:right w:w="90" w:type="dxa"/>
             </w:tcMar>
           </w:tcPr>
           <w:p>
@@ -8062,14 +8078,14 @@
         </w:tc>
         <w:tc>
           <w:tcPr>
-            <w:tcW w:type="dxa" w:w="3010"/>
+            <w:tcW w:type="dxa" w:w="3202"/>
             <w:vAlign w:val="center"/>
             <w:shd w:fill="F2F5F9"/>
             <w:tcMar>
-              <w:top w:w="80" w:type="dxa"/>
-              <w:bottom w:w="80" w:type="dxa"/>
-              <w:left w:w="100" w:type="dxa"/>
-              <w:right w:w="100" w:type="dxa"/>
+              <w:top w:w="70" w:type="dxa"/>
+              <w:bottom w:w="70" w:type="dxa"/>
+              <w:left w:w="90" w:type="dxa"/>
+              <w:right w:w="90" w:type="dxa"/>
             </w:tcMar>
           </w:tcPr>
           <w:p>
@@ -8094,14 +8110,14 @@
         </w:trPr>
         <w:tc>
           <w:tcPr>
-            <w:tcW w:type="dxa" w:w="3010"/>
+            <w:tcW w:type="dxa" w:w="3202"/>
             <w:vAlign w:val="center"/>
             <w:shd w:fill="FFFFFF"/>
             <w:tcMar>
-              <w:top w:w="80" w:type="dxa"/>
-              <w:bottom w:w="80" w:type="dxa"/>
-              <w:left w:w="100" w:type="dxa"/>
-              <w:right w:w="100" w:type="dxa"/>
+              <w:top w:w="70" w:type="dxa"/>
+              <w:bottom w:w="70" w:type="dxa"/>
+              <w:left w:w="90" w:type="dxa"/>
+              <w:right w:w="90" w:type="dxa"/>
             </w:tcMar>
           </w:tcPr>
           <w:p>
@@ -8112,23 +8128,24 @@
             <w:r>
               <w:rPr>
                 <w:rFonts w:ascii="Calibri" w:hAnsi="Calibri"/>
-                <w:color w:val="262626"/>
+                <w:color w:val="2E75B6"/>
                 <w:sz w:val="19"/>
+                <w:u w:val="single"/>
               </w:rPr>
-              <w:t>[011_IMPLEMENTASI_OBE...md](file:///d:/!!MYDOCUMENTS2026/!!!SISTEKIN2026/!!BRAINSTORMING_KURIKULUM2026/KURIKULUM2026_REVISI/011_IMPLEMENTASI_OBE_SISTEKIN2026_TABLES.md)</w:t>
+              <w:t>011_IMPLEMENTASI_OBE...md</w:t>
             </w:r>
           </w:p>
         </w:tc>
         <w:tc>
           <w:tcPr>
-            <w:tcW w:type="dxa" w:w="3010"/>
+            <w:tcW w:type="dxa" w:w="3202"/>
             <w:vAlign w:val="center"/>
             <w:shd w:fill="FFFFFF"/>
             <w:tcMar>
-              <w:top w:w="80" w:type="dxa"/>
-              <w:bottom w:w="80" w:type="dxa"/>
-              <w:left w:w="100" w:type="dxa"/>
-              <w:right w:w="100" w:type="dxa"/>
+              <w:top w:w="70" w:type="dxa"/>
+              <w:bottom w:w="70" w:type="dxa"/>
+              <w:left w:w="90" w:type="dxa"/>
+              <w:right w:w="90" w:type="dxa"/>
             </w:tcMar>
           </w:tcPr>
           <w:p>
@@ -8148,14 +8165,14 @@
         </w:tc>
         <w:tc>
           <w:tcPr>
-            <w:tcW w:type="dxa" w:w="3010"/>
+            <w:tcW w:type="dxa" w:w="3202"/>
             <w:vAlign w:val="center"/>
             <w:shd w:fill="FFFFFF"/>
             <w:tcMar>
-              <w:top w:w="80" w:type="dxa"/>
-              <w:bottom w:w="80" w:type="dxa"/>
-              <w:left w:w="100" w:type="dxa"/>
-              <w:right w:w="100" w:type="dxa"/>
+              <w:top w:w="70" w:type="dxa"/>
+              <w:bottom w:w="70" w:type="dxa"/>
+              <w:left w:w="90" w:type="dxa"/>
+              <w:right w:w="90" w:type="dxa"/>
             </w:tcMar>
           </w:tcPr>
           <w:p>
@@ -8177,7 +8194,7 @@
     </w:tbl>
     <w:p>
       <w:pPr>
-        <w:spacing w:after="120"/>
+        <w:spacing w:after="100"/>
       </w:pPr>
     </w:p>
     <w:p>
@@ -8187,9 +8204,9 @@
       <w:r>
         <w:rPr>
           <w:color w:val="C8D2E1"/>
-          <w:sz w:val="16"/>
+          <w:sz w:val="14"/>
         </w:rPr>
-        <w:t>_________________________________________________________________________________</w:t>
+        <w:t>———————————————————————————————————————————————————————————————————————————</w:t>
       </w:r>
     </w:p>
     <w:p>
@@ -8221,13 +8238,53 @@
       </w:r>
     </w:p>
     <w:sectPr>
+      <w:headerReference w:type="default" r:id="rId9"/>
+      <w:footerReference w:type="default" r:id="rId10"/>
       <w:pgSz w:w="11909" w:h="16834"/>
-      <w:pgMar w:top="1440" w:right="1440" w:bottom="1440" w:left="1440" w:header="720" w:footer="720" w:gutter="0"/>
+      <w:pgMar w:top="1152" w:right="1152" w:bottom="1152" w:left="1152" w:header="720" w:footer="720" w:gutter="0"/>
       <w:cols w:space="720"/>
       <w:docGrid w:linePitch="360"/>
     </w:sectPr>
   </w:body>
 </w:document>
+</file>
+
+<file path=word/footer1.xml><?xml version="1.0" encoding="utf-8"?>
+<w:ftr xmlns:m="http://schemas.openxmlformats.org/officeDocument/2006/math" xmlns:mc="http://schemas.openxmlformats.org/markup-compatibility/2006" xmlns:mo="http://schemas.microsoft.com/office/mac/office/2008/main" xmlns:mv="urn:schemas-microsoft-com:mac:vml" xmlns:o="urn:schemas-microsoft-com:office:office" xmlns:r="http://schemas.openxmlformats.org/officeDocument/2006/relationships" xmlns:v="urn:schemas-microsoft-com:vml" xmlns:w10="urn:schemas-microsoft-com:office:word" xmlns:w14="http://schemas.microsoft.com/office/word/2010/wordml" xmlns:w="http://schemas.openxmlformats.org/wordprocessingml/2006/main" xmlns:wne="http://schemas.microsoft.com/office/word/2006/wordml" xmlns:wp14="http://schemas.microsoft.com/office/word/2010/wordprocessingDrawing" xmlns:wp="http://schemas.openxmlformats.org/drawingml/2006/wordprocessingDrawing" xmlns:wpc="http://schemas.microsoft.com/office/word/2010/wordprocessingCanvas" xmlns:wpg="http://schemas.microsoft.com/office/word/2010/wordprocessingGroup" xmlns:wpi="http://schemas.microsoft.com/office/word/2010/wordprocessingInk" xmlns:wps="http://schemas.microsoft.com/office/word/2010/wordprocessingShape" mc:Ignorable="w14 wp14">
+  <w:p>
+    <w:pPr>
+      <w:pStyle w:val="Footer"/>
+      <w:jc w:val="left"/>
+    </w:pPr>
+    <w:r>
+      <w:rPr>
+        <w:rFonts w:ascii="Calibri" w:hAnsi="Calibri"/>
+        <w:color w:val="646464"/>
+        <w:sz w:val="17"/>
+      </w:rPr>
+      <w:t>Buku Kurikulum KPT-OBE SISTEKIN 2026  |  FSTI Universitas Widyagama Malang</w:t>
+    </w:r>
+  </w:p>
+</w:ftr>
+</file>
+
+<file path=word/header1.xml><?xml version="1.0" encoding="utf-8"?>
+<w:hdr xmlns:m="http://schemas.openxmlformats.org/officeDocument/2006/math" xmlns:mc="http://schemas.openxmlformats.org/markup-compatibility/2006" xmlns:mo="http://schemas.microsoft.com/office/mac/office/2008/main" xmlns:mv="urn:schemas-microsoft-com:mac:vml" xmlns:o="urn:schemas-microsoft-com:office:office" xmlns:r="http://schemas.openxmlformats.org/officeDocument/2006/relationships" xmlns:v="urn:schemas-microsoft-com:vml" xmlns:w10="urn:schemas-microsoft-com:office:word" xmlns:w14="http://schemas.microsoft.com/office/word/2010/wordml" xmlns:w="http://schemas.openxmlformats.org/wordprocessingml/2006/main" xmlns:wne="http://schemas.microsoft.com/office/word/2006/wordml" xmlns:wp14="http://schemas.microsoft.com/office/word/2010/wordprocessingDrawing" xmlns:wp="http://schemas.openxmlformats.org/drawingml/2006/wordprocessingDrawing" xmlns:wpc="http://schemas.microsoft.com/office/word/2010/wordprocessingCanvas" xmlns:wpg="http://schemas.microsoft.com/office/word/2010/wordprocessingGroup" xmlns:wpi="http://schemas.microsoft.com/office/word/2010/wordprocessingInk" xmlns:wps="http://schemas.microsoft.com/office/word/2010/wordprocessingShape" mc:Ignorable="w14 wp14">
+  <w:p>
+    <w:pPr>
+      <w:pStyle w:val="Header"/>
+      <w:jc w:val="right"/>
+    </w:pPr>
+    <w:r>
+      <w:rPr>
+        <w:rFonts w:ascii="Calibri" w:hAnsi="Calibri"/>
+        <w:color w:val="646464"/>
+        <w:sz w:val="17"/>
+      </w:rPr>
+      <w:t>PROGRAM STUDI SISTEM DAN TEKNOLOGI INFORMASI (SISTEKIN) — FSTI UWG</w:t>
+    </w:r>
+  </w:p>
+</w:hdr>
 </file>
 
 <file path=word/numbering.xml><?xml version="1.0" encoding="utf-8"?>
